--- a/10-保护电路/04-ESD及浪涌保护/ESD静电保护电路/ESD静电保护电路.docx
+++ b/10-保护电路/04-ESD及浪涌保护/ESD静电保护电路/ESD静电保护电路.docx
@@ -2090,6 +2090,20 @@
     </w:p>
     <w:bookmarkEnd w:id="26"/>
     <w:bookmarkEnd w:id="27"/>
+    <w:p>
+      <w:pPr>
+        <w:spacing w:before="360"/>
+        <w:jc w:val="center"/>
+      </w:pPr>
+      <w:r>
+        <w:rPr>
+          <w:rFonts w:ascii="Times New Roman" w:hAnsi="Times New Roman"/>
+          <w:color w:val="555555"/>
+          <w:sz w:val="21"/>
+        </w:rPr>
+        <w:t>材料收集者：杜文杰</w:t>
+      </w:r>
+    </w:p>
     <w:sectPr>
       <w:headerReference r:id="rId9" w:type="default"/>
       <w:footerReference r:id="rId10" w:type="default"/>

--- a/10-保护电路/04-ESD及浪涌保护/ESD静电保护电路/ESD静电保护电路.docx
+++ b/10-保护电路/04-ESD及浪涌保护/ESD静电保护电路/ESD静电保护电路.docx
@@ -1,6 +1,6 @@
 
 <file path=word/document.xml><?xml version="1.0" encoding="utf-8"?>
-<w:document xmlns:w="http://schemas.openxmlformats.org/wordprocessingml/2006/main" xmlns:m="http://schemas.openxmlformats.org/officeDocument/2006/math" xmlns:r="http://schemas.openxmlformats.org/officeDocument/2006/relationships" xmlns:o="urn:schemas-microsoft-com:office:office" xmlns:v="urn:schemas-microsoft-com:vml" xmlns:w10="urn:schemas-microsoft-com:office:word" xmlns:a="http://schemas.openxmlformats.org/drawingml/2006/main" xmlns:pic="http://schemas.openxmlformats.org/drawingml/2006/picture" xmlns:wp="http://schemas.openxmlformats.org/drawingml/2006/wordprocessingDrawing">
+<w:document xmlns:m="http://schemas.openxmlformats.org/officeDocument/2006/math" xmlns:r="http://schemas.openxmlformats.org/officeDocument/2006/relationships" xmlns:w="http://schemas.openxmlformats.org/wordprocessingml/2006/main" xmlns:o="urn:schemas-microsoft-com:office:office" xmlns:v="urn:schemas-microsoft-com:vml" xmlns:w10="urn:schemas-microsoft-com:office:word" xmlns:a="http://schemas.openxmlformats.org/drawingml/2006/main" xmlns:pic="http://schemas.openxmlformats.org/drawingml/2006/picture" xmlns:wp="http://schemas.openxmlformats.org/drawingml/2006/wordprocessingDrawing">
   <w:body>
     <w:bookmarkStart w:id="27" w:name="esd-静电保护电路"/>
     <w:p>
@@ -8,11 +8,14 @@
         <w:pStyle w:val="Heading1"/>
       </w:pPr>
       <w:r>
+        <w:rPr>
+          <w:rFonts w:eastAsia="黑体"/>
+        </w:rPr>
         <w:t xml:space="preserve">ESD </w:t>
       </w:r>
       <w:r>
         <w:rPr>
-          <w:rFonts w:hint="eastAsia"/>
+          <w:rFonts w:hint="eastAsia" w:eastAsia="黑体"/>
         </w:rPr>
         <w:t xml:space="preserve">静电保护电路</w:t>
       </w:r>
@@ -24,7 +27,7 @@
       </w:pPr>
       <w:r>
         <w:rPr>
-          <w:rFonts w:hint="eastAsia"/>
+          <w:rFonts w:hint="eastAsia" w:eastAsia="黑体"/>
         </w:rPr>
         <w:t xml:space="preserve">拓扑描述</w:t>
       </w:r>
@@ -35,16 +38,19 @@
       </w:pPr>
       <w:r>
         <w:rPr>
-          <w:rFonts w:hint="eastAsia"/>
+          <w:rFonts w:hint="eastAsia" w:eastAsia="黑体"/>
         </w:rPr>
         <w:t xml:space="preserve">由</w:t>
       </w:r>
       <w:r>
+        <w:rPr>
+          <w:rFonts w:eastAsia="黑体"/>
+        </w:rPr>
         <w:t xml:space="preserve"> </w:t>
       </w:r>
       <w:r>
         <w:rPr>
-          <w:rFonts w:hint="eastAsia"/>
+          <w:rFonts w:hint="eastAsia" w:eastAsia="黑体"/>
           <w:b/>
           <w:bCs/>
         </w:rPr>
@@ -52,6 +58,7 @@
       </w:r>
       <w:r>
         <w:rPr>
+          <w:rFonts w:eastAsia="黑体"/>
           <w:b/>
           <w:bCs/>
         </w:rPr>
@@ -59,33 +66,39 @@
       </w:r>
       <w:r>
         <w:rPr>
-          <w:rFonts w:hint="eastAsia"/>
+          <w:rFonts w:hint="eastAsia" w:eastAsia="黑体"/>
           <w:b/>
           <w:bCs/>
         </w:rPr>
         <w:t xml:space="preserve">保护二极管阵列）</w:t>
       </w:r>
       <w:r>
+        <w:rPr>
+          <w:rFonts w:eastAsia="黑体"/>
+        </w:rPr>
         <w:t xml:space="preserve"> </w:t>
       </w:r>
       <w:r>
         <w:rPr>
-          <w:rFonts w:hint="eastAsia"/>
+          <w:rFonts w:hint="eastAsia" w:eastAsia="黑体"/>
         </w:rPr>
         <w:t xml:space="preserve">组成。电路共有</w:t>
       </w:r>
       <w:r>
+        <w:rPr>
+          <w:rFonts w:eastAsia="黑体"/>
+        </w:rPr>
         <w:t xml:space="preserve"> 2 </w:t>
       </w:r>
       <w:r>
         <w:rPr>
-          <w:rFonts w:hint="eastAsia"/>
+          <w:rFonts w:hint="eastAsia" w:eastAsia="黑体"/>
         </w:rPr>
         <w:t xml:space="preserve">个关键节点：</w:t>
       </w:r>
       <w:r>
         <w:rPr>
-          <w:rFonts w:hint="eastAsia"/>
+          <w:rFonts w:hint="eastAsia" w:eastAsia="黑体"/>
           <w:b/>
           <w:bCs/>
         </w:rPr>
@@ -93,6 +106,7 @@
       </w:r>
       <w:r>
         <w:rPr>
+          <w:rFonts w:eastAsia="黑体"/>
           <w:b/>
           <w:bCs/>
         </w:rPr>
@@ -100,7 +114,7 @@
       </w:r>
       <w:r>
         <w:rPr>
-          <w:rFonts w:hint="eastAsia"/>
+          <w:rFonts w:hint="eastAsia" w:eastAsia="黑体"/>
           <w:b/>
           <w:bCs/>
         </w:rPr>
@@ -108,13 +122,13 @@
       </w:r>
       <w:r>
         <w:rPr>
-          <w:rFonts w:hint="eastAsia"/>
+          <w:rFonts w:hint="eastAsia" w:eastAsia="黑体"/>
         </w:rPr>
         <w:t xml:space="preserve">（接被保护信号线或电源线，连钳位器件一端）；</w:t>
       </w:r>
       <w:r>
         <w:rPr>
-          <w:rFonts w:hint="eastAsia"/>
+          <w:rFonts w:hint="eastAsia" w:eastAsia="黑体"/>
           <w:b/>
           <w:bCs/>
         </w:rPr>
@@ -122,6 +136,7 @@
       </w:r>
       <w:r>
         <w:rPr>
+          <w:rFonts w:eastAsia="黑体"/>
           <w:b/>
           <w:bCs/>
         </w:rPr>
@@ -129,7 +144,7 @@
       </w:r>
       <w:r>
         <w:rPr>
-          <w:rFonts w:hint="eastAsia"/>
+          <w:rFonts w:hint="eastAsia" w:eastAsia="黑体"/>
           <w:b/>
           <w:bCs/>
         </w:rPr>
@@ -137,16 +152,19 @@
       </w:r>
       <w:r>
         <w:rPr>
-          <w:rFonts w:hint="eastAsia"/>
+          <w:rFonts w:hint="eastAsia" w:eastAsia="黑体"/>
         </w:rPr>
         <w:t xml:space="preserve">（钳位器件另一端接地</w:t>
       </w:r>
       <w:r>
+        <w:rPr>
+          <w:rFonts w:eastAsia="黑体"/>
+        </w:rPr>
         <w:t xml:space="preserve"> </w:t>
       </w:r>
       <w:r>
         <w:rPr>
-          <w:rFonts w:hint="eastAsia"/>
+          <w:rFonts w:hint="eastAsia" w:eastAsia="黑体"/>
         </w:rPr>
         <w:t xml:space="preserve">GND，或经二极管对接电源轨）。</w:t>
       </w:r>
@@ -155,13 +173,13 @@
       <w:pPr/>
       <w:r>
         <w:rPr>
-          <w:rFonts w:hint="eastAsia"/>
+          <w:rFonts w:hint="eastAsia" w:eastAsia="黑体"/>
         </w:rPr>
         <w:t xml:space="preserve">各元件管脚连接：</w:t>
       </w:r>
       <w:r>
         <w:rPr>
-          <w:rFonts w:hint="eastAsia"/>
+          <w:rFonts w:hint="eastAsia" w:eastAsia="黑体"/>
           <w:b/>
           <w:bCs/>
         </w:rPr>
@@ -169,6 +187,7 @@
       </w:r>
       <w:r>
         <w:rPr>
+          <w:rFonts w:eastAsia="黑体"/>
           <w:b/>
           <w:bCs/>
         </w:rPr>
@@ -176,24 +195,27 @@
       </w:r>
       <w:r>
         <w:rPr>
-          <w:rFonts w:hint="eastAsia"/>
+          <w:rFonts w:hint="eastAsia" w:eastAsia="黑体"/>
           <w:b/>
           <w:bCs/>
         </w:rPr>
         <w:t xml:space="preserve">TVS/齐纳二极管</w:t>
       </w:r>
       <w:r>
+        <w:rPr>
+          <w:rFonts w:eastAsia="黑体"/>
+        </w:rPr>
         <w:t xml:space="preserve"> </w:t>
       </w:r>
       <w:r>
         <w:rPr>
-          <w:rFonts w:hint="eastAsia"/>
+          <w:rFonts w:hint="eastAsia" w:eastAsia="黑体"/>
         </w:rPr>
         <w:t xml:space="preserve">阴极接节点①、阳极接节点②；</w:t>
       </w:r>
       <w:r>
         <w:rPr>
-          <w:rFonts w:hint="eastAsia"/>
+          <w:rFonts w:hint="eastAsia" w:eastAsia="黑体"/>
           <w:b/>
           <w:bCs/>
         </w:rPr>
@@ -201,6 +223,7 @@
       </w:r>
       <w:r>
         <w:rPr>
+          <w:rFonts w:eastAsia="黑体"/>
           <w:b/>
           <w:bCs/>
         </w:rPr>
@@ -208,18 +231,21 @@
       </w:r>
       <w:r>
         <w:rPr>
-          <w:rFonts w:hint="eastAsia"/>
+          <w:rFonts w:hint="eastAsia" w:eastAsia="黑体"/>
           <w:b/>
           <w:bCs/>
         </w:rPr>
         <w:t xml:space="preserve">保护二极管阵列</w:t>
       </w:r>
       <w:r>
+        <w:rPr>
+          <w:rFonts w:eastAsia="黑体"/>
+        </w:rPr>
         <w:t xml:space="preserve"> </w:t>
       </w:r>
       <w:r>
         <w:rPr>
-          <w:rFonts w:hint="eastAsia"/>
+          <w:rFonts w:hint="eastAsia" w:eastAsia="黑体"/>
         </w:rPr>
         <w:t xml:space="preserve">两端不分极性（或分信号端与公共端），一端接节点①、另一端接节点②；导轨钳位型阵列的钳位二极管分别接线路、电源轨与地。</w:t>
       </w:r>
@@ -228,25 +254,31 @@
       <w:pPr/>
       <w:r>
         <w:rPr>
-          <w:rFonts w:hint="eastAsia"/>
+          <w:rFonts w:hint="eastAsia" w:eastAsia="黑体"/>
         </w:rPr>
         <w:t xml:space="preserve">由此构成”钳位器件并联在被保护线路与地/电源轨之间”的</w:t>
       </w:r>
       <w:r>
+        <w:rPr>
+          <w:rFonts w:eastAsia="黑体"/>
+        </w:rPr>
         <w:t xml:space="preserve"> ESD </w:t>
       </w:r>
       <w:r>
         <w:rPr>
-          <w:rFonts w:hint="eastAsia"/>
+          <w:rFonts w:hint="eastAsia" w:eastAsia="黑体"/>
         </w:rPr>
         <w:t xml:space="preserve">静电防护组态，正常时器件高阻几乎不影响信号；静电脉冲到来时器件快速击穿导通（响应百皮秒级），把瞬态能量泄放并把电压钳在安全范围，保护后级</w:t>
       </w:r>
       <w:r>
+        <w:rPr>
+          <w:rFonts w:eastAsia="黑体"/>
+        </w:rPr>
         <w:t xml:space="preserve"> IC </w:t>
       </w:r>
       <w:r>
         <w:rPr>
-          <w:rFonts w:hint="eastAsia"/>
+          <w:rFonts w:hint="eastAsia" w:eastAsia="黑体"/>
         </w:rPr>
         <w:t xml:space="preserve">的输入。</w:t>
       </w:r>
@@ -259,7 +291,7 @@
       </w:pPr>
       <w:r>
         <w:rPr>
-          <w:rFonts w:hint="eastAsia"/>
+          <w:rFonts w:hint="eastAsia" w:eastAsia="黑体"/>
         </w:rPr>
         <w:t xml:space="preserve">工作原理</w:t>
       </w:r>
@@ -270,7 +302,7 @@
       </w:pPr>
       <w:r>
         <w:rPr>
-          <w:rFonts w:hint="eastAsia"/>
+          <w:rFonts w:hint="eastAsia" w:eastAsia="黑体"/>
         </w:rPr>
         <w:t xml:space="preserve">正常工作时保护器件处于高阻态，几乎不影响信号。当静电脉冲把节点电压瞬间抬高并超过器件击穿电压时，器件迅速导通（响应时间百皮秒级），把瞬态能量泄放，电压被钳制在安全范围；脉冲消失后器件自动恢复高阻。</w:t>
       </w:r>
@@ -283,7 +315,7 @@
       </w:pPr>
       <w:r>
         <w:rPr>
-          <w:rFonts w:hint="eastAsia"/>
+          <w:rFonts w:hint="eastAsia" w:eastAsia="黑体"/>
         </w:rPr>
         <w:t xml:space="preserve">关键计算公式</w:t>
       </w:r>
@@ -297,7 +329,7 @@
       </w:pPr>
       <w:r>
         <w:rPr>
-          <w:rFonts w:hint="eastAsia"/>
+          <w:rFonts w:hint="eastAsia" w:eastAsia="黑体"/>
         </w:rPr>
         <w:t xml:space="preserve">钳位后的最大残压（近似）：</w:t>
       </w:r>
@@ -413,20 +445,26 @@
         </w:numPr>
       </w:pPr>
       <w:r>
+        <w:rPr>
+          <w:rFonts w:eastAsia="黑体"/>
+        </w:rPr>
         <w:t xml:space="preserve">ESD </w:t>
       </w:r>
       <w:r>
         <w:rPr>
-          <w:rFonts w:hint="eastAsia"/>
+          <w:rFonts w:hint="eastAsia" w:eastAsia="黑体"/>
         </w:rPr>
         <w:t xml:space="preserve">放电电流峰值（IEC</w:t>
       </w:r>
       <w:r>
+        <w:rPr>
+          <w:rFonts w:eastAsia="黑体"/>
+        </w:rPr>
         <w:t xml:space="preserve"> 61000-4-2 </w:t>
       </w:r>
       <w:r>
         <w:rPr>
-          <w:rFonts w:hint="eastAsia"/>
+          <w:rFonts w:hint="eastAsia" w:eastAsia="黑体"/>
         </w:rPr>
         <w:t xml:space="preserve">模型近似）：</w:t>
       </w:r>
@@ -528,7 +566,7 @@
       </w:pPr>
       <w:r>
         <w:rPr>
-          <w:rFonts w:hint="eastAsia"/>
+          <w:rFonts w:hint="eastAsia" w:eastAsia="黑体"/>
         </w:rPr>
         <w:t xml:space="preserve">保护器件耗散的能量：</w:t>
       </w:r>
@@ -605,7 +643,7 @@
       </w:pPr>
       <w:r>
         <w:rPr>
-          <w:rFonts w:hint="eastAsia"/>
+          <w:rFonts w:hint="eastAsia" w:eastAsia="黑体"/>
         </w:rPr>
         <w:t xml:space="preserve">电感引起的钳位尖峰：</w:t>
       </w:r>
@@ -696,7 +734,7 @@
             </w:pPr>
             <w:r>
               <w:rPr>
-                <w:rFonts w:hint="eastAsia"/>
+                <w:rFonts w:hint="eastAsia" w:eastAsia="黑体"/>
               </w:rPr>
               <w:t xml:space="preserve">符号</w:t>
             </w:r>
@@ -710,7 +748,7 @@
             </w:pPr>
             <w:r>
               <w:rPr>
-                <w:rFonts w:hint="eastAsia"/>
+                <w:rFonts w:hint="eastAsia" w:eastAsia="黑体"/>
               </w:rPr>
               <w:t xml:space="preserve">含义</w:t>
             </w:r>
@@ -724,7 +762,7 @@
             </w:pPr>
             <w:r>
               <w:rPr>
-                <w:rFonts w:hint="eastAsia"/>
+                <w:rFonts w:hint="eastAsia" w:eastAsia="黑体"/>
               </w:rPr>
               <w:t xml:space="preserve">单位</w:t>
             </w:r>
@@ -756,6 +794,9 @@
               </m:sSub>
             </m:oMath>
             <w:r>
+              <w:rPr>
+                <w:rFonts w:eastAsia="黑体"/>
+              </w:rPr>
               <w:t xml:space="preserve">​</w:t>
             </w:r>
           </w:p>
@@ -768,7 +809,7 @@
             </w:pPr>
             <w:r>
               <w:rPr>
-                <w:rFonts w:hint="eastAsia"/>
+                <w:rFonts w:hint="eastAsia" w:eastAsia="黑体"/>
               </w:rPr>
               <w:t xml:space="preserve">反向击穿电压</w:t>
             </w:r>
@@ -781,6 +822,9 @@
               <w:pStyle w:val="Compact"/>
             </w:pPr>
             <w:r>
+              <w:rPr>
+                <w:rFonts w:eastAsia="黑体"/>
+              </w:rPr>
               <w:t xml:space="preserve">V</w:t>
             </w:r>
           </w:p>
@@ -814,6 +858,9 @@
               </m:sSub>
             </m:oMath>
             <w:r>
+              <w:rPr>
+                <w:rFonts w:eastAsia="黑体"/>
+              </w:rPr>
               <w:t xml:space="preserve">​</w:t>
             </w:r>
           </w:p>
@@ -826,7 +873,7 @@
             </w:pPr>
             <w:r>
               <w:rPr>
-                <w:rFonts w:hint="eastAsia"/>
+                <w:rFonts w:hint="eastAsia" w:eastAsia="黑体"/>
               </w:rPr>
               <w:t xml:space="preserve">导通动态电阻</w:t>
             </w:r>
@@ -839,6 +886,9 @@
               <w:pStyle w:val="Compact"/>
             </w:pPr>
             <w:r>
+              <w:rPr>
+                <w:rFonts w:eastAsia="黑体"/>
+              </w:rPr>
               <w:t xml:space="preserve">Ω</w:t>
             </w:r>
           </w:p>
@@ -872,6 +922,9 @@
               </m:sSub>
             </m:oMath>
             <w:r>
+              <w:rPr>
+                <w:rFonts w:eastAsia="黑体"/>
+              </w:rPr>
               <w:t xml:space="preserve">​</w:t>
             </w:r>
           </w:p>
@@ -884,7 +937,7 @@
             </w:pPr>
             <w:r>
               <w:rPr>
-                <w:rFonts w:hint="eastAsia"/>
+                <w:rFonts w:hint="eastAsia" w:eastAsia="黑体"/>
               </w:rPr>
               <w:t xml:space="preserve">泄放电流峰值</w:t>
             </w:r>
@@ -897,6 +950,9 @@
               <w:pStyle w:val="Compact"/>
             </w:pPr>
             <w:r>
+              <w:rPr>
+                <w:rFonts w:eastAsia="黑体"/>
+              </w:rPr>
               <w:t xml:space="preserve">A</w:t>
             </w:r>
           </w:p>
@@ -915,6 +971,9 @@
               </m:r>
             </m:oMath>
             <w:r>
+              <w:rPr>
+                <w:rFonts w:eastAsia="黑体"/>
+              </w:rPr>
               <w:t xml:space="preserve">​</w:t>
             </w:r>
           </w:p>
@@ -927,7 +986,7 @@
             </w:pPr>
             <w:r>
               <w:rPr>
-                <w:rFonts w:hint="eastAsia"/>
+                <w:rFonts w:hint="eastAsia" w:eastAsia="黑体"/>
               </w:rPr>
               <w:t xml:space="preserve">人体模型等效电容</w:t>
             </w:r>
@@ -940,6 +999,9 @@
               <w:pStyle w:val="Compact"/>
             </w:pPr>
             <w:r>
+              <w:rPr>
+                <w:rFonts w:eastAsia="黑体"/>
+              </w:rPr>
               <w:t xml:space="preserve">F</w:t>
             </w:r>
           </w:p>
@@ -979,6 +1041,9 @@
               </m:sSub>
             </m:oMath>
             <w:r>
+              <w:rPr>
+                <w:rFonts w:eastAsia="黑体"/>
+              </w:rPr>
               <w:t xml:space="preserve">​</w:t>
             </w:r>
           </w:p>
@@ -991,7 +1056,7 @@
             </w:pPr>
             <w:r>
               <w:rPr>
-                <w:rFonts w:hint="eastAsia"/>
+                <w:rFonts w:hint="eastAsia" w:eastAsia="黑体"/>
               </w:rPr>
               <w:t xml:space="preserve">钳位残压</w:t>
             </w:r>
@@ -1004,6 +1069,9 @@
               <w:pStyle w:val="Compact"/>
             </w:pPr>
             <w:r>
+              <w:rPr>
+                <w:rFonts w:eastAsia="黑体"/>
+              </w:rPr>
               <w:t xml:space="preserve">V</w:t>
             </w:r>
           </w:p>
@@ -1037,6 +1105,9 @@
               </m:sSub>
             </m:oMath>
             <w:r>
+              <w:rPr>
+                <w:rFonts w:eastAsia="黑体"/>
+              </w:rPr>
               <w:t xml:space="preserve">​</w:t>
             </w:r>
           </w:p>
@@ -1049,7 +1120,7 @@
             </w:pPr>
             <w:r>
               <w:rPr>
-                <w:rFonts w:hint="eastAsia"/>
+                <w:rFonts w:hint="eastAsia" w:eastAsia="黑体"/>
               </w:rPr>
               <w:t xml:space="preserve">静电脉冲电压</w:t>
             </w:r>
@@ -1062,6 +1133,9 @@
               <w:pStyle w:val="Compact"/>
             </w:pPr>
             <w:r>
+              <w:rPr>
+                <w:rFonts w:eastAsia="黑体"/>
+              </w:rPr>
               <w:t xml:space="preserve">V</w:t>
             </w:r>
           </w:p>
@@ -1076,7 +1150,7 @@
       </w:pPr>
       <w:r>
         <w:rPr>
-          <w:rFonts w:hint="eastAsia"/>
+          <w:rFonts w:hint="eastAsia" w:eastAsia="黑体"/>
         </w:rPr>
         <w:t xml:space="preserve">元件调整影响</w:t>
       </w:r>
@@ -1108,6 +1182,7 @@
       </m:oMath>
       <w:r>
         <w:rPr>
+          <w:rFonts w:eastAsia="黑体"/>
           <w:b/>
           <w:bCs/>
         </w:rPr>
@@ -1115,21 +1190,27 @@
       </w:r>
       <w:r>
         <w:rPr>
-          <w:rFonts w:hint="eastAsia"/>
+          <w:rFonts w:hint="eastAsia" w:eastAsia="黑体"/>
           <w:b/>
           <w:bCs/>
         </w:rPr>
         <w:t xml:space="preserve">选低</w:t>
       </w:r>
       <w:r>
+        <w:rPr>
+          <w:rFonts w:eastAsia="黑体"/>
+        </w:rPr>
         <w:t xml:space="preserve"> </w:t>
       </w:r>
       <w:r>
+        <w:rPr>
+          <w:rFonts w:eastAsia="黑体"/>
+        </w:rPr>
         <w:t xml:space="preserve">→ </w:t>
       </w:r>
       <w:r>
         <w:rPr>
-          <w:rFonts w:hint="eastAsia"/>
+          <w:rFonts w:hint="eastAsia" w:eastAsia="黑体"/>
         </w:rPr>
         <w:t xml:space="preserve">钳位电压低、保护强，但正常工作电压裕量减小，可能漏电或误导通。</w:t>
       </w:r>
@@ -1161,6 +1242,7 @@
       </m:oMath>
       <w:r>
         <w:rPr>
+          <w:rFonts w:eastAsia="黑体"/>
           <w:b/>
           <w:bCs/>
         </w:rPr>
@@ -1168,21 +1250,27 @@
       </w:r>
       <w:r>
         <w:rPr>
-          <w:rFonts w:hint="eastAsia"/>
+          <w:rFonts w:hint="eastAsia" w:eastAsia="黑体"/>
           <w:b/>
           <w:bCs/>
         </w:rPr>
         <w:t xml:space="preserve">选高</w:t>
       </w:r>
       <w:r>
+        <w:rPr>
+          <w:rFonts w:eastAsia="黑体"/>
+        </w:rPr>
         <w:t xml:space="preserve"> </w:t>
       </w:r>
       <w:r>
+        <w:rPr>
+          <w:rFonts w:eastAsia="黑体"/>
+        </w:rPr>
         <w:t xml:space="preserve">→ </w:t>
       </w:r>
       <w:r>
         <w:rPr>
-          <w:rFonts w:hint="eastAsia"/>
+          <w:rFonts w:hint="eastAsia" w:eastAsia="黑体"/>
         </w:rPr>
         <w:t xml:space="preserve">泄漏减小、不影响信号，但钳位残压高，保护能力下降。</w:t>
       </w:r>
@@ -1197,7 +1285,7 @@
       </w:pPr>
       <w:r>
         <w:rPr>
-          <w:rFonts w:hint="eastAsia"/>
+          <w:rFonts w:hint="eastAsia" w:eastAsia="黑体"/>
           <w:b/>
           <w:bCs/>
         </w:rPr>
@@ -1205,6 +1293,7 @@
       </w:r>
       <w:r>
         <w:rPr>
+          <w:rFonts w:eastAsia="黑体"/>
           <w:b/>
           <w:bCs/>
         </w:rPr>
@@ -1232,6 +1321,7 @@
       </m:oMath>
       <w:r>
         <w:rPr>
+          <w:rFonts w:eastAsia="黑体"/>
           <w:b/>
           <w:bCs/>
         </w:rPr>
@@ -1239,21 +1329,27 @@
       </w:r>
       <w:r>
         <w:rPr>
-          <w:rFonts w:hint="eastAsia"/>
+          <w:rFonts w:hint="eastAsia" w:eastAsia="黑体"/>
           <w:b/>
           <w:bCs/>
         </w:rPr>
         <w:t xml:space="preserve">小</w:t>
       </w:r>
       <w:r>
+        <w:rPr>
+          <w:rFonts w:eastAsia="黑体"/>
+        </w:rPr>
         <w:t xml:space="preserve"> </w:t>
       </w:r>
       <w:r>
+        <w:rPr>
+          <w:rFonts w:eastAsia="黑体"/>
+        </w:rPr>
         <w:t xml:space="preserve">→ </w:t>
       </w:r>
       <w:r>
         <w:rPr>
-          <w:rFonts w:hint="eastAsia"/>
+          <w:rFonts w:hint="eastAsia" w:eastAsia="黑体"/>
         </w:rPr>
         <w:t xml:space="preserve">钳位更「硬」，残压更低，保护效果更好。</w:t>
       </w:r>
@@ -1268,21 +1364,27 @@
       </w:pPr>
       <w:r>
         <w:rPr>
-          <w:rFonts w:hint="eastAsia"/>
+          <w:rFonts w:hint="eastAsia" w:eastAsia="黑体"/>
           <w:b/>
           <w:bCs/>
         </w:rPr>
         <w:t xml:space="preserve">结电容大</w:t>
       </w:r>
       <w:r>
+        <w:rPr>
+          <w:rFonts w:eastAsia="黑体"/>
+        </w:rPr>
         <w:t xml:space="preserve"> </w:t>
       </w:r>
       <w:r>
+        <w:rPr>
+          <w:rFonts w:eastAsia="黑体"/>
+        </w:rPr>
         <w:t xml:space="preserve">→ </w:t>
       </w:r>
       <w:r>
         <w:rPr>
-          <w:rFonts w:hint="eastAsia"/>
+          <w:rFonts w:hint="eastAsia" w:eastAsia="黑体"/>
         </w:rPr>
         <w:t xml:space="preserve">影响高速信号完整性（插入损耗加剧），高速线需选低电容器件。</w:t>
       </w:r>
@@ -1297,30 +1399,39 @@
       </w:pPr>
       <w:r>
         <w:rPr>
-          <w:rFonts w:hint="eastAsia"/>
+          <w:rFonts w:hint="eastAsia" w:eastAsia="黑体"/>
           <w:b/>
           <w:bCs/>
         </w:rPr>
         <w:t xml:space="preserve">器件容量（峰值功率）大</w:t>
       </w:r>
       <w:r>
+        <w:rPr>
+          <w:rFonts w:eastAsia="黑体"/>
+        </w:rPr>
         <w:t xml:space="preserve"> </w:t>
       </w:r>
       <w:r>
+        <w:rPr>
+          <w:rFonts w:eastAsia="黑体"/>
+        </w:rPr>
         <w:t xml:space="preserve">→ </w:t>
       </w:r>
       <w:r>
         <w:rPr>
-          <w:rFonts w:hint="eastAsia"/>
+          <w:rFonts w:hint="eastAsia" w:eastAsia="黑体"/>
         </w:rPr>
         <w:t xml:space="preserve">可承受更强</w:t>
       </w:r>
       <w:r>
+        <w:rPr>
+          <w:rFonts w:eastAsia="黑体"/>
+        </w:rPr>
         <w:t xml:space="preserve"> ESD </w:t>
       </w:r>
       <w:r>
         <w:rPr>
-          <w:rFonts w:hint="eastAsia"/>
+          <w:rFonts w:hint="eastAsia" w:eastAsia="黑体"/>
         </w:rPr>
         <w:t xml:space="preserve">冲击，但体积和寄生电容增大。</w:t>
       </w:r>
@@ -1333,7 +1444,7 @@
       </w:pPr>
       <w:r>
         <w:rPr>
-          <w:rFonts w:hint="eastAsia"/>
+          <w:rFonts w:hint="eastAsia" w:eastAsia="黑体"/>
         </w:rPr>
         <w:t xml:space="preserve">典型参数示例</w:t>
       </w:r>
@@ -1348,11 +1459,14 @@
       </w:pPr>
       <w:r>
         <w:rPr>
-          <w:rFonts w:hint="eastAsia"/>
+          <w:rFonts w:hint="eastAsia" w:eastAsia="黑体"/>
         </w:rPr>
         <w:t xml:space="preserve">取</w:t>
       </w:r>
       <w:r>
+        <w:rPr>
+          <w:rFonts w:eastAsia="黑体"/>
+        </w:rPr>
         <w:t xml:space="preserve"> </w:t>
       </w:r>
       <m:oMath>
@@ -1392,24 +1506,33 @@
         </m:r>
       </m:oMath>
       <w:r>
+        <w:rPr>
+          <w:rFonts w:eastAsia="黑体"/>
+        </w:rPr>
         <w:t xml:space="preserve"> </w:t>
       </w:r>
       <w:r>
         <w:rPr>
-          <w:rFonts w:hint="eastAsia"/>
+          <w:rFonts w:hint="eastAsia" w:eastAsia="黑体"/>
         </w:rPr>
         <w:t xml:space="preserve">的</w:t>
       </w:r>
       <w:r>
+        <w:rPr>
+          <w:rFonts w:eastAsia="黑体"/>
+        </w:rPr>
         <w:t xml:space="preserve"> ESD </w:t>
       </w:r>
       <w:r>
         <w:rPr>
-          <w:rFonts w:hint="eastAsia"/>
+          <w:rFonts w:hint="eastAsia" w:eastAsia="黑体"/>
         </w:rPr>
         <w:t xml:space="preserve">二极管，动态电阻</w:t>
       </w:r>
       <w:r>
+        <w:rPr>
+          <w:rFonts w:eastAsia="黑体"/>
+        </w:rPr>
         <w:t xml:space="preserve"> </w:t>
       </w:r>
       <m:oMath>
@@ -1453,7 +1576,7 @@
       </m:oMath>
       <w:r>
         <w:rPr>
-          <w:rFonts w:hint="eastAsia"/>
+          <w:rFonts w:hint="eastAsia" w:eastAsia="黑体"/>
         </w:rPr>
         <w:t xml:space="preserve">，</w:t>
       </w:r>
@@ -1498,7 +1621,7 @@
       </m:oMath>
       <w:r>
         <w:rPr>
-          <w:rFonts w:hint="eastAsia"/>
+          <w:rFonts w:hint="eastAsia" w:eastAsia="黑体"/>
         </w:rPr>
         <w:t xml:space="preserve">：</w:t>
       </w:r>
@@ -1576,16 +1699,19 @@
       </m:oMath>
       <w:r>
         <w:rPr>
-          <w:rFonts w:hint="eastAsia"/>
+          <w:rFonts w:hint="eastAsia" w:eastAsia="黑体"/>
         </w:rPr>
         <w:t xml:space="preserve">，可保护</w:t>
       </w:r>
       <w:r>
+        <w:rPr>
+          <w:rFonts w:eastAsia="黑体"/>
+        </w:rPr>
         <w:t xml:space="preserve"> 5 V </w:t>
       </w:r>
       <w:r>
         <w:rPr>
-          <w:rFonts w:hint="eastAsia"/>
+          <w:rFonts w:hint="eastAsia" w:eastAsia="黑体"/>
         </w:rPr>
         <w:t xml:space="preserve">输入器件。</w:t>
       </w:r>
@@ -1600,11 +1726,14 @@
       </w:pPr>
       <w:r>
         <w:rPr>
-          <w:rFonts w:hint="eastAsia"/>
+          <w:rFonts w:hint="eastAsia" w:eastAsia="黑体"/>
         </w:rPr>
         <w:t xml:space="preserve">人体模型</w:t>
       </w:r>
       <w:r>
+        <w:rPr>
+          <w:rFonts w:eastAsia="黑体"/>
+        </w:rPr>
         <w:t xml:space="preserve"> </w:t>
       </w:r>
       <m:oMath>
@@ -1632,6 +1761,9 @@
         </m:r>
       </m:oMath>
       <w:r>
+        <w:rPr>
+          <w:rFonts w:eastAsia="黑体"/>
+        </w:rPr>
         <w:t xml:space="preserve">、</w:t>
       </w:r>
       <m:oMath>
@@ -1675,11 +1807,14 @@
       </m:oMath>
       <w:r>
         <w:rPr>
-          <w:rFonts w:hint="eastAsia"/>
+          <w:rFonts w:hint="eastAsia" w:eastAsia="黑体"/>
         </w:rPr>
         <w:t xml:space="preserve">：能量</w:t>
       </w:r>
       <w:r>
+        <w:rPr>
+          <w:rFonts w:eastAsia="黑体"/>
+        </w:rPr>
         <w:t xml:space="preserve"> </w:t>
       </w:r>
       <m:oMath>
@@ -1779,6 +1914,9 @@
         </m:r>
       </m:oMath>
       <w:r>
+        <w:rPr>
+          <w:rFonts w:eastAsia="黑体"/>
+        </w:rPr>
         <w:t xml:space="preserve">。</w:t>
       </w:r>
     </w:p>
@@ -1790,7 +1928,7 @@
       </w:pPr>
       <w:r>
         <w:rPr>
-          <w:rFonts w:hint="eastAsia"/>
+          <w:rFonts w:hint="eastAsia" w:eastAsia="黑体"/>
         </w:rPr>
         <w:t xml:space="preserve">常见器件型号</w:t>
       </w:r>
@@ -1805,34 +1943,43 @@
       </w:pPr>
       <w:r>
         <w:rPr>
-          <w:rFonts w:hint="eastAsia"/>
+          <w:rFonts w:hint="eastAsia" w:eastAsia="黑体"/>
         </w:rPr>
         <w:t xml:space="preserve">单通道</w:t>
       </w:r>
       <w:r>
+        <w:rPr>
+          <w:rFonts w:eastAsia="黑体"/>
+        </w:rPr>
         <w:t xml:space="preserve"> </w:t>
       </w:r>
       <w:r>
         <w:rPr>
-          <w:rFonts w:hint="eastAsia"/>
+          <w:rFonts w:hint="eastAsia" w:eastAsia="黑体"/>
         </w:rPr>
         <w:t xml:space="preserve">TVS：SMBJ5.0A、SMAJ</w:t>
       </w:r>
       <w:r>
+        <w:rPr>
+          <w:rFonts w:eastAsia="黑体"/>
+        </w:rPr>
         <w:t xml:space="preserve"> </w:t>
       </w:r>
       <w:r>
         <w:rPr>
-          <w:rFonts w:hint="eastAsia"/>
+          <w:rFonts w:hint="eastAsia" w:eastAsia="黑体"/>
         </w:rPr>
         <w:t xml:space="preserve">系列（Littelfuse</w:t>
       </w:r>
       <w:r>
+        <w:rPr>
+          <w:rFonts w:eastAsia="黑体"/>
+        </w:rPr>
         <w:t xml:space="preserve"> / </w:t>
       </w:r>
       <w:r>
         <w:rPr>
-          <w:rFonts w:hint="eastAsia"/>
+          <w:rFonts w:hint="eastAsia" w:eastAsia="黑体"/>
         </w:rPr>
         <w:t xml:space="preserve">ST）。</w:t>
       </w:r>
@@ -1846,29 +1993,38 @@
         </w:numPr>
       </w:pPr>
       <w:r>
+        <w:rPr>
+          <w:rFonts w:eastAsia="黑体"/>
+        </w:rPr>
         <w:t xml:space="preserve">ESD </w:t>
       </w:r>
       <w:r>
         <w:rPr>
-          <w:rFonts w:hint="eastAsia"/>
+          <w:rFonts w:hint="eastAsia" w:eastAsia="黑体"/>
         </w:rPr>
         <w:t xml:space="preserve">二极管阵列：TI</w:t>
       </w:r>
       <w:r>
+        <w:rPr>
+          <w:rFonts w:eastAsia="黑体"/>
+        </w:rPr>
         <w:t xml:space="preserve"> TPD4E05U06、Nexperia PESD </w:t>
       </w:r>
       <w:r>
         <w:rPr>
-          <w:rFonts w:hint="eastAsia"/>
+          <w:rFonts w:hint="eastAsia" w:eastAsia="黑体"/>
         </w:rPr>
         <w:t xml:space="preserve">系列、ON</w:t>
       </w:r>
       <w:r>
+        <w:rPr>
+          <w:rFonts w:eastAsia="黑体"/>
+        </w:rPr>
         <w:t xml:space="preserve"> Semi ESD </w:t>
       </w:r>
       <w:r>
         <w:rPr>
-          <w:rFonts w:hint="eastAsia"/>
+          <w:rFonts w:hint="eastAsia" w:eastAsia="黑体"/>
         </w:rPr>
         <w:t xml:space="preserve">系列。</w:t>
       </w:r>
@@ -1882,15 +2038,21 @@
         </w:numPr>
       </w:pPr>
       <w:r>
+        <w:rPr>
+          <w:rFonts w:eastAsia="黑体"/>
+        </w:rPr>
         <w:t xml:space="preserve">USB / HDMI </w:t>
       </w:r>
       <w:r>
         <w:rPr>
-          <w:rFonts w:hint="eastAsia"/>
+          <w:rFonts w:hint="eastAsia" w:eastAsia="黑体"/>
         </w:rPr>
         <w:t xml:space="preserve">等高速线：TI</w:t>
       </w:r>
       <w:r>
+        <w:rPr>
+          <w:rFonts w:eastAsia="黑体"/>
+        </w:rPr>
         <w:t xml:space="preserve"> TPD1E05U06、Nexperia PUSB3FR4。</w:t>
       </w:r>
     </w:p>
@@ -1902,7 +2064,7 @@
       </w:pPr>
       <w:r>
         <w:rPr>
-          <w:rFonts w:hint="eastAsia"/>
+          <w:rFonts w:hint="eastAsia" w:eastAsia="黑体"/>
         </w:rPr>
         <w:t xml:space="preserve">注意事项</w:t>
       </w:r>
@@ -1916,11 +2078,14 @@
         </w:numPr>
       </w:pPr>
       <w:r>
+        <w:rPr>
+          <w:rFonts w:eastAsia="黑体"/>
+        </w:rPr>
         <w:t xml:space="preserve">TVS / ESD </w:t>
       </w:r>
       <w:r>
         <w:rPr>
-          <w:rFonts w:hint="eastAsia"/>
+          <w:rFonts w:hint="eastAsia" w:eastAsia="黑体"/>
         </w:rPr>
         <w:t xml:space="preserve">器件要尽量靠近被保护引脚与地，走线短而粗，减小寄生电感以降低钳位尖峰。</w:t>
       </w:r>
@@ -1935,7 +2100,7 @@
       </w:pPr>
       <w:r>
         <w:rPr>
-          <w:rFonts w:hint="eastAsia"/>
+          <w:rFonts w:hint="eastAsia" w:eastAsia="黑体"/>
         </w:rPr>
         <w:t xml:space="preserve">保护器件工作电压必须高于信号正常工作电压，且低于被保护器件耐压。</w:t>
       </w:r>
@@ -1950,16 +2115,19 @@
       </w:pPr>
       <w:r>
         <w:rPr>
-          <w:rFonts w:hint="eastAsia"/>
+          <w:rFonts w:hint="eastAsia" w:eastAsia="黑体"/>
         </w:rPr>
         <w:t xml:space="preserve">对高速差动线选低结电容（通常</w:t>
       </w:r>
       <w:r>
+        <w:rPr>
+          <w:rFonts w:eastAsia="黑体"/>
+        </w:rPr>
         <w:t xml:space="preserve"> &lt;1 </w:t>
       </w:r>
       <w:r>
         <w:rPr>
-          <w:rFonts w:hint="eastAsia"/>
+          <w:rFonts w:hint="eastAsia" w:eastAsia="黑体"/>
         </w:rPr>
         <w:t xml:space="preserve">pF）器件，避免信号衰减。</w:t>
       </w:r>
@@ -1973,11 +2141,14 @@
         </w:numPr>
       </w:pPr>
       <w:r>
+        <w:rPr>
+          <w:rFonts w:eastAsia="黑体"/>
+        </w:rPr>
         <w:t xml:space="preserve">ESD </w:t>
       </w:r>
       <w:r>
         <w:rPr>
-          <w:rFonts w:hint="eastAsia"/>
+          <w:rFonts w:hint="eastAsia" w:eastAsia="黑体"/>
         </w:rPr>
         <w:t xml:space="preserve">地与系统地用低阻抗连接，防止泄放路径阻抗过高导致保护失效。</w:t>
       </w:r>
@@ -1990,7 +2161,7 @@
       </w:pPr>
       <w:r>
         <w:rPr>
-          <w:rFonts w:hint="eastAsia"/>
+          <w:rFonts w:hint="eastAsia" w:eastAsia="黑体"/>
         </w:rPr>
         <w:t xml:space="preserve">参考资料</w:t>
       </w:r>
@@ -2004,6 +2175,9 @@
         </w:numPr>
       </w:pPr>
       <w:r>
+        <w:rPr>
+          <w:rFonts w:eastAsia="黑体"/>
+        </w:rPr>
         <w:t xml:space="preserve">Wikipedia: Electrostatic discharge。</w:t>
       </w:r>
     </w:p>
@@ -2016,29 +2190,38 @@
         </w:numPr>
       </w:pPr>
       <w:r>
+        <w:rPr>
+          <w:rFonts w:eastAsia="黑体"/>
+        </w:rPr>
         <w:t xml:space="preserve">TI </w:t>
       </w:r>
       <w:r>
         <w:rPr>
-          <w:rFonts w:hint="eastAsia"/>
+          <w:rFonts w:hint="eastAsia" w:eastAsia="黑体"/>
         </w:rPr>
         <w:t xml:space="preserve">官网：ESD</w:t>
       </w:r>
       <w:r>
+        <w:rPr>
+          <w:rFonts w:eastAsia="黑体"/>
+        </w:rPr>
         <w:t xml:space="preserve"> </w:t>
       </w:r>
       <w:r>
         <w:rPr>
-          <w:rFonts w:hint="eastAsia"/>
+          <w:rFonts w:hint="eastAsia" w:eastAsia="黑体"/>
         </w:rPr>
         <w:t xml:space="preserve">保护二极管产品与系统级</w:t>
       </w:r>
       <w:r>
+        <w:rPr>
+          <w:rFonts w:eastAsia="黑体"/>
+        </w:rPr>
         <w:t xml:space="preserve"> ESD </w:t>
       </w:r>
       <w:r>
         <w:rPr>
-          <w:rFonts w:hint="eastAsia"/>
+          <w:rFonts w:hint="eastAsia" w:eastAsia="黑体"/>
         </w:rPr>
         <w:t xml:space="preserve">设计指南。</w:t>
       </w:r>
@@ -2052,20 +2235,26 @@
         </w:numPr>
       </w:pPr>
       <w:r>
+        <w:rPr>
+          <w:rFonts w:eastAsia="黑体"/>
+        </w:rPr>
         <w:t xml:space="preserve">Nexperia </w:t>
       </w:r>
       <w:r>
         <w:rPr>
-          <w:rFonts w:hint="eastAsia"/>
+          <w:rFonts w:hint="eastAsia" w:eastAsia="黑体"/>
         </w:rPr>
         <w:t xml:space="preserve">官网：ESD</w:t>
       </w:r>
       <w:r>
+        <w:rPr>
+          <w:rFonts w:eastAsia="黑体"/>
+        </w:rPr>
         <w:t xml:space="preserve"> protection </w:t>
       </w:r>
       <w:r>
         <w:rPr>
-          <w:rFonts w:hint="eastAsia"/>
+          <w:rFonts w:hint="eastAsia" w:eastAsia="黑体"/>
         </w:rPr>
         <w:t xml:space="preserve">应用笔记。</w:t>
       </w:r>
@@ -2079,11 +2268,14 @@
         </w:numPr>
       </w:pPr>
       <w:r>
+        <w:rPr>
+          <w:rFonts w:eastAsia="黑体"/>
+        </w:rPr>
         <w:t xml:space="preserve">IEC 61000-4-2 </w:t>
       </w:r>
       <w:r>
         <w:rPr>
-          <w:rFonts w:hint="eastAsia"/>
+          <w:rFonts w:hint="eastAsia" w:eastAsia="黑体"/>
         </w:rPr>
         <w:t xml:space="preserve">静电放电抗扰度标准。</w:t>
       </w:r>
@@ -2097,11 +2289,11 @@
       </w:pPr>
       <w:r>
         <w:rPr>
-          <w:rFonts w:ascii="Times New Roman" w:hAnsi="Times New Roman"/>
+          <w:rFonts w:ascii="Times New Roman" w:hAnsi="Times New Roman" w:eastAsia="黑体"/>
           <w:color w:val="555555"/>
           <w:sz w:val="21"/>
         </w:rPr>
-        <w:t>材料收集者：杜文杰</w:t>
+        <w:t>材料收集者：杜文杰，WX手机：19519196569，QQ:3478827729</w:t>
       </w:r>
     </w:p>
     <w:sectPr>
@@ -2121,7 +2313,7 @@
 </file>
 
 <file path=word/footer1.xml><?xml version="1.0" encoding="utf-8"?>
-<w:ftr xmlns:m="http://schemas.openxmlformats.org/officeDocument/2006/math" xmlns:mc="http://schemas.openxmlformats.org/markup-compatibility/2006" xmlns:mo="http://schemas.microsoft.com/office/mac/office/2008/main" xmlns:mv="urn:schemas-microsoft-com:mac:vml" xmlns:o="urn:schemas-microsoft-com:office:office" xmlns:r="http://schemas.openxmlformats.org/officeDocument/2006/relationships" xmlns:v="urn:schemas-microsoft-com:vml" xmlns:w10="urn:schemas-microsoft-com:office:word" xmlns:w14="http://schemas.microsoft.com/office/word/2010/wordml" xmlns:w="http://schemas.openxmlformats.org/wordprocessingml/2006/main" xmlns:wne="http://schemas.microsoft.com/office/word/2006/wordml" xmlns:wp14="http://schemas.microsoft.com/office/word/2010/wordprocessingDrawing" xmlns:wp="http://schemas.openxmlformats.org/drawingml/2006/wordprocessingDrawing" xmlns:wpc="http://schemas.microsoft.com/office/word/2010/wordprocessingCanvas" xmlns:wpg="http://schemas.microsoft.com/office/word/2010/wordprocessingGroup" xmlns:wpi="http://schemas.microsoft.com/office/word/2010/wordprocessingInk" xmlns:wps="http://schemas.microsoft.com/office/word/2010/wordprocessingShape" mc:Ignorable="w14 wp14">
+<w:ftr xmlns:mc="http://schemas.openxmlformats.org/markup-compatibility/2006" xmlns:w="http://schemas.openxmlformats.org/wordprocessingml/2006/main" xmlns:m="http://schemas.openxmlformats.org/officeDocument/2006/math" xmlns:mo="http://schemas.microsoft.com/office/mac/office/2008/main" xmlns:mv="urn:schemas-microsoft-com:mac:vml" xmlns:o="urn:schemas-microsoft-com:office:office" xmlns:r="http://schemas.openxmlformats.org/officeDocument/2006/relationships" xmlns:v="urn:schemas-microsoft-com:vml" xmlns:w10="urn:schemas-microsoft-com:office:word" xmlns:w14="http://schemas.microsoft.com/office/word/2010/wordml" xmlns:wne="http://schemas.microsoft.com/office/word/2006/wordml" xmlns:wp14="http://schemas.microsoft.com/office/word/2010/wordprocessingDrawing" xmlns:wp="http://schemas.openxmlformats.org/drawingml/2006/wordprocessingDrawing" xmlns:wpc="http://schemas.microsoft.com/office/word/2010/wordprocessingCanvas" xmlns:wpg="http://schemas.microsoft.com/office/word/2010/wordprocessingGroup" xmlns:wpi="http://schemas.microsoft.com/office/word/2010/wordprocessingInk" xmlns:wps="http://schemas.microsoft.com/office/word/2010/wordprocessingShape" mc:Ignorable="w14 wp14">
   <w:p>
     <w:pPr>
       <w:pStyle w:val="Footer"/>
@@ -2129,12 +2321,14 @@
     </w:pPr>
     <w:r>
       <w:rPr>
+        <w:rFonts w:eastAsia="黑体"/>
         <w:sz w:val="18"/>
       </w:rPr>
       <w:t xml:space="preserve">第 </w:t>
     </w:r>
     <w:r>
       <w:rPr>
+        <w:rFonts w:eastAsia="黑体"/>
         <w:sz w:val="18"/>
       </w:rPr>
       <w:fldChar w:fldCharType="begin"/>
@@ -2143,6 +2337,7 @@
     </w:r>
     <w:r>
       <w:rPr>
+        <w:rFonts w:eastAsia="黑体"/>
         <w:sz w:val="18"/>
       </w:rPr>
       <w:t xml:space="preserve"> 页</w:t>
@@ -2156,6 +2351,9 @@
   <w:footnote w:type="continuationSeparator" w:id="0">
     <w:p>
       <w:r>
+        <w:rPr>
+          <w:rFonts w:eastAsia="黑体"/>
+        </w:rPr>
         <w:continuationSeparator/>
       </w:r>
     </w:p>
@@ -2163,6 +2361,9 @@
   <w:footnote w:type="separator" w:id="-1">
     <w:p>
       <w:r>
+        <w:rPr>
+          <w:rFonts w:eastAsia="黑体"/>
+        </w:rPr>
         <w:separator/>
       </w:r>
     </w:p>
@@ -2171,7 +2372,7 @@
 </file>
 
 <file path=word/header1.xml><?xml version="1.0" encoding="utf-8"?>
-<w:hdr xmlns:m="http://schemas.openxmlformats.org/officeDocument/2006/math" xmlns:mc="http://schemas.openxmlformats.org/markup-compatibility/2006" xmlns:mo="http://schemas.microsoft.com/office/mac/office/2008/main" xmlns:mv="urn:schemas-microsoft-com:mac:vml" xmlns:o="urn:schemas-microsoft-com:office:office" xmlns:r="http://schemas.openxmlformats.org/officeDocument/2006/relationships" xmlns:v="urn:schemas-microsoft-com:vml" xmlns:w10="urn:schemas-microsoft-com:office:word" xmlns:w14="http://schemas.microsoft.com/office/word/2010/wordml" xmlns:w="http://schemas.openxmlformats.org/wordprocessingml/2006/main" xmlns:wne="http://schemas.microsoft.com/office/word/2006/wordml" xmlns:wp14="http://schemas.microsoft.com/office/word/2010/wordprocessingDrawing" xmlns:wp="http://schemas.openxmlformats.org/drawingml/2006/wordprocessingDrawing" xmlns:wpc="http://schemas.microsoft.com/office/word/2010/wordprocessingCanvas" xmlns:wpg="http://schemas.microsoft.com/office/word/2010/wordprocessingGroup" xmlns:wpi="http://schemas.microsoft.com/office/word/2010/wordprocessingInk" xmlns:wps="http://schemas.microsoft.com/office/word/2010/wordprocessingShape" mc:Ignorable="w14 wp14">
+<w:hdr xmlns:mc="http://schemas.openxmlformats.org/markup-compatibility/2006" xmlns:w="http://schemas.openxmlformats.org/wordprocessingml/2006/main" xmlns:m="http://schemas.openxmlformats.org/officeDocument/2006/math" xmlns:mo="http://schemas.microsoft.com/office/mac/office/2008/main" xmlns:mv="urn:schemas-microsoft-com:mac:vml" xmlns:o="urn:schemas-microsoft-com:office:office" xmlns:r="http://schemas.openxmlformats.org/officeDocument/2006/relationships" xmlns:v="urn:schemas-microsoft-com:vml" xmlns:w10="urn:schemas-microsoft-com:office:word" xmlns:w14="http://schemas.microsoft.com/office/word/2010/wordml" xmlns:wne="http://schemas.microsoft.com/office/word/2006/wordml" xmlns:wp14="http://schemas.microsoft.com/office/word/2010/wordprocessingDrawing" xmlns:wp="http://schemas.openxmlformats.org/drawingml/2006/wordprocessingDrawing" xmlns:wpc="http://schemas.microsoft.com/office/word/2010/wordprocessingCanvas" xmlns:wpg="http://schemas.microsoft.com/office/word/2010/wordprocessingGroup" xmlns:wpi="http://schemas.microsoft.com/office/word/2010/wordprocessingInk" xmlns:wps="http://schemas.microsoft.com/office/word/2010/wordprocessingShape" mc:Ignorable="w14 wp14">
   <w:p>
     <w:pPr>
       <w:pStyle w:val="Header"/>
@@ -2179,7 +2380,7 @@
     </w:pPr>
     <w:r>
       <w:rPr>
-        <w:rFonts w:ascii="Times New Roman" w:hAnsi="Times New Roman"/>
+        <w:rFonts w:ascii="Times New Roman" w:hAnsi="Times New Roman" w:eastAsia="黑体"/>
         <w:sz w:val="18"/>
         <w:rFonts w:eastAsia="黑体"/>
         <w:rFonts w:eastAsia="黑体"/>
@@ -2191,7 +2392,7 @@
 </file>
 
 <file path=word/numbering.xml><?xml version="1.0" encoding="utf-8"?>
-<w:numbering xmlns:m="http://schemas.openxmlformats.org/officeDocument/2006/math" xmlns:mc="http://schemas.openxmlformats.org/markup-compatibility/2006" xmlns:mo="http://schemas.microsoft.com/office/mac/office/2008/main" xmlns:mv="urn:schemas-microsoft-com:mac:vml" xmlns:o="urn:schemas-microsoft-com:office:office" xmlns:r="http://schemas.openxmlformats.org/officeDocument/2006/relationships" xmlns:v="urn:schemas-microsoft-com:vml" xmlns:w="http://schemas.openxmlformats.org/wordprocessingml/2006/main" xmlns:w10="urn:schemas-microsoft-com:office:word" xmlns:w14="http://schemas.microsoft.com/office/word/2010/wordml" xmlns:wne="http://schemas.microsoft.com/office/word/2006/wordml" xmlns:wp="http://schemas.openxmlformats.org/drawingml/2006/wordprocessingDrawing" xmlns:wp14="http://schemas.microsoft.com/office/word/2010/wordprocessingDrawing" xmlns:wpc="http://schemas.microsoft.com/office/word/2010/wordprocessingCanvas" xmlns:wpg="http://schemas.microsoft.com/office/word/2010/wordprocessingGroup" xmlns:wpi="http://schemas.microsoft.com/office/word/2010/wordprocessingInk" xmlns:wps="http://schemas.microsoft.com/office/word/2010/wordprocessingShape" mc:Ignorable="w14 wp14">
+<w:numbering xmlns:mc="http://schemas.openxmlformats.org/markup-compatibility/2006" xmlns:w="http://schemas.openxmlformats.org/wordprocessingml/2006/main" xmlns:m="http://schemas.openxmlformats.org/officeDocument/2006/math" xmlns:mo="http://schemas.microsoft.com/office/mac/office/2008/main" xmlns:mv="urn:schemas-microsoft-com:mac:vml" xmlns:o="urn:schemas-microsoft-com:office:office" xmlns:r="http://schemas.openxmlformats.org/officeDocument/2006/relationships" xmlns:v="urn:schemas-microsoft-com:vml" xmlns:w10="urn:schemas-microsoft-com:office:word" xmlns:w14="http://schemas.microsoft.com/office/word/2010/wordml" xmlns:wne="http://schemas.microsoft.com/office/word/2006/wordml" xmlns:wp="http://schemas.openxmlformats.org/drawingml/2006/wordprocessingDrawing" xmlns:wp14="http://schemas.microsoft.com/office/word/2010/wordprocessingDrawing" xmlns:wpc="http://schemas.microsoft.com/office/word/2010/wordprocessingCanvas" xmlns:wpg="http://schemas.microsoft.com/office/word/2010/wordprocessingGroup" xmlns:wpi="http://schemas.microsoft.com/office/word/2010/wordprocessingInk" xmlns:wps="http://schemas.microsoft.com/office/word/2010/wordprocessingShape" mc:Ignorable="w14 wp14">
   <w:abstractNum w:abstractNumId="0">
     <w:nsid w:val="FFFFFF7C"/>
     <w:multiLevelType w:val="singleLevel"/>
@@ -2278,7 +2479,7 @@
         <w:ind w:hanging="360" w:left="1440"/>
       </w:pPr>
       <w:rPr>
-        <w:rFonts w:ascii="Symbol" w:hAnsi="Symbol" w:hint="default"/>
+        <w:rFonts w:ascii="Symbol" w:hAnsi="Symbol" w:hint="default" w:eastAsia="黑体"/>
       </w:rPr>
     </w:lvl>
   </w:abstractNum>
@@ -2299,7 +2500,7 @@
         <w:ind w:hanging="360" w:left="1080"/>
       </w:pPr>
       <w:rPr>
-        <w:rFonts w:ascii="Symbol" w:hAnsi="Symbol" w:hint="default"/>
+        <w:rFonts w:ascii="Symbol" w:hAnsi="Symbol" w:hint="default" w:eastAsia="黑体"/>
       </w:rPr>
     </w:lvl>
   </w:abstractNum>
@@ -2320,7 +2521,7 @@
         <w:ind w:hanging="360" w:left="720"/>
       </w:pPr>
       <w:rPr>
-        <w:rFonts w:ascii="Symbol" w:hAnsi="Symbol" w:hint="default"/>
+        <w:rFonts w:ascii="Symbol" w:hAnsi="Symbol" w:hint="default" w:eastAsia="黑体"/>
       </w:rPr>
     </w:lvl>
   </w:abstractNum>
@@ -2359,7 +2560,7 @@
         <w:ind w:hanging="360" w:left="360"/>
       </w:pPr>
       <w:rPr>
-        <w:rFonts w:ascii="Symbol" w:hAnsi="Symbol" w:hint="default"/>
+        <w:rFonts w:ascii="Symbol" w:hAnsi="Symbol" w:hint="default" w:eastAsia="黑体"/>
       </w:rPr>
     </w:lvl>
   </w:abstractNum>
@@ -2450,7 +2651,7 @@
         <w:ind w:left="720" w:hanging="360"/>
       </w:pPr>
       <w:rPr>
-        <w:rFonts w:ascii="Symbol" w:hAnsi="Symbol" w:cs="Symbol" w:hint="default"/>
+        <w:rFonts w:ascii="Symbol" w:hAnsi="Symbol" w:cs="Symbol" w:hint="default" w:eastAsia="黑体"/>
       </w:rPr>
     </w:lvl>
     <w:lvl w:ilvl="1">
@@ -2461,7 +2662,7 @@
         <w:ind w:left="1440" w:hanging="360"/>
       </w:pPr>
       <w:rPr>
-        <w:rFonts w:ascii="Courier New" w:hAnsi="Courier New" w:cs="Courier New" w:hint="default"/>
+        <w:rFonts w:ascii="Courier New" w:hAnsi="Courier New" w:cs="Courier New" w:hint="default" w:eastAsia="黑体"/>
       </w:rPr>
     </w:lvl>
     <w:lvl w:ilvl="2">
@@ -2472,7 +2673,7 @@
         <w:ind w:left="2160" w:hanging="360"/>
       </w:pPr>
       <w:rPr>
-        <w:rFonts w:ascii="Wingdings" w:hAnsi="Wingdings" w:cs="Wingdings" w:hint="default"/>
+        <w:rFonts w:ascii="Wingdings" w:hAnsi="Wingdings" w:cs="Wingdings" w:hint="default" w:eastAsia="黑体"/>
       </w:rPr>
     </w:lvl>
     <w:lvl w:ilvl="3">
@@ -2483,7 +2684,7 @@
         <w:ind w:left="2880" w:hanging="360"/>
       </w:pPr>
       <w:rPr>
-        <w:rFonts w:ascii="Symbol" w:hAnsi="Symbol" w:cs="Symbol" w:hint="default"/>
+        <w:rFonts w:ascii="Symbol" w:hAnsi="Symbol" w:cs="Symbol" w:hint="default" w:eastAsia="黑体"/>
       </w:rPr>
     </w:lvl>
     <w:lvl w:ilvl="4">
@@ -2494,7 +2695,7 @@
         <w:ind w:left="3600" w:hanging="360"/>
       </w:pPr>
       <w:rPr>
-        <w:rFonts w:ascii="Courier New" w:hAnsi="Courier New" w:cs="Courier New" w:hint="default"/>
+        <w:rFonts w:ascii="Courier New" w:hAnsi="Courier New" w:cs="Courier New" w:hint="default" w:eastAsia="黑体"/>
       </w:rPr>
     </w:lvl>
     <w:lvl w:ilvl="5">
@@ -2505,7 +2706,7 @@
         <w:ind w:left="4320" w:hanging="360"/>
       </w:pPr>
       <w:rPr>
-        <w:rFonts w:ascii="Wingdings" w:hAnsi="Wingdings" w:cs="Wingdings" w:hint="default"/>
+        <w:rFonts w:ascii="Wingdings" w:hAnsi="Wingdings" w:cs="Wingdings" w:hint="default" w:eastAsia="黑体"/>
       </w:rPr>
     </w:lvl>
     <w:lvl w:ilvl="6">
@@ -2516,7 +2717,7 @@
         <w:ind w:left="5040" w:hanging="360"/>
       </w:pPr>
       <w:rPr>
-        <w:rFonts w:ascii="Symbol" w:hAnsi="Symbol" w:cs="Symbol" w:hint="default"/>
+        <w:rFonts w:ascii="Symbol" w:hAnsi="Symbol" w:cs="Symbol" w:hint="default" w:eastAsia="黑体"/>
       </w:rPr>
     </w:lvl>
     <w:lvl w:ilvl="7">
@@ -2527,7 +2728,7 @@
         <w:ind w:left="5760" w:hanging="360"/>
       </w:pPr>
       <w:rPr>
-        <w:rFonts w:ascii="Courier New" w:hAnsi="Courier New" w:cs="Courier New" w:hint="default"/>
+        <w:rFonts w:ascii="Courier New" w:hAnsi="Courier New" w:cs="Courier New" w:hint="default" w:eastAsia="黑体"/>
       </w:rPr>
     </w:lvl>
     <w:lvl w:ilvl="8">
@@ -2538,7 +2739,7 @@
         <w:ind w:left="6480" w:hanging="360"/>
       </w:pPr>
       <w:rPr>
-        <w:rFonts w:ascii="Wingdings" w:hAnsi="Wingdings" w:cs="Wingdings" w:hint="default"/>
+        <w:rFonts w:ascii="Wingdings" w:hAnsi="Wingdings" w:cs="Wingdings" w:hint="default" w:eastAsia="黑体"/>
       </w:rPr>
     </w:lvl>
   </w:abstractNum>
@@ -2594,11 +2795,11 @@
 </file>
 
 <file path=word/styles.xml><?xml version="1.0" encoding="utf-8"?>
-<w:styles xmlns:mc="http://schemas.openxmlformats.org/markup-compatibility/2006" xmlns:r="http://schemas.openxmlformats.org/officeDocument/2006/relationships" xmlns:w="http://schemas.openxmlformats.org/wordprocessingml/2006/main" xmlns:w14="http://schemas.microsoft.com/office/word/2010/wordml" mc:Ignorable="w14">
+<w:styles xmlns:mc="http://schemas.openxmlformats.org/markup-compatibility/2006" xmlns:w="http://schemas.openxmlformats.org/wordprocessingml/2006/main" xmlns:r="http://schemas.openxmlformats.org/officeDocument/2006/relationships" xmlns:w14="http://schemas.microsoft.com/office/word/2010/wordml" mc:Ignorable="w14">
   <w:docDefaults>
     <w:rPrDefault>
       <w:rPr>
-        <w:rFonts w:asciiTheme="minorHAnsi" w:cstheme="minorBidi" w:eastAsiaTheme="minorEastAsia" w:hAnsiTheme="minorHAnsi"/>
+        <w:rFonts w:asciiTheme="minorHAnsi" w:cstheme="minorBidi" w:hAnsiTheme="minorHAnsi" w:eastAsia="黑体"/>
         <w:sz w:val="22"/>
         <w:szCs w:val="22"/>
         <w:lang w:bidi="ar-SA" w:eastAsia="en-US" w:val="en-US"/>
@@ -2820,7 +3021,7 @@
       <w:outlineLvl w:val="0"/>
     </w:pPr>
     <w:rPr>
-      <w:rFonts w:ascii="Times New Roman" w:asciiTheme="majorHAnsi" w:cstheme="majorBidi" w:eastAsia="黑体" w:eastAsiaTheme="majorEastAsia" w:hAnsi="Times New Roman" w:hAnsiTheme="majorHAnsi"/>
+      <w:rFonts w:ascii="Times New Roman" w:asciiTheme="majorHAnsi" w:cstheme="majorBidi" w:eastAsia="黑体" w:hAnsi="Times New Roman" w:hAnsiTheme="majorHAnsi"/>
       <w:b/>
       <w:bCs/>
       <w:color w:val="1F3864"/>
@@ -2844,7 +3045,7 @@
       <w:outlineLvl w:val="1"/>
     </w:pPr>
     <w:rPr>
-      <w:rFonts w:ascii="Times New Roman" w:asciiTheme="majorHAnsi" w:cstheme="majorBidi" w:eastAsia="黑体" w:eastAsiaTheme="majorEastAsia" w:hAnsi="Times New Roman" w:hAnsiTheme="majorHAnsi"/>
+      <w:rFonts w:ascii="Times New Roman" w:asciiTheme="majorHAnsi" w:cstheme="majorBidi" w:eastAsia="黑体" w:hAnsi="Times New Roman" w:hAnsiTheme="majorHAnsi"/>
       <w:b/>
       <w:bCs/>
       <w:color w:val="2E4E7E"/>
@@ -2868,7 +3069,7 @@
       <w:outlineLvl w:val="2"/>
     </w:pPr>
     <w:rPr>
-      <w:rFonts w:ascii="Times New Roman" w:asciiTheme="majorHAnsi" w:cstheme="majorBidi" w:eastAsia="黑体" w:eastAsiaTheme="majorEastAsia" w:hAnsi="Times New Roman" w:hAnsiTheme="majorHAnsi"/>
+      <w:rFonts w:ascii="Times New Roman" w:asciiTheme="majorHAnsi" w:cstheme="majorBidi" w:eastAsia="黑体" w:hAnsi="Times New Roman" w:hAnsiTheme="majorHAnsi"/>
       <w:b/>
       <w:bCs/>
       <w:color w:val="2E4E7E"/>
@@ -2892,7 +3093,7 @@
       <w:outlineLvl w:val="3"/>
     </w:pPr>
     <w:rPr>
-      <w:rFonts w:ascii="Times New Roman" w:asciiTheme="majorHAnsi" w:cstheme="majorBidi" w:eastAsia="黑体" w:eastAsiaTheme="majorEastAsia" w:hAnsi="Times New Roman" w:hAnsiTheme="majorHAnsi"/>
+      <w:rFonts w:ascii="Times New Roman" w:asciiTheme="majorHAnsi" w:cstheme="majorBidi" w:eastAsia="黑体" w:hAnsi="Times New Roman" w:hAnsiTheme="majorHAnsi"/>
       <w:b/>
       <w:bCs/>
       <w:i/>
@@ -2918,7 +3119,7 @@
       <w:outlineLvl w:val="4"/>
     </w:pPr>
     <w:rPr>
-      <w:rFonts w:ascii="Times New Roman" w:asciiTheme="majorHAnsi" w:cstheme="majorBidi" w:eastAsia="黑体" w:eastAsiaTheme="majorEastAsia" w:hAnsi="Times New Roman" w:hAnsiTheme="majorHAnsi"/>
+      <w:rFonts w:ascii="Times New Roman" w:asciiTheme="majorHAnsi" w:cstheme="majorBidi" w:eastAsia="黑体" w:hAnsi="Times New Roman" w:hAnsiTheme="majorHAnsi"/>
       <w:b/>
       <w:color w:val="333333"/>
       <w:sz w:val="22"/>
@@ -2941,7 +3142,7 @@
       <w:outlineLvl w:val="5"/>
     </w:pPr>
     <w:rPr>
-      <w:rFonts w:asciiTheme="majorHAnsi" w:cstheme="majorBidi" w:eastAsiaTheme="majorEastAsia" w:hAnsiTheme="majorHAnsi"/>
+      <w:rFonts w:asciiTheme="majorHAnsi" w:cstheme="majorBidi" w:hAnsiTheme="majorHAnsi" w:eastAsia="黑体"/>
       <w:i/>
       <w:iCs/>
       <w:color w:themeColor="accent1" w:themeShade="7F" w:val="243F60"/>
@@ -2964,7 +3165,7 @@
       <w:outlineLvl w:val="6"/>
     </w:pPr>
     <w:rPr>
-      <w:rFonts w:asciiTheme="majorHAnsi" w:cstheme="majorBidi" w:eastAsiaTheme="majorEastAsia" w:hAnsiTheme="majorHAnsi"/>
+      <w:rFonts w:asciiTheme="majorHAnsi" w:cstheme="majorBidi" w:hAnsiTheme="majorHAnsi" w:eastAsia="黑体"/>
       <w:i/>
       <w:iCs/>
       <w:color w:themeColor="text1" w:themeTint="BF" w:val="404040"/>
@@ -2987,7 +3188,7 @@
       <w:outlineLvl w:val="7"/>
     </w:pPr>
     <w:rPr>
-      <w:rFonts w:asciiTheme="majorHAnsi" w:cstheme="majorBidi" w:eastAsiaTheme="majorEastAsia" w:hAnsiTheme="majorHAnsi"/>
+      <w:rFonts w:asciiTheme="majorHAnsi" w:cstheme="majorBidi" w:hAnsiTheme="majorHAnsi" w:eastAsia="黑体"/>
       <w:color w:themeColor="accent1" w:val="4F81BD"/>
       <w:sz w:val="20"/>
       <w:szCs w:val="20"/>
@@ -3010,7 +3211,7 @@
       <w:outlineLvl w:val="8"/>
     </w:pPr>
     <w:rPr>
-      <w:rFonts w:asciiTheme="majorHAnsi" w:cstheme="majorBidi" w:eastAsiaTheme="majorEastAsia" w:hAnsiTheme="majorHAnsi"/>
+      <w:rFonts w:asciiTheme="majorHAnsi" w:cstheme="majorBidi" w:hAnsiTheme="majorHAnsi" w:eastAsia="黑体"/>
       <w:i/>
       <w:iCs/>
       <w:color w:themeColor="text1" w:themeTint="BF" w:val="404040"/>
@@ -3061,7 +3262,7 @@
     <w:uiPriority w:val="9"/>
     <w:rsid w:val="00FC693F"/>
     <w:rPr>
-      <w:rFonts w:asciiTheme="majorHAnsi" w:cstheme="majorBidi" w:eastAsiaTheme="majorEastAsia" w:hAnsiTheme="majorHAnsi"/>
+      <w:rFonts w:asciiTheme="majorHAnsi" w:cstheme="majorBidi" w:hAnsiTheme="majorHAnsi" w:eastAsia="黑体"/>
       <w:b/>
       <w:bCs/>
       <w:color w:themeColor="accent1" w:themeShade="BF" w:val="365F91"/>
@@ -3076,7 +3277,7 @@
     <w:uiPriority w:val="9"/>
     <w:rsid w:val="00FC693F"/>
     <w:rPr>
-      <w:rFonts w:asciiTheme="majorHAnsi" w:cstheme="majorBidi" w:eastAsiaTheme="majorEastAsia" w:hAnsiTheme="majorHAnsi"/>
+      <w:rFonts w:asciiTheme="majorHAnsi" w:cstheme="majorBidi" w:hAnsiTheme="majorHAnsi" w:eastAsia="黑体"/>
       <w:b/>
       <w:bCs/>
       <w:color w:themeColor="accent1" w:val="4F81BD"/>
@@ -3091,7 +3292,7 @@
     <w:uiPriority w:val="9"/>
     <w:rsid w:val="00FC693F"/>
     <w:rPr>
-      <w:rFonts w:asciiTheme="majorHAnsi" w:cstheme="majorBidi" w:eastAsiaTheme="majorEastAsia" w:hAnsiTheme="majorHAnsi"/>
+      <w:rFonts w:asciiTheme="majorHAnsi" w:cstheme="majorBidi" w:hAnsiTheme="majorHAnsi" w:eastAsia="黑体"/>
       <w:b/>
       <w:bCs/>
       <w:color w:themeColor="accent1" w:val="4F81BD"/>
@@ -3114,7 +3315,7 @@
       <w:contextualSpacing/>
     </w:pPr>
     <w:rPr>
-      <w:rFonts w:ascii="Times New Roman" w:asciiTheme="majorHAnsi" w:cstheme="majorBidi" w:eastAsia="黑体" w:eastAsiaTheme="majorEastAsia" w:hAnsi="Times New Roman" w:hAnsiTheme="majorHAnsi"/>
+      <w:rFonts w:ascii="Times New Roman" w:asciiTheme="majorHAnsi" w:cstheme="majorBidi" w:eastAsia="黑体" w:hAnsi="Times New Roman" w:hAnsiTheme="majorHAnsi"/>
       <w:b/>
       <w:color w:val="1F3864"/>
       <w:spacing w:val="5"/>
@@ -3130,7 +3331,7 @@
     <w:uiPriority w:val="10"/>
     <w:rsid w:val="00FC693F"/>
     <w:rPr>
-      <w:rFonts w:asciiTheme="majorHAnsi" w:cstheme="majorBidi" w:eastAsiaTheme="majorEastAsia" w:hAnsiTheme="majorHAnsi"/>
+      <w:rFonts w:asciiTheme="majorHAnsi" w:cstheme="majorBidi" w:hAnsiTheme="majorHAnsi" w:eastAsia="黑体"/>
       <w:color w:themeColor="text2" w:themeShade="BF" w:val="17365D"/>
       <w:spacing w:val="5"/>
       <w:kern w:val="28"/>
@@ -3152,7 +3353,7 @@
       </w:numPr>
     </w:pPr>
     <w:rPr>
-      <w:rFonts w:asciiTheme="majorHAnsi" w:cstheme="majorBidi" w:eastAsiaTheme="majorEastAsia" w:hAnsiTheme="majorHAnsi"/>
+      <w:rFonts w:asciiTheme="majorHAnsi" w:cstheme="majorBidi" w:hAnsiTheme="majorHAnsi" w:eastAsia="黑体"/>
       <w:i/>
       <w:iCs/>
       <w:color w:themeColor="accent1" w:val="4F81BD"/>
@@ -3168,7 +3369,7 @@
     <w:uiPriority w:val="11"/>
     <w:rsid w:val="00FC693F"/>
     <w:rPr>
-      <w:rFonts w:asciiTheme="majorHAnsi" w:cstheme="majorBidi" w:eastAsiaTheme="majorEastAsia" w:hAnsiTheme="majorHAnsi"/>
+      <w:rFonts w:asciiTheme="majorHAnsi" w:cstheme="majorBidi" w:hAnsiTheme="majorHAnsi" w:eastAsia="黑体"/>
       <w:i/>
       <w:iCs/>
       <w:color w:themeColor="accent1" w:val="4F81BD"/>
@@ -3235,6 +3436,7 @@
       <w:spacing w:after="120"/>
     </w:pPr>
     <w:rPr>
+      <w:rFonts w:eastAsia="黑体"/>
       <w:sz w:val="16"/>
       <w:szCs w:val="16"/>
     </w:rPr>
@@ -3246,6 +3448,7 @@
     <w:uiPriority w:val="99"/>
     <w:rsid w:val="00AA1D8D"/>
     <w:rPr>
+      <w:rFonts w:eastAsia="黑体"/>
       <w:sz w:val="16"/>
       <w:szCs w:val="16"/>
     </w:rPr>
@@ -3415,7 +3618,7 @@
       </w:tabs>
     </w:pPr>
     <w:rPr>
-      <w:rFonts w:ascii="Courier" w:hAnsi="Courier"/>
+      <w:rFonts w:ascii="Courier" w:hAnsi="Courier" w:eastAsia="黑体"/>
       <w:sz w:val="20"/>
       <w:szCs w:val="20"/>
     </w:rPr>
@@ -3427,7 +3630,7 @@
     <w:uiPriority w:val="99"/>
     <w:rsid w:val="0029639D"/>
     <w:rPr>
-      <w:rFonts w:ascii="Courier" w:hAnsi="Courier"/>
+      <w:rFonts w:ascii="Courier" w:hAnsi="Courier" w:eastAsia="黑体"/>
       <w:sz w:val="20"/>
       <w:szCs w:val="20"/>
     </w:rPr>
@@ -3463,6 +3666,7 @@
     <w:uiPriority w:val="29"/>
     <w:rsid w:val="00FC693F"/>
     <w:rPr>
+      <w:rFonts w:eastAsia="黑体"/>
       <w:i/>
       <w:iCs/>
       <w:color w:themeColor="text1" w:val="000000"/>
@@ -3476,7 +3680,7 @@
     <w:semiHidden/>
     <w:rsid w:val="00FC693F"/>
     <w:rPr>
-      <w:rFonts w:asciiTheme="majorHAnsi" w:cstheme="majorBidi" w:eastAsiaTheme="majorEastAsia" w:hAnsiTheme="majorHAnsi"/>
+      <w:rFonts w:asciiTheme="majorHAnsi" w:cstheme="majorBidi" w:hAnsiTheme="majorHAnsi" w:eastAsia="黑体"/>
       <w:b/>
       <w:bCs/>
       <w:i/>
@@ -3492,7 +3696,7 @@
     <w:semiHidden/>
     <w:rsid w:val="00FC693F"/>
     <w:rPr>
-      <w:rFonts w:asciiTheme="majorHAnsi" w:cstheme="majorBidi" w:eastAsiaTheme="majorEastAsia" w:hAnsiTheme="majorHAnsi"/>
+      <w:rFonts w:asciiTheme="majorHAnsi" w:cstheme="majorBidi" w:hAnsiTheme="majorHAnsi" w:eastAsia="黑体"/>
       <w:color w:themeColor="accent1" w:themeShade="7F" w:val="243F60"/>
     </w:rPr>
   </w:style>
@@ -3504,7 +3708,7 @@
     <w:semiHidden/>
     <w:rsid w:val="00FC693F"/>
     <w:rPr>
-      <w:rFonts w:asciiTheme="majorHAnsi" w:cstheme="majorBidi" w:eastAsiaTheme="majorEastAsia" w:hAnsiTheme="majorHAnsi"/>
+      <w:rFonts w:asciiTheme="majorHAnsi" w:cstheme="majorBidi" w:hAnsiTheme="majorHAnsi" w:eastAsia="黑体"/>
       <w:i/>
       <w:iCs/>
       <w:color w:themeColor="accent1" w:themeShade="7F" w:val="243F60"/>
@@ -3518,7 +3722,7 @@
     <w:semiHidden/>
     <w:rsid w:val="00FC693F"/>
     <w:rPr>
-      <w:rFonts w:asciiTheme="majorHAnsi" w:cstheme="majorBidi" w:eastAsiaTheme="majorEastAsia" w:hAnsiTheme="majorHAnsi"/>
+      <w:rFonts w:asciiTheme="majorHAnsi" w:cstheme="majorBidi" w:hAnsiTheme="majorHAnsi" w:eastAsia="黑体"/>
       <w:i/>
       <w:iCs/>
       <w:color w:themeColor="text1" w:themeTint="BF" w:val="404040"/>
@@ -3532,7 +3736,7 @@
     <w:semiHidden/>
     <w:rsid w:val="00FC693F"/>
     <w:rPr>
-      <w:rFonts w:asciiTheme="majorHAnsi" w:cstheme="majorBidi" w:eastAsiaTheme="majorEastAsia" w:hAnsiTheme="majorHAnsi"/>
+      <w:rFonts w:asciiTheme="majorHAnsi" w:cstheme="majorBidi" w:hAnsiTheme="majorHAnsi" w:eastAsia="黑体"/>
       <w:color w:themeColor="accent1" w:val="4F81BD"/>
       <w:sz w:val="20"/>
       <w:szCs w:val="20"/>
@@ -3546,7 +3750,7 @@
     <w:semiHidden/>
     <w:rsid w:val="00FC693F"/>
     <w:rPr>
-      <w:rFonts w:asciiTheme="majorHAnsi" w:cstheme="majorBidi" w:eastAsiaTheme="majorEastAsia" w:hAnsiTheme="majorHAnsi"/>
+      <w:rFonts w:asciiTheme="majorHAnsi" w:cstheme="majorBidi" w:hAnsiTheme="majorHAnsi" w:eastAsia="黑体"/>
       <w:i/>
       <w:iCs/>
       <w:color w:themeColor="text1" w:themeTint="BF" w:val="404040"/>
@@ -3567,6 +3771,7 @@
       <w:spacing w:line="240" w:lineRule="auto"/>
     </w:pPr>
     <w:rPr>
+      <w:rFonts w:eastAsia="黑体"/>
       <w:b/>
       <w:bCs/>
       <w:color w:themeColor="accent1" w:val="4F81BD"/>
@@ -3581,6 +3786,7 @@
     <w:qFormat/>
     <w:rsid w:val="00FC693F"/>
     <w:rPr>
+      <w:rFonts w:eastAsia="黑体"/>
       <w:b/>
       <w:bCs/>
     </w:rPr>
@@ -3592,6 +3798,7 @@
     <w:qFormat/>
     <w:rsid w:val="00FC693F"/>
     <w:rPr>
+      <w:rFonts w:eastAsia="黑体"/>
       <w:i/>
       <w:iCs/>
     </w:rPr>
@@ -3612,6 +3819,7 @@
       <w:ind w:left="936" w:right="936"/>
     </w:pPr>
     <w:rPr>
+      <w:rFonts w:eastAsia="黑体"/>
       <w:b/>
       <w:bCs/>
       <w:i/>
@@ -3626,6 +3834,7 @@
     <w:uiPriority w:val="30"/>
     <w:rsid w:val="00FC693F"/>
     <w:rPr>
+      <w:rFonts w:eastAsia="黑体"/>
       <w:b/>
       <w:bCs/>
       <w:i/>
@@ -3640,6 +3849,7 @@
     <w:qFormat/>
     <w:rsid w:val="00FC693F"/>
     <w:rPr>
+      <w:rFonts w:eastAsia="黑体"/>
       <w:i/>
       <w:iCs/>
       <w:color w:themeColor="text1" w:themeTint="7F" w:val="808080"/>
@@ -3652,6 +3862,7 @@
     <w:qFormat/>
     <w:rsid w:val="00FC693F"/>
     <w:rPr>
+      <w:rFonts w:eastAsia="黑体"/>
       <w:b/>
       <w:bCs/>
       <w:i/>
@@ -3666,6 +3877,7 @@
     <w:qFormat/>
     <w:rsid w:val="00FC693F"/>
     <w:rPr>
+      <w:rFonts w:eastAsia="黑体"/>
       <w:smallCaps/>
       <w:color w:themeColor="accent2" w:val="C0504D"/>
       <w:u w:val="single"/>
@@ -3678,6 +3890,7 @@
     <w:qFormat/>
     <w:rsid w:val="00FC693F"/>
     <w:rPr>
+      <w:rFonts w:eastAsia="黑体"/>
       <w:b/>
       <w:bCs/>
       <w:smallCaps/>
@@ -3693,6 +3906,7 @@
     <w:qFormat/>
     <w:rsid w:val="00FC693F"/>
     <w:rPr>
+      <w:rFonts w:eastAsia="黑体"/>
       <w:b/>
       <w:bCs/>
       <w:smallCaps/>
@@ -3747,6 +3961,7 @@
       <w:spacing w:after="0" w:line="240" w:lineRule="auto"/>
     </w:pPr>
     <w:rPr>
+      <w:rFonts w:eastAsia="黑体"/>
       <w:color w:themeColor="text1" w:themeShade="BF" w:val="000000"/>
     </w:rPr>
     <w:tblPr>
@@ -3769,6 +3984,7 @@
         <w:spacing w:after="0" w:before="0" w:line="240" w:lineRule="auto"/>
       </w:pPr>
       <w:rPr>
+        <w:rFonts w:eastAsia="黑体"/>
         <w:b/>
         <w:bCs/>
       </w:rPr>
@@ -3789,6 +4005,7 @@
         <w:spacing w:after="0" w:before="0" w:line="240" w:lineRule="auto"/>
       </w:pPr>
       <w:rPr>
+        <w:rFonts w:eastAsia="黑体"/>
         <w:b/>
         <w:bCs/>
       </w:rPr>
@@ -3806,12 +4023,14 @@
     </w:tblStylePr>
     <w:tblStylePr w:type="firstCol">
       <w:rPr>
+        <w:rFonts w:eastAsia="黑体"/>
         <w:b/>
         <w:bCs/>
       </w:rPr>
     </w:tblStylePr>
     <w:tblStylePr w:type="lastCol">
       <w:rPr>
+        <w:rFonts w:eastAsia="黑体"/>
         <w:b/>
         <w:bCs/>
       </w:rPr>
@@ -3850,6 +4069,7 @@
       <w:spacing w:after="0" w:line="240" w:lineRule="auto"/>
     </w:pPr>
     <w:rPr>
+      <w:rFonts w:eastAsia="黑体"/>
       <w:color w:themeColor="accent1" w:themeShade="BF" w:val="365F91"/>
     </w:rPr>
     <w:tblPr>
@@ -3872,6 +4092,7 @@
         <w:spacing w:after="0" w:before="0" w:line="240" w:lineRule="auto"/>
       </w:pPr>
       <w:rPr>
+        <w:rFonts w:eastAsia="黑体"/>
         <w:b/>
         <w:bCs/>
       </w:rPr>
@@ -3892,6 +4113,7 @@
         <w:spacing w:after="0" w:before="0" w:line="240" w:lineRule="auto"/>
       </w:pPr>
       <w:rPr>
+        <w:rFonts w:eastAsia="黑体"/>
         <w:b/>
         <w:bCs/>
       </w:rPr>
@@ -3909,12 +4131,14 @@
     </w:tblStylePr>
     <w:tblStylePr w:type="firstCol">
       <w:rPr>
+        <w:rFonts w:eastAsia="黑体"/>
         <w:b/>
         <w:bCs/>
       </w:rPr>
     </w:tblStylePr>
     <w:tblStylePr w:type="lastCol">
       <w:rPr>
+        <w:rFonts w:eastAsia="黑体"/>
         <w:b/>
         <w:bCs/>
       </w:rPr>
@@ -3953,6 +4177,7 @@
       <w:spacing w:after="0" w:line="240" w:lineRule="auto"/>
     </w:pPr>
     <w:rPr>
+      <w:rFonts w:eastAsia="黑体"/>
       <w:color w:themeColor="accent2" w:themeShade="BF" w:val="943634"/>
     </w:rPr>
     <w:tblPr>
@@ -3975,6 +4200,7 @@
         <w:spacing w:after="0" w:before="0" w:line="240" w:lineRule="auto"/>
       </w:pPr>
       <w:rPr>
+        <w:rFonts w:eastAsia="黑体"/>
         <w:b/>
         <w:bCs/>
       </w:rPr>
@@ -3995,6 +4221,7 @@
         <w:spacing w:after="0" w:before="0" w:line="240" w:lineRule="auto"/>
       </w:pPr>
       <w:rPr>
+        <w:rFonts w:eastAsia="黑体"/>
         <w:b/>
         <w:bCs/>
       </w:rPr>
@@ -4012,12 +4239,14 @@
     </w:tblStylePr>
     <w:tblStylePr w:type="firstCol">
       <w:rPr>
+        <w:rFonts w:eastAsia="黑体"/>
         <w:b/>
         <w:bCs/>
       </w:rPr>
     </w:tblStylePr>
     <w:tblStylePr w:type="lastCol">
       <w:rPr>
+        <w:rFonts w:eastAsia="黑体"/>
         <w:b/>
         <w:bCs/>
       </w:rPr>
@@ -4056,6 +4285,7 @@
       <w:spacing w:after="0" w:line="240" w:lineRule="auto"/>
     </w:pPr>
     <w:rPr>
+      <w:rFonts w:eastAsia="黑体"/>
       <w:color w:themeColor="accent3" w:themeShade="BF" w:val="76923C"/>
     </w:rPr>
     <w:tblPr>
@@ -4078,6 +4308,7 @@
         <w:spacing w:after="0" w:before="0" w:line="240" w:lineRule="auto"/>
       </w:pPr>
       <w:rPr>
+        <w:rFonts w:eastAsia="黑体"/>
         <w:b/>
         <w:bCs/>
       </w:rPr>
@@ -4098,6 +4329,7 @@
         <w:spacing w:after="0" w:before="0" w:line="240" w:lineRule="auto"/>
       </w:pPr>
       <w:rPr>
+        <w:rFonts w:eastAsia="黑体"/>
         <w:b/>
         <w:bCs/>
       </w:rPr>
@@ -4115,12 +4347,14 @@
     </w:tblStylePr>
     <w:tblStylePr w:type="firstCol">
       <w:rPr>
+        <w:rFonts w:eastAsia="黑体"/>
         <w:b/>
         <w:bCs/>
       </w:rPr>
     </w:tblStylePr>
     <w:tblStylePr w:type="lastCol">
       <w:rPr>
+        <w:rFonts w:eastAsia="黑体"/>
         <w:b/>
         <w:bCs/>
       </w:rPr>
@@ -4159,6 +4393,7 @@
       <w:spacing w:after="0" w:line="240" w:lineRule="auto"/>
     </w:pPr>
     <w:rPr>
+      <w:rFonts w:eastAsia="黑体"/>
       <w:color w:themeColor="accent4" w:themeShade="BF" w:val="5F497A"/>
     </w:rPr>
     <w:tblPr>
@@ -4181,6 +4416,7 @@
         <w:spacing w:after="0" w:before="0" w:line="240" w:lineRule="auto"/>
       </w:pPr>
       <w:rPr>
+        <w:rFonts w:eastAsia="黑体"/>
         <w:b/>
         <w:bCs/>
       </w:rPr>
@@ -4201,6 +4437,7 @@
         <w:spacing w:after="0" w:before="0" w:line="240" w:lineRule="auto"/>
       </w:pPr>
       <w:rPr>
+        <w:rFonts w:eastAsia="黑体"/>
         <w:b/>
         <w:bCs/>
       </w:rPr>
@@ -4218,12 +4455,14 @@
     </w:tblStylePr>
     <w:tblStylePr w:type="firstCol">
       <w:rPr>
+        <w:rFonts w:eastAsia="黑体"/>
         <w:b/>
         <w:bCs/>
       </w:rPr>
     </w:tblStylePr>
     <w:tblStylePr w:type="lastCol">
       <w:rPr>
+        <w:rFonts w:eastAsia="黑体"/>
         <w:b/>
         <w:bCs/>
       </w:rPr>
@@ -4262,6 +4501,7 @@
       <w:spacing w:after="0" w:line="240" w:lineRule="auto"/>
     </w:pPr>
     <w:rPr>
+      <w:rFonts w:eastAsia="黑体"/>
       <w:color w:themeColor="accent5" w:themeShade="BF" w:val="31849B"/>
     </w:rPr>
     <w:tblPr>
@@ -4284,6 +4524,7 @@
         <w:spacing w:after="0" w:before="0" w:line="240" w:lineRule="auto"/>
       </w:pPr>
       <w:rPr>
+        <w:rFonts w:eastAsia="黑体"/>
         <w:b/>
         <w:bCs/>
       </w:rPr>
@@ -4304,6 +4545,7 @@
         <w:spacing w:after="0" w:before="0" w:line="240" w:lineRule="auto"/>
       </w:pPr>
       <w:rPr>
+        <w:rFonts w:eastAsia="黑体"/>
         <w:b/>
         <w:bCs/>
       </w:rPr>
@@ -4321,12 +4563,14 @@
     </w:tblStylePr>
     <w:tblStylePr w:type="firstCol">
       <w:rPr>
+        <w:rFonts w:eastAsia="黑体"/>
         <w:b/>
         <w:bCs/>
       </w:rPr>
     </w:tblStylePr>
     <w:tblStylePr w:type="lastCol">
       <w:rPr>
+        <w:rFonts w:eastAsia="黑体"/>
         <w:b/>
         <w:bCs/>
       </w:rPr>
@@ -4365,6 +4609,7 @@
       <w:spacing w:after="0" w:line="240" w:lineRule="auto"/>
     </w:pPr>
     <w:rPr>
+      <w:rFonts w:eastAsia="黑体"/>
       <w:color w:themeColor="accent6" w:themeShade="BF" w:val="E36C0A"/>
     </w:rPr>
     <w:tblPr>
@@ -4387,6 +4632,7 @@
         <w:spacing w:after="0" w:before="0" w:line="240" w:lineRule="auto"/>
       </w:pPr>
       <w:rPr>
+        <w:rFonts w:eastAsia="黑体"/>
         <w:b/>
         <w:bCs/>
       </w:rPr>
@@ -4407,6 +4653,7 @@
         <w:spacing w:after="0" w:before="0" w:line="240" w:lineRule="auto"/>
       </w:pPr>
       <w:rPr>
+        <w:rFonts w:eastAsia="黑体"/>
         <w:b/>
         <w:bCs/>
       </w:rPr>
@@ -4424,12 +4671,14 @@
     </w:tblStylePr>
     <w:tblStylePr w:type="firstCol">
       <w:rPr>
+        <w:rFonts w:eastAsia="黑体"/>
         <w:b/>
         <w:bCs/>
       </w:rPr>
     </w:tblStylePr>
     <w:tblStylePr w:type="lastCol">
       <w:rPr>
+        <w:rFonts w:eastAsia="黑体"/>
         <w:b/>
         <w:bCs/>
       </w:rPr>
@@ -4489,6 +4738,7 @@
         <w:spacing w:after="0" w:before="0" w:line="240" w:lineRule="auto"/>
       </w:pPr>
       <w:rPr>
+        <w:rFonts w:eastAsia="黑体"/>
         <w:b/>
         <w:bCs/>
         <w:color w:themeColor="background1" w:val="FFFFFF"/>
@@ -4503,6 +4753,7 @@
         <w:spacing w:after="0" w:before="0" w:line="240" w:lineRule="auto"/>
       </w:pPr>
       <w:rPr>
+        <w:rFonts w:eastAsia="黑体"/>
         <w:b/>
         <w:bCs/>
       </w:rPr>
@@ -4518,12 +4769,14 @@
     </w:tblStylePr>
     <w:tblStylePr w:type="firstCol">
       <w:rPr>
+        <w:rFonts w:eastAsia="黑体"/>
         <w:b/>
         <w:bCs/>
       </w:rPr>
     </w:tblStylePr>
     <w:tblStylePr w:type="lastCol">
       <w:rPr>
+        <w:rFonts w:eastAsia="黑体"/>
         <w:b/>
         <w:bCs/>
       </w:rPr>
@@ -4581,6 +4834,7 @@
         <w:spacing w:after="0" w:before="0" w:line="240" w:lineRule="auto"/>
       </w:pPr>
       <w:rPr>
+        <w:rFonts w:eastAsia="黑体"/>
         <w:b/>
         <w:bCs/>
         <w:color w:themeColor="background1" w:val="FFFFFF"/>
@@ -4595,6 +4849,7 @@
         <w:spacing w:after="0" w:before="0" w:line="240" w:lineRule="auto"/>
       </w:pPr>
       <w:rPr>
+        <w:rFonts w:eastAsia="黑体"/>
         <w:b/>
         <w:bCs/>
       </w:rPr>
@@ -4610,12 +4865,14 @@
     </w:tblStylePr>
     <w:tblStylePr w:type="firstCol">
       <w:rPr>
+        <w:rFonts w:eastAsia="黑体"/>
         <w:b/>
         <w:bCs/>
       </w:rPr>
     </w:tblStylePr>
     <w:tblStylePr w:type="lastCol">
       <w:rPr>
+        <w:rFonts w:eastAsia="黑体"/>
         <w:b/>
         <w:bCs/>
       </w:rPr>
@@ -4673,6 +4930,7 @@
         <w:spacing w:after="0" w:before="0" w:line="240" w:lineRule="auto"/>
       </w:pPr>
       <w:rPr>
+        <w:rFonts w:eastAsia="黑体"/>
         <w:b/>
         <w:bCs/>
         <w:color w:themeColor="background1" w:val="FFFFFF"/>
@@ -4687,6 +4945,7 @@
         <w:spacing w:after="0" w:before="0" w:line="240" w:lineRule="auto"/>
       </w:pPr>
       <w:rPr>
+        <w:rFonts w:eastAsia="黑体"/>
         <w:b/>
         <w:bCs/>
       </w:rPr>
@@ -4702,12 +4961,14 @@
     </w:tblStylePr>
     <w:tblStylePr w:type="firstCol">
       <w:rPr>
+        <w:rFonts w:eastAsia="黑体"/>
         <w:b/>
         <w:bCs/>
       </w:rPr>
     </w:tblStylePr>
     <w:tblStylePr w:type="lastCol">
       <w:rPr>
+        <w:rFonts w:eastAsia="黑体"/>
         <w:b/>
         <w:bCs/>
       </w:rPr>
@@ -4765,6 +5026,7 @@
         <w:spacing w:after="0" w:before="0" w:line="240" w:lineRule="auto"/>
       </w:pPr>
       <w:rPr>
+        <w:rFonts w:eastAsia="黑体"/>
         <w:b/>
         <w:bCs/>
         <w:color w:themeColor="background1" w:val="FFFFFF"/>
@@ -4779,6 +5041,7 @@
         <w:spacing w:after="0" w:before="0" w:line="240" w:lineRule="auto"/>
       </w:pPr>
       <w:rPr>
+        <w:rFonts w:eastAsia="黑体"/>
         <w:b/>
         <w:bCs/>
       </w:rPr>
@@ -4794,12 +5057,14 @@
     </w:tblStylePr>
     <w:tblStylePr w:type="firstCol">
       <w:rPr>
+        <w:rFonts w:eastAsia="黑体"/>
         <w:b/>
         <w:bCs/>
       </w:rPr>
     </w:tblStylePr>
     <w:tblStylePr w:type="lastCol">
       <w:rPr>
+        <w:rFonts w:eastAsia="黑体"/>
         <w:b/>
         <w:bCs/>
       </w:rPr>
@@ -4857,6 +5122,7 @@
         <w:spacing w:after="0" w:before="0" w:line="240" w:lineRule="auto"/>
       </w:pPr>
       <w:rPr>
+        <w:rFonts w:eastAsia="黑体"/>
         <w:b/>
         <w:bCs/>
         <w:color w:themeColor="background1" w:val="FFFFFF"/>
@@ -4871,6 +5137,7 @@
         <w:spacing w:after="0" w:before="0" w:line="240" w:lineRule="auto"/>
       </w:pPr>
       <w:rPr>
+        <w:rFonts w:eastAsia="黑体"/>
         <w:b/>
         <w:bCs/>
       </w:rPr>
@@ -4886,12 +5153,14 @@
     </w:tblStylePr>
     <w:tblStylePr w:type="firstCol">
       <w:rPr>
+        <w:rFonts w:eastAsia="黑体"/>
         <w:b/>
         <w:bCs/>
       </w:rPr>
     </w:tblStylePr>
     <w:tblStylePr w:type="lastCol">
       <w:rPr>
+        <w:rFonts w:eastAsia="黑体"/>
         <w:b/>
         <w:bCs/>
       </w:rPr>
@@ -4949,6 +5218,7 @@
         <w:spacing w:after="0" w:before="0" w:line="240" w:lineRule="auto"/>
       </w:pPr>
       <w:rPr>
+        <w:rFonts w:eastAsia="黑体"/>
         <w:b/>
         <w:bCs/>
         <w:color w:themeColor="background1" w:val="FFFFFF"/>
@@ -4963,6 +5233,7 @@
         <w:spacing w:after="0" w:before="0" w:line="240" w:lineRule="auto"/>
       </w:pPr>
       <w:rPr>
+        <w:rFonts w:eastAsia="黑体"/>
         <w:b/>
         <w:bCs/>
       </w:rPr>
@@ -4978,12 +5249,14 @@
     </w:tblStylePr>
     <w:tblStylePr w:type="firstCol">
       <w:rPr>
+        <w:rFonts w:eastAsia="黑体"/>
         <w:b/>
         <w:bCs/>
       </w:rPr>
     </w:tblStylePr>
     <w:tblStylePr w:type="lastCol">
       <w:rPr>
+        <w:rFonts w:eastAsia="黑体"/>
         <w:b/>
         <w:bCs/>
       </w:rPr>
@@ -5041,6 +5314,7 @@
         <w:spacing w:after="0" w:before="0" w:line="240" w:lineRule="auto"/>
       </w:pPr>
       <w:rPr>
+        <w:rFonts w:eastAsia="黑体"/>
         <w:b/>
         <w:bCs/>
         <w:color w:themeColor="background1" w:val="FFFFFF"/>
@@ -5055,6 +5329,7 @@
         <w:spacing w:after="0" w:before="0" w:line="240" w:lineRule="auto"/>
       </w:pPr>
       <w:rPr>
+        <w:rFonts w:eastAsia="黑体"/>
         <w:b/>
         <w:bCs/>
       </w:rPr>
@@ -5070,12 +5345,14 @@
     </w:tblStylePr>
     <w:tblStylePr w:type="firstCol">
       <w:rPr>
+        <w:rFonts w:eastAsia="黑体"/>
         <w:b/>
         <w:bCs/>
       </w:rPr>
     </w:tblStylePr>
     <w:tblStylePr w:type="lastCol">
       <w:rPr>
+        <w:rFonts w:eastAsia="黑体"/>
         <w:b/>
         <w:bCs/>
       </w:rPr>
@@ -5135,7 +5412,7 @@
         <w:spacing w:after="0" w:before="0" w:line="240" w:lineRule="auto"/>
       </w:pPr>
       <w:rPr>
-        <w:rFonts w:asciiTheme="majorHAnsi" w:cstheme="majorBidi" w:eastAsiaTheme="majorEastAsia" w:hAnsiTheme="majorHAnsi"/>
+        <w:rFonts w:asciiTheme="majorHAnsi" w:cstheme="majorBidi" w:hAnsiTheme="majorHAnsi" w:eastAsia="黑体"/>
         <w:b/>
         <w:bCs/>
       </w:rPr>
@@ -5156,7 +5433,7 @@
         <w:spacing w:after="0" w:before="0" w:line="240" w:lineRule="auto"/>
       </w:pPr>
       <w:rPr>
-        <w:rFonts w:asciiTheme="majorHAnsi" w:cstheme="majorBidi" w:eastAsiaTheme="majorEastAsia" w:hAnsiTheme="majorHAnsi"/>
+        <w:rFonts w:asciiTheme="majorHAnsi" w:cstheme="majorBidi" w:hAnsiTheme="majorHAnsi" w:eastAsia="黑体"/>
         <w:b/>
         <w:bCs/>
       </w:rPr>
@@ -5174,14 +5451,14 @@
     </w:tblStylePr>
     <w:tblStylePr w:type="firstCol">
       <w:rPr>
-        <w:rFonts w:asciiTheme="majorHAnsi" w:cstheme="majorBidi" w:eastAsiaTheme="majorEastAsia" w:hAnsiTheme="majorHAnsi"/>
+        <w:rFonts w:asciiTheme="majorHAnsi" w:cstheme="majorBidi" w:hAnsiTheme="majorHAnsi" w:eastAsia="黑体"/>
         <w:b/>
         <w:bCs/>
       </w:rPr>
     </w:tblStylePr>
     <w:tblStylePr w:type="lastCol">
       <w:rPr>
-        <w:rFonts w:asciiTheme="majorHAnsi" w:cstheme="majorBidi" w:eastAsiaTheme="majorEastAsia" w:hAnsiTheme="majorHAnsi"/>
+        <w:rFonts w:asciiTheme="majorHAnsi" w:cstheme="majorBidi" w:hAnsiTheme="majorHAnsi" w:eastAsia="黑体"/>
         <w:b/>
         <w:bCs/>
       </w:rPr>
@@ -5265,7 +5542,7 @@
         <w:spacing w:after="0" w:before="0" w:line="240" w:lineRule="auto"/>
       </w:pPr>
       <w:rPr>
-        <w:rFonts w:asciiTheme="majorHAnsi" w:cstheme="majorBidi" w:eastAsiaTheme="majorEastAsia" w:hAnsiTheme="majorHAnsi"/>
+        <w:rFonts w:asciiTheme="majorHAnsi" w:cstheme="majorBidi" w:hAnsiTheme="majorHAnsi" w:eastAsia="黑体"/>
         <w:b/>
         <w:bCs/>
       </w:rPr>
@@ -5286,7 +5563,7 @@
         <w:spacing w:after="0" w:before="0" w:line="240" w:lineRule="auto"/>
       </w:pPr>
       <w:rPr>
-        <w:rFonts w:asciiTheme="majorHAnsi" w:cstheme="majorBidi" w:eastAsiaTheme="majorEastAsia" w:hAnsiTheme="majorHAnsi"/>
+        <w:rFonts w:asciiTheme="majorHAnsi" w:cstheme="majorBidi" w:hAnsiTheme="majorHAnsi" w:eastAsia="黑体"/>
         <w:b/>
         <w:bCs/>
       </w:rPr>
@@ -5304,14 +5581,14 @@
     </w:tblStylePr>
     <w:tblStylePr w:type="firstCol">
       <w:rPr>
-        <w:rFonts w:asciiTheme="majorHAnsi" w:cstheme="majorBidi" w:eastAsiaTheme="majorEastAsia" w:hAnsiTheme="majorHAnsi"/>
+        <w:rFonts w:asciiTheme="majorHAnsi" w:cstheme="majorBidi" w:hAnsiTheme="majorHAnsi" w:eastAsia="黑体"/>
         <w:b/>
         <w:bCs/>
       </w:rPr>
     </w:tblStylePr>
     <w:tblStylePr w:type="lastCol">
       <w:rPr>
-        <w:rFonts w:asciiTheme="majorHAnsi" w:cstheme="majorBidi" w:eastAsiaTheme="majorEastAsia" w:hAnsiTheme="majorHAnsi"/>
+        <w:rFonts w:asciiTheme="majorHAnsi" w:cstheme="majorBidi" w:hAnsiTheme="majorHAnsi" w:eastAsia="黑体"/>
         <w:b/>
         <w:bCs/>
       </w:rPr>
@@ -5395,7 +5672,7 @@
         <w:spacing w:after="0" w:before="0" w:line="240" w:lineRule="auto"/>
       </w:pPr>
       <w:rPr>
-        <w:rFonts w:asciiTheme="majorHAnsi" w:cstheme="majorBidi" w:eastAsiaTheme="majorEastAsia" w:hAnsiTheme="majorHAnsi"/>
+        <w:rFonts w:asciiTheme="majorHAnsi" w:cstheme="majorBidi" w:hAnsiTheme="majorHAnsi" w:eastAsia="黑体"/>
         <w:b/>
         <w:bCs/>
       </w:rPr>
@@ -5416,7 +5693,7 @@
         <w:spacing w:after="0" w:before="0" w:line="240" w:lineRule="auto"/>
       </w:pPr>
       <w:rPr>
-        <w:rFonts w:asciiTheme="majorHAnsi" w:cstheme="majorBidi" w:eastAsiaTheme="majorEastAsia" w:hAnsiTheme="majorHAnsi"/>
+        <w:rFonts w:asciiTheme="majorHAnsi" w:cstheme="majorBidi" w:hAnsiTheme="majorHAnsi" w:eastAsia="黑体"/>
         <w:b/>
         <w:bCs/>
       </w:rPr>
@@ -5434,14 +5711,14 @@
     </w:tblStylePr>
     <w:tblStylePr w:type="firstCol">
       <w:rPr>
-        <w:rFonts w:asciiTheme="majorHAnsi" w:cstheme="majorBidi" w:eastAsiaTheme="majorEastAsia" w:hAnsiTheme="majorHAnsi"/>
+        <w:rFonts w:asciiTheme="majorHAnsi" w:cstheme="majorBidi" w:hAnsiTheme="majorHAnsi" w:eastAsia="黑体"/>
         <w:b/>
         <w:bCs/>
       </w:rPr>
     </w:tblStylePr>
     <w:tblStylePr w:type="lastCol">
       <w:rPr>
-        <w:rFonts w:asciiTheme="majorHAnsi" w:cstheme="majorBidi" w:eastAsiaTheme="majorEastAsia" w:hAnsiTheme="majorHAnsi"/>
+        <w:rFonts w:asciiTheme="majorHAnsi" w:cstheme="majorBidi" w:hAnsiTheme="majorHAnsi" w:eastAsia="黑体"/>
         <w:b/>
         <w:bCs/>
       </w:rPr>
@@ -5525,7 +5802,7 @@
         <w:spacing w:after="0" w:before="0" w:line="240" w:lineRule="auto"/>
       </w:pPr>
       <w:rPr>
-        <w:rFonts w:asciiTheme="majorHAnsi" w:cstheme="majorBidi" w:eastAsiaTheme="majorEastAsia" w:hAnsiTheme="majorHAnsi"/>
+        <w:rFonts w:asciiTheme="majorHAnsi" w:cstheme="majorBidi" w:hAnsiTheme="majorHAnsi" w:eastAsia="黑体"/>
         <w:b/>
         <w:bCs/>
       </w:rPr>
@@ -5546,7 +5823,7 @@
         <w:spacing w:after="0" w:before="0" w:line="240" w:lineRule="auto"/>
       </w:pPr>
       <w:rPr>
-        <w:rFonts w:asciiTheme="majorHAnsi" w:cstheme="majorBidi" w:eastAsiaTheme="majorEastAsia" w:hAnsiTheme="majorHAnsi"/>
+        <w:rFonts w:asciiTheme="majorHAnsi" w:cstheme="majorBidi" w:hAnsiTheme="majorHAnsi" w:eastAsia="黑体"/>
         <w:b/>
         <w:bCs/>
       </w:rPr>
@@ -5564,14 +5841,14 @@
     </w:tblStylePr>
     <w:tblStylePr w:type="firstCol">
       <w:rPr>
-        <w:rFonts w:asciiTheme="majorHAnsi" w:cstheme="majorBidi" w:eastAsiaTheme="majorEastAsia" w:hAnsiTheme="majorHAnsi"/>
+        <w:rFonts w:asciiTheme="majorHAnsi" w:cstheme="majorBidi" w:hAnsiTheme="majorHAnsi" w:eastAsia="黑体"/>
         <w:b/>
         <w:bCs/>
       </w:rPr>
     </w:tblStylePr>
     <w:tblStylePr w:type="lastCol">
       <w:rPr>
-        <w:rFonts w:asciiTheme="majorHAnsi" w:cstheme="majorBidi" w:eastAsiaTheme="majorEastAsia" w:hAnsiTheme="majorHAnsi"/>
+        <w:rFonts w:asciiTheme="majorHAnsi" w:cstheme="majorBidi" w:hAnsiTheme="majorHAnsi" w:eastAsia="黑体"/>
         <w:b/>
         <w:bCs/>
       </w:rPr>
@@ -5655,7 +5932,7 @@
         <w:spacing w:after="0" w:before="0" w:line="240" w:lineRule="auto"/>
       </w:pPr>
       <w:rPr>
-        <w:rFonts w:asciiTheme="majorHAnsi" w:cstheme="majorBidi" w:eastAsiaTheme="majorEastAsia" w:hAnsiTheme="majorHAnsi"/>
+        <w:rFonts w:asciiTheme="majorHAnsi" w:cstheme="majorBidi" w:hAnsiTheme="majorHAnsi" w:eastAsia="黑体"/>
         <w:b/>
         <w:bCs/>
       </w:rPr>
@@ -5676,7 +5953,7 @@
         <w:spacing w:after="0" w:before="0" w:line="240" w:lineRule="auto"/>
       </w:pPr>
       <w:rPr>
-        <w:rFonts w:asciiTheme="majorHAnsi" w:cstheme="majorBidi" w:eastAsiaTheme="majorEastAsia" w:hAnsiTheme="majorHAnsi"/>
+        <w:rFonts w:asciiTheme="majorHAnsi" w:cstheme="majorBidi" w:hAnsiTheme="majorHAnsi" w:eastAsia="黑体"/>
         <w:b/>
         <w:bCs/>
       </w:rPr>
@@ -5694,14 +5971,14 @@
     </w:tblStylePr>
     <w:tblStylePr w:type="firstCol">
       <w:rPr>
-        <w:rFonts w:asciiTheme="majorHAnsi" w:cstheme="majorBidi" w:eastAsiaTheme="majorEastAsia" w:hAnsiTheme="majorHAnsi"/>
+        <w:rFonts w:asciiTheme="majorHAnsi" w:cstheme="majorBidi" w:hAnsiTheme="majorHAnsi" w:eastAsia="黑体"/>
         <w:b/>
         <w:bCs/>
       </w:rPr>
     </w:tblStylePr>
     <w:tblStylePr w:type="lastCol">
       <w:rPr>
-        <w:rFonts w:asciiTheme="majorHAnsi" w:cstheme="majorBidi" w:eastAsiaTheme="majorEastAsia" w:hAnsiTheme="majorHAnsi"/>
+        <w:rFonts w:asciiTheme="majorHAnsi" w:cstheme="majorBidi" w:hAnsiTheme="majorHAnsi" w:eastAsia="黑体"/>
         <w:b/>
         <w:bCs/>
       </w:rPr>
@@ -5785,7 +6062,7 @@
         <w:spacing w:after="0" w:before="0" w:line="240" w:lineRule="auto"/>
       </w:pPr>
       <w:rPr>
-        <w:rFonts w:asciiTheme="majorHAnsi" w:cstheme="majorBidi" w:eastAsiaTheme="majorEastAsia" w:hAnsiTheme="majorHAnsi"/>
+        <w:rFonts w:asciiTheme="majorHAnsi" w:cstheme="majorBidi" w:hAnsiTheme="majorHAnsi" w:eastAsia="黑体"/>
         <w:b/>
         <w:bCs/>
       </w:rPr>
@@ -5806,7 +6083,7 @@
         <w:spacing w:after="0" w:before="0" w:line="240" w:lineRule="auto"/>
       </w:pPr>
       <w:rPr>
-        <w:rFonts w:asciiTheme="majorHAnsi" w:cstheme="majorBidi" w:eastAsiaTheme="majorEastAsia" w:hAnsiTheme="majorHAnsi"/>
+        <w:rFonts w:asciiTheme="majorHAnsi" w:cstheme="majorBidi" w:hAnsiTheme="majorHAnsi" w:eastAsia="黑体"/>
         <w:b/>
         <w:bCs/>
       </w:rPr>
@@ -5824,14 +6101,14 @@
     </w:tblStylePr>
     <w:tblStylePr w:type="firstCol">
       <w:rPr>
-        <w:rFonts w:asciiTheme="majorHAnsi" w:cstheme="majorBidi" w:eastAsiaTheme="majorEastAsia" w:hAnsiTheme="majorHAnsi"/>
+        <w:rFonts w:asciiTheme="majorHAnsi" w:cstheme="majorBidi" w:hAnsiTheme="majorHAnsi" w:eastAsia="黑体"/>
         <w:b/>
         <w:bCs/>
       </w:rPr>
     </w:tblStylePr>
     <w:tblStylePr w:type="lastCol">
       <w:rPr>
-        <w:rFonts w:asciiTheme="majorHAnsi" w:cstheme="majorBidi" w:eastAsiaTheme="majorEastAsia" w:hAnsiTheme="majorHAnsi"/>
+        <w:rFonts w:asciiTheme="majorHAnsi" w:cstheme="majorBidi" w:hAnsiTheme="majorHAnsi" w:eastAsia="黑体"/>
         <w:b/>
         <w:bCs/>
       </w:rPr>
@@ -5915,7 +6192,7 @@
         <w:spacing w:after="0" w:before="0" w:line="240" w:lineRule="auto"/>
       </w:pPr>
       <w:rPr>
-        <w:rFonts w:asciiTheme="majorHAnsi" w:cstheme="majorBidi" w:eastAsiaTheme="majorEastAsia" w:hAnsiTheme="majorHAnsi"/>
+        <w:rFonts w:asciiTheme="majorHAnsi" w:cstheme="majorBidi" w:hAnsiTheme="majorHAnsi" w:eastAsia="黑体"/>
         <w:b/>
         <w:bCs/>
       </w:rPr>
@@ -5936,7 +6213,7 @@
         <w:spacing w:after="0" w:before="0" w:line="240" w:lineRule="auto"/>
       </w:pPr>
       <w:rPr>
-        <w:rFonts w:asciiTheme="majorHAnsi" w:cstheme="majorBidi" w:eastAsiaTheme="majorEastAsia" w:hAnsiTheme="majorHAnsi"/>
+        <w:rFonts w:asciiTheme="majorHAnsi" w:cstheme="majorBidi" w:hAnsiTheme="majorHAnsi" w:eastAsia="黑体"/>
         <w:b/>
         <w:bCs/>
       </w:rPr>
@@ -5954,14 +6231,14 @@
     </w:tblStylePr>
     <w:tblStylePr w:type="firstCol">
       <w:rPr>
-        <w:rFonts w:asciiTheme="majorHAnsi" w:cstheme="majorBidi" w:eastAsiaTheme="majorEastAsia" w:hAnsiTheme="majorHAnsi"/>
+        <w:rFonts w:asciiTheme="majorHAnsi" w:cstheme="majorBidi" w:hAnsiTheme="majorHAnsi" w:eastAsia="黑体"/>
         <w:b/>
         <w:bCs/>
       </w:rPr>
     </w:tblStylePr>
     <w:tblStylePr w:type="lastCol">
       <w:rPr>
-        <w:rFonts w:asciiTheme="majorHAnsi" w:cstheme="majorBidi" w:eastAsiaTheme="majorEastAsia" w:hAnsiTheme="majorHAnsi"/>
+        <w:rFonts w:asciiTheme="majorHAnsi" w:cstheme="majorBidi" w:hAnsiTheme="majorHAnsi" w:eastAsia="黑体"/>
         <w:b/>
         <w:bCs/>
       </w:rPr>
@@ -6044,6 +6321,7 @@
         <w:spacing w:after="0" w:before="0" w:line="240" w:lineRule="auto"/>
       </w:pPr>
       <w:rPr>
+        <w:rFonts w:eastAsia="黑体"/>
         <w:b/>
         <w:bCs/>
         <w:color w:themeColor="background1" w:val="FFFFFF"/>
@@ -6066,6 +6344,7 @@
         <w:spacing w:after="0" w:before="0" w:line="240" w:lineRule="auto"/>
       </w:pPr>
       <w:rPr>
+        <w:rFonts w:eastAsia="黑体"/>
         <w:b/>
         <w:bCs/>
       </w:rPr>
@@ -6083,12 +6362,14 @@
     </w:tblStylePr>
     <w:tblStylePr w:type="firstCol">
       <w:rPr>
+        <w:rFonts w:eastAsia="黑体"/>
         <w:b/>
         <w:bCs/>
       </w:rPr>
     </w:tblStylePr>
     <w:tblStylePr w:type="lastCol">
       <w:rPr>
+        <w:rFonts w:eastAsia="黑体"/>
         <w:b/>
         <w:bCs/>
       </w:rPr>
@@ -6150,6 +6431,7 @@
         <w:spacing w:after="0" w:before="0" w:line="240" w:lineRule="auto"/>
       </w:pPr>
       <w:rPr>
+        <w:rFonts w:eastAsia="黑体"/>
         <w:b/>
         <w:bCs/>
         <w:color w:themeColor="background1" w:val="FFFFFF"/>
@@ -6172,6 +6454,7 @@
         <w:spacing w:after="0" w:before="0" w:line="240" w:lineRule="auto"/>
       </w:pPr>
       <w:rPr>
+        <w:rFonts w:eastAsia="黑体"/>
         <w:b/>
         <w:bCs/>
       </w:rPr>
@@ -6189,12 +6472,14 @@
     </w:tblStylePr>
     <w:tblStylePr w:type="firstCol">
       <w:rPr>
+        <w:rFonts w:eastAsia="黑体"/>
         <w:b/>
         <w:bCs/>
       </w:rPr>
     </w:tblStylePr>
     <w:tblStylePr w:type="lastCol">
       <w:rPr>
+        <w:rFonts w:eastAsia="黑体"/>
         <w:b/>
         <w:bCs/>
       </w:rPr>
@@ -6256,6 +6541,7 @@
         <w:spacing w:after="0" w:before="0" w:line="240" w:lineRule="auto"/>
       </w:pPr>
       <w:rPr>
+        <w:rFonts w:eastAsia="黑体"/>
         <w:b/>
         <w:bCs/>
         <w:color w:themeColor="background1" w:val="FFFFFF"/>
@@ -6278,6 +6564,7 @@
         <w:spacing w:after="0" w:before="0" w:line="240" w:lineRule="auto"/>
       </w:pPr>
       <w:rPr>
+        <w:rFonts w:eastAsia="黑体"/>
         <w:b/>
         <w:bCs/>
       </w:rPr>
@@ -6295,12 +6582,14 @@
     </w:tblStylePr>
     <w:tblStylePr w:type="firstCol">
       <w:rPr>
+        <w:rFonts w:eastAsia="黑体"/>
         <w:b/>
         <w:bCs/>
       </w:rPr>
     </w:tblStylePr>
     <w:tblStylePr w:type="lastCol">
       <w:rPr>
+        <w:rFonts w:eastAsia="黑体"/>
         <w:b/>
         <w:bCs/>
       </w:rPr>
@@ -6362,6 +6651,7 @@
         <w:spacing w:after="0" w:before="0" w:line="240" w:lineRule="auto"/>
       </w:pPr>
       <w:rPr>
+        <w:rFonts w:eastAsia="黑体"/>
         <w:b/>
         <w:bCs/>
         <w:color w:themeColor="background1" w:val="FFFFFF"/>
@@ -6384,6 +6674,7 @@
         <w:spacing w:after="0" w:before="0" w:line="240" w:lineRule="auto"/>
       </w:pPr>
       <w:rPr>
+        <w:rFonts w:eastAsia="黑体"/>
         <w:b/>
         <w:bCs/>
       </w:rPr>
@@ -6401,12 +6692,14 @@
     </w:tblStylePr>
     <w:tblStylePr w:type="firstCol">
       <w:rPr>
+        <w:rFonts w:eastAsia="黑体"/>
         <w:b/>
         <w:bCs/>
       </w:rPr>
     </w:tblStylePr>
     <w:tblStylePr w:type="lastCol">
       <w:rPr>
+        <w:rFonts w:eastAsia="黑体"/>
         <w:b/>
         <w:bCs/>
       </w:rPr>
@@ -6468,6 +6761,7 @@
         <w:spacing w:after="0" w:before="0" w:line="240" w:lineRule="auto"/>
       </w:pPr>
       <w:rPr>
+        <w:rFonts w:eastAsia="黑体"/>
         <w:b/>
         <w:bCs/>
         <w:color w:themeColor="background1" w:val="FFFFFF"/>
@@ -6490,6 +6784,7 @@
         <w:spacing w:after="0" w:before="0" w:line="240" w:lineRule="auto"/>
       </w:pPr>
       <w:rPr>
+        <w:rFonts w:eastAsia="黑体"/>
         <w:b/>
         <w:bCs/>
       </w:rPr>
@@ -6507,12 +6802,14 @@
     </w:tblStylePr>
     <w:tblStylePr w:type="firstCol">
       <w:rPr>
+        <w:rFonts w:eastAsia="黑体"/>
         <w:b/>
         <w:bCs/>
       </w:rPr>
     </w:tblStylePr>
     <w:tblStylePr w:type="lastCol">
       <w:rPr>
+        <w:rFonts w:eastAsia="黑体"/>
         <w:b/>
         <w:bCs/>
       </w:rPr>
@@ -6574,6 +6871,7 @@
         <w:spacing w:after="0" w:before="0" w:line="240" w:lineRule="auto"/>
       </w:pPr>
       <w:rPr>
+        <w:rFonts w:eastAsia="黑体"/>
         <w:b/>
         <w:bCs/>
         <w:color w:themeColor="background1" w:val="FFFFFF"/>
@@ -6596,6 +6894,7 @@
         <w:spacing w:after="0" w:before="0" w:line="240" w:lineRule="auto"/>
       </w:pPr>
       <w:rPr>
+        <w:rFonts w:eastAsia="黑体"/>
         <w:b/>
         <w:bCs/>
       </w:rPr>
@@ -6613,12 +6912,14 @@
     </w:tblStylePr>
     <w:tblStylePr w:type="firstCol">
       <w:rPr>
+        <w:rFonts w:eastAsia="黑体"/>
         <w:b/>
         <w:bCs/>
       </w:rPr>
     </w:tblStylePr>
     <w:tblStylePr w:type="lastCol">
       <w:rPr>
+        <w:rFonts w:eastAsia="黑体"/>
         <w:b/>
         <w:bCs/>
       </w:rPr>
@@ -6680,6 +6981,7 @@
         <w:spacing w:after="0" w:before="0" w:line="240" w:lineRule="auto"/>
       </w:pPr>
       <w:rPr>
+        <w:rFonts w:eastAsia="黑体"/>
         <w:b/>
         <w:bCs/>
         <w:color w:themeColor="background1" w:val="FFFFFF"/>
@@ -6702,6 +7004,7 @@
         <w:spacing w:after="0" w:before="0" w:line="240" w:lineRule="auto"/>
       </w:pPr>
       <w:rPr>
+        <w:rFonts w:eastAsia="黑体"/>
         <w:b/>
         <w:bCs/>
       </w:rPr>
@@ -6719,12 +7022,14 @@
     </w:tblStylePr>
     <w:tblStylePr w:type="firstCol">
       <w:rPr>
+        <w:rFonts w:eastAsia="黑体"/>
         <w:b/>
         <w:bCs/>
       </w:rPr>
     </w:tblStylePr>
     <w:tblStylePr w:type="lastCol">
       <w:rPr>
+        <w:rFonts w:eastAsia="黑体"/>
         <w:b/>
         <w:bCs/>
       </w:rPr>
@@ -6783,6 +7088,7 @@
         <w:spacing w:after="0" w:before="0" w:line="240" w:lineRule="auto"/>
       </w:pPr>
       <w:rPr>
+        <w:rFonts w:eastAsia="黑体"/>
         <w:b/>
         <w:bCs/>
         <w:color w:themeColor="background1" w:val="FFFFFF"/>
@@ -6805,6 +7111,7 @@
         <w:spacing w:after="0" w:before="0" w:line="240" w:lineRule="auto"/>
       </w:pPr>
       <w:rPr>
+        <w:rFonts w:eastAsia="黑体"/>
         <w:color w:val="auto"/>
       </w:rPr>
       <w:tblPr/>
@@ -6822,6 +7129,7 @@
     </w:tblStylePr>
     <w:tblStylePr w:type="firstCol">
       <w:rPr>
+        <w:rFonts w:eastAsia="黑体"/>
         <w:b/>
         <w:bCs/>
         <w:color w:themeColor="background1" w:val="FFFFFF"/>
@@ -6841,6 +7149,7 @@
     </w:tblStylePr>
     <w:tblStylePr w:type="lastCol">
       <w:rPr>
+        <w:rFonts w:eastAsia="黑体"/>
         <w:b/>
         <w:bCs/>
         <w:color w:themeColor="background1" w:val="FFFFFF"/>
@@ -6889,6 +7198,7 @@
     </w:tblStylePr>
     <w:tblStylePr w:type="nwCell">
       <w:rPr>
+        <w:rFonts w:eastAsia="黑体"/>
         <w:color w:themeColor="background1" w:val="FFFFFF"/>
       </w:rPr>
       <w:tblPr/>
@@ -6932,6 +7242,7 @@
         <w:spacing w:after="0" w:before="0" w:line="240" w:lineRule="auto"/>
       </w:pPr>
       <w:rPr>
+        <w:rFonts w:eastAsia="黑体"/>
         <w:b/>
         <w:bCs/>
         <w:color w:themeColor="background1" w:val="FFFFFF"/>
@@ -6954,6 +7265,7 @@
         <w:spacing w:after="0" w:before="0" w:line="240" w:lineRule="auto"/>
       </w:pPr>
       <w:rPr>
+        <w:rFonts w:eastAsia="黑体"/>
         <w:color w:val="auto"/>
       </w:rPr>
       <w:tblPr/>
@@ -6971,6 +7283,7 @@
     </w:tblStylePr>
     <w:tblStylePr w:type="firstCol">
       <w:rPr>
+        <w:rFonts w:eastAsia="黑体"/>
         <w:b/>
         <w:bCs/>
         <w:color w:themeColor="background1" w:val="FFFFFF"/>
@@ -6990,6 +7303,7 @@
     </w:tblStylePr>
     <w:tblStylePr w:type="lastCol">
       <w:rPr>
+        <w:rFonts w:eastAsia="黑体"/>
         <w:b/>
         <w:bCs/>
         <w:color w:themeColor="background1" w:val="FFFFFF"/>
@@ -7038,6 +7352,7 @@
     </w:tblStylePr>
     <w:tblStylePr w:type="nwCell">
       <w:rPr>
+        <w:rFonts w:eastAsia="黑体"/>
         <w:color w:themeColor="background1" w:val="FFFFFF"/>
       </w:rPr>
       <w:tblPr/>
@@ -7081,6 +7396,7 @@
         <w:spacing w:after="0" w:before="0" w:line="240" w:lineRule="auto"/>
       </w:pPr>
       <w:rPr>
+        <w:rFonts w:eastAsia="黑体"/>
         <w:b/>
         <w:bCs/>
         <w:color w:themeColor="background1" w:val="FFFFFF"/>
@@ -7103,6 +7419,7 @@
         <w:spacing w:after="0" w:before="0" w:line="240" w:lineRule="auto"/>
       </w:pPr>
       <w:rPr>
+        <w:rFonts w:eastAsia="黑体"/>
         <w:color w:val="auto"/>
       </w:rPr>
       <w:tblPr/>
@@ -7120,6 +7437,7 @@
     </w:tblStylePr>
     <w:tblStylePr w:type="firstCol">
       <w:rPr>
+        <w:rFonts w:eastAsia="黑体"/>
         <w:b/>
         <w:bCs/>
         <w:color w:themeColor="background1" w:val="FFFFFF"/>
@@ -7139,6 +7457,7 @@
     </w:tblStylePr>
     <w:tblStylePr w:type="lastCol">
       <w:rPr>
+        <w:rFonts w:eastAsia="黑体"/>
         <w:b/>
         <w:bCs/>
         <w:color w:themeColor="background1" w:val="FFFFFF"/>
@@ -7187,6 +7506,7 @@
     </w:tblStylePr>
     <w:tblStylePr w:type="nwCell">
       <w:rPr>
+        <w:rFonts w:eastAsia="黑体"/>
         <w:color w:themeColor="background1" w:val="FFFFFF"/>
       </w:rPr>
       <w:tblPr/>
@@ -7230,6 +7550,7 @@
         <w:spacing w:after="0" w:before="0" w:line="240" w:lineRule="auto"/>
       </w:pPr>
       <w:rPr>
+        <w:rFonts w:eastAsia="黑体"/>
         <w:b/>
         <w:bCs/>
         <w:color w:themeColor="background1" w:val="FFFFFF"/>
@@ -7252,6 +7573,7 @@
         <w:spacing w:after="0" w:before="0" w:line="240" w:lineRule="auto"/>
       </w:pPr>
       <w:rPr>
+        <w:rFonts w:eastAsia="黑体"/>
         <w:color w:val="auto"/>
       </w:rPr>
       <w:tblPr/>
@@ -7269,6 +7591,7 @@
     </w:tblStylePr>
     <w:tblStylePr w:type="firstCol">
       <w:rPr>
+        <w:rFonts w:eastAsia="黑体"/>
         <w:b/>
         <w:bCs/>
         <w:color w:themeColor="background1" w:val="FFFFFF"/>
@@ -7288,6 +7611,7 @@
     </w:tblStylePr>
     <w:tblStylePr w:type="lastCol">
       <w:rPr>
+        <w:rFonts w:eastAsia="黑体"/>
         <w:b/>
         <w:bCs/>
         <w:color w:themeColor="background1" w:val="FFFFFF"/>
@@ -7336,6 +7660,7 @@
     </w:tblStylePr>
     <w:tblStylePr w:type="nwCell">
       <w:rPr>
+        <w:rFonts w:eastAsia="黑体"/>
         <w:color w:themeColor="background1" w:val="FFFFFF"/>
       </w:rPr>
       <w:tblPr/>
@@ -7379,6 +7704,7 @@
         <w:spacing w:after="0" w:before="0" w:line="240" w:lineRule="auto"/>
       </w:pPr>
       <w:rPr>
+        <w:rFonts w:eastAsia="黑体"/>
         <w:b/>
         <w:bCs/>
         <w:color w:themeColor="background1" w:val="FFFFFF"/>
@@ -7401,6 +7727,7 @@
         <w:spacing w:after="0" w:before="0" w:line="240" w:lineRule="auto"/>
       </w:pPr>
       <w:rPr>
+        <w:rFonts w:eastAsia="黑体"/>
         <w:color w:val="auto"/>
       </w:rPr>
       <w:tblPr/>
@@ -7418,6 +7745,7 @@
     </w:tblStylePr>
     <w:tblStylePr w:type="firstCol">
       <w:rPr>
+        <w:rFonts w:eastAsia="黑体"/>
         <w:b/>
         <w:bCs/>
         <w:color w:themeColor="background1" w:val="FFFFFF"/>
@@ -7437,6 +7765,7 @@
     </w:tblStylePr>
     <w:tblStylePr w:type="lastCol">
       <w:rPr>
+        <w:rFonts w:eastAsia="黑体"/>
         <w:b/>
         <w:bCs/>
         <w:color w:themeColor="background1" w:val="FFFFFF"/>
@@ -7485,6 +7814,7 @@
     </w:tblStylePr>
     <w:tblStylePr w:type="nwCell">
       <w:rPr>
+        <w:rFonts w:eastAsia="黑体"/>
         <w:color w:themeColor="background1" w:val="FFFFFF"/>
       </w:rPr>
       <w:tblPr/>
@@ -7528,6 +7858,7 @@
         <w:spacing w:after="0" w:before="0" w:line="240" w:lineRule="auto"/>
       </w:pPr>
       <w:rPr>
+        <w:rFonts w:eastAsia="黑体"/>
         <w:b/>
         <w:bCs/>
         <w:color w:themeColor="background1" w:val="FFFFFF"/>
@@ -7550,6 +7881,7 @@
         <w:spacing w:after="0" w:before="0" w:line="240" w:lineRule="auto"/>
       </w:pPr>
       <w:rPr>
+        <w:rFonts w:eastAsia="黑体"/>
         <w:color w:val="auto"/>
       </w:rPr>
       <w:tblPr/>
@@ -7567,6 +7899,7 @@
     </w:tblStylePr>
     <w:tblStylePr w:type="firstCol">
       <w:rPr>
+        <w:rFonts w:eastAsia="黑体"/>
         <w:b/>
         <w:bCs/>
         <w:color w:themeColor="background1" w:val="FFFFFF"/>
@@ -7586,6 +7919,7 @@
     </w:tblStylePr>
     <w:tblStylePr w:type="lastCol">
       <w:rPr>
+        <w:rFonts w:eastAsia="黑体"/>
         <w:b/>
         <w:bCs/>
         <w:color w:themeColor="background1" w:val="FFFFFF"/>
@@ -7634,6 +7968,7 @@
     </w:tblStylePr>
     <w:tblStylePr w:type="nwCell">
       <w:rPr>
+        <w:rFonts w:eastAsia="黑体"/>
         <w:color w:themeColor="background1" w:val="FFFFFF"/>
       </w:rPr>
       <w:tblPr/>
@@ -7677,6 +8012,7 @@
         <w:spacing w:after="0" w:before="0" w:line="240" w:lineRule="auto"/>
       </w:pPr>
       <w:rPr>
+        <w:rFonts w:eastAsia="黑体"/>
         <w:b/>
         <w:bCs/>
         <w:color w:themeColor="background1" w:val="FFFFFF"/>
@@ -7699,6 +8035,7 @@
         <w:spacing w:after="0" w:before="0" w:line="240" w:lineRule="auto"/>
       </w:pPr>
       <w:rPr>
+        <w:rFonts w:eastAsia="黑体"/>
         <w:color w:val="auto"/>
       </w:rPr>
       <w:tblPr/>
@@ -7716,6 +8053,7 @@
     </w:tblStylePr>
     <w:tblStylePr w:type="firstCol">
       <w:rPr>
+        <w:rFonts w:eastAsia="黑体"/>
         <w:b/>
         <w:bCs/>
         <w:color w:themeColor="background1" w:val="FFFFFF"/>
@@ -7735,6 +8073,7 @@
     </w:tblStylePr>
     <w:tblStylePr w:type="lastCol">
       <w:rPr>
+        <w:rFonts w:eastAsia="黑体"/>
         <w:b/>
         <w:bCs/>
         <w:color w:themeColor="background1" w:val="FFFFFF"/>
@@ -7783,6 +8122,7 @@
     </w:tblStylePr>
     <w:tblStylePr w:type="nwCell">
       <w:rPr>
+        <w:rFonts w:eastAsia="黑体"/>
         <w:color w:themeColor="background1" w:val="FFFFFF"/>
       </w:rPr>
       <w:tblPr/>
@@ -7807,6 +8147,7 @@
       <w:spacing w:after="0" w:line="240" w:lineRule="auto"/>
     </w:pPr>
     <w:rPr>
+      <w:rFonts w:eastAsia="黑体"/>
       <w:color w:themeColor="text1" w:val="000000"/>
     </w:rPr>
     <w:tblPr>
@@ -7826,7 +8167,7 @@
     </w:tblPr>
     <w:tblStylePr w:type="firstRow">
       <w:rPr>
-        <w:rFonts w:asciiTheme="majorHAnsi" w:cstheme="majorBidi" w:eastAsiaTheme="majorEastAsia" w:hAnsiTheme="majorHAnsi"/>
+        <w:rFonts w:asciiTheme="majorHAnsi" w:cstheme="majorBidi" w:hAnsiTheme="majorHAnsi" w:eastAsia="黑体"/>
       </w:rPr>
       <w:tblPr/>
       <w:tcPr>
@@ -7838,6 +8179,7 @@
     </w:tblStylePr>
     <w:tblStylePr w:type="lastRow">
       <w:rPr>
+        <w:rFonts w:eastAsia="黑体"/>
         <w:b/>
         <w:bCs/>
         <w:color w:themeColor="text2" w:val="1F497D"/>
@@ -7852,12 +8194,14 @@
     </w:tblStylePr>
     <w:tblStylePr w:type="firstCol">
       <w:rPr>
+        <w:rFonts w:eastAsia="黑体"/>
         <w:b/>
         <w:bCs/>
       </w:rPr>
     </w:tblStylePr>
     <w:tblStylePr w:type="lastCol">
       <w:rPr>
+        <w:rFonts w:eastAsia="黑体"/>
         <w:b/>
         <w:bCs/>
       </w:rPr>
@@ -7891,6 +8235,7 @@
       <w:spacing w:after="0" w:line="240" w:lineRule="auto"/>
     </w:pPr>
     <w:rPr>
+      <w:rFonts w:eastAsia="黑体"/>
       <w:color w:themeColor="text1" w:val="000000"/>
     </w:rPr>
     <w:tblPr>
@@ -7910,7 +8255,7 @@
     </w:tblPr>
     <w:tblStylePr w:type="firstRow">
       <w:rPr>
-        <w:rFonts w:asciiTheme="majorHAnsi" w:cstheme="majorBidi" w:eastAsiaTheme="majorEastAsia" w:hAnsiTheme="majorHAnsi"/>
+        <w:rFonts w:asciiTheme="majorHAnsi" w:cstheme="majorBidi" w:hAnsiTheme="majorHAnsi" w:eastAsia="黑体"/>
       </w:rPr>
       <w:tblPr/>
       <w:tcPr>
@@ -7922,6 +8267,7 @@
     </w:tblStylePr>
     <w:tblStylePr w:type="lastRow">
       <w:rPr>
+        <w:rFonts w:eastAsia="黑体"/>
         <w:b/>
         <w:bCs/>
         <w:color w:themeColor="text2" w:val="1F497D"/>
@@ -7936,12 +8282,14 @@
     </w:tblStylePr>
     <w:tblStylePr w:type="firstCol">
       <w:rPr>
+        <w:rFonts w:eastAsia="黑体"/>
         <w:b/>
         <w:bCs/>
       </w:rPr>
     </w:tblStylePr>
     <w:tblStylePr w:type="lastCol">
       <w:rPr>
+        <w:rFonts w:eastAsia="黑体"/>
         <w:b/>
         <w:bCs/>
       </w:rPr>
@@ -7975,6 +8323,7 @@
       <w:spacing w:after="0" w:line="240" w:lineRule="auto"/>
     </w:pPr>
     <w:rPr>
+      <w:rFonts w:eastAsia="黑体"/>
       <w:color w:themeColor="text1" w:val="000000"/>
     </w:rPr>
     <w:tblPr>
@@ -7994,7 +8343,7 @@
     </w:tblPr>
     <w:tblStylePr w:type="firstRow">
       <w:rPr>
-        <w:rFonts w:asciiTheme="majorHAnsi" w:cstheme="majorBidi" w:eastAsiaTheme="majorEastAsia" w:hAnsiTheme="majorHAnsi"/>
+        <w:rFonts w:asciiTheme="majorHAnsi" w:cstheme="majorBidi" w:hAnsiTheme="majorHAnsi" w:eastAsia="黑体"/>
       </w:rPr>
       <w:tblPr/>
       <w:tcPr>
@@ -8006,6 +8355,7 @@
     </w:tblStylePr>
     <w:tblStylePr w:type="lastRow">
       <w:rPr>
+        <w:rFonts w:eastAsia="黑体"/>
         <w:b/>
         <w:bCs/>
         <w:color w:themeColor="text2" w:val="1F497D"/>
@@ -8020,12 +8370,14 @@
     </w:tblStylePr>
     <w:tblStylePr w:type="firstCol">
       <w:rPr>
+        <w:rFonts w:eastAsia="黑体"/>
         <w:b/>
         <w:bCs/>
       </w:rPr>
     </w:tblStylePr>
     <w:tblStylePr w:type="lastCol">
       <w:rPr>
+        <w:rFonts w:eastAsia="黑体"/>
         <w:b/>
         <w:bCs/>
       </w:rPr>
@@ -8059,6 +8411,7 @@
       <w:spacing w:after="0" w:line="240" w:lineRule="auto"/>
     </w:pPr>
     <w:rPr>
+      <w:rFonts w:eastAsia="黑体"/>
       <w:color w:themeColor="text1" w:val="000000"/>
     </w:rPr>
     <w:tblPr>
@@ -8078,7 +8431,7 @@
     </w:tblPr>
     <w:tblStylePr w:type="firstRow">
       <w:rPr>
-        <w:rFonts w:asciiTheme="majorHAnsi" w:cstheme="majorBidi" w:eastAsiaTheme="majorEastAsia" w:hAnsiTheme="majorHAnsi"/>
+        <w:rFonts w:asciiTheme="majorHAnsi" w:cstheme="majorBidi" w:hAnsiTheme="majorHAnsi" w:eastAsia="黑体"/>
       </w:rPr>
       <w:tblPr/>
       <w:tcPr>
@@ -8090,6 +8443,7 @@
     </w:tblStylePr>
     <w:tblStylePr w:type="lastRow">
       <w:rPr>
+        <w:rFonts w:eastAsia="黑体"/>
         <w:b/>
         <w:bCs/>
         <w:color w:themeColor="text2" w:val="1F497D"/>
@@ -8104,12 +8458,14 @@
     </w:tblStylePr>
     <w:tblStylePr w:type="firstCol">
       <w:rPr>
+        <w:rFonts w:eastAsia="黑体"/>
         <w:b/>
         <w:bCs/>
       </w:rPr>
     </w:tblStylePr>
     <w:tblStylePr w:type="lastCol">
       <w:rPr>
+        <w:rFonts w:eastAsia="黑体"/>
         <w:b/>
         <w:bCs/>
       </w:rPr>
@@ -8143,6 +8499,7 @@
       <w:spacing w:after="0" w:line="240" w:lineRule="auto"/>
     </w:pPr>
     <w:rPr>
+      <w:rFonts w:eastAsia="黑体"/>
       <w:color w:themeColor="text1" w:val="000000"/>
     </w:rPr>
     <w:tblPr>
@@ -8162,7 +8519,7 @@
     </w:tblPr>
     <w:tblStylePr w:type="firstRow">
       <w:rPr>
-        <w:rFonts w:asciiTheme="majorHAnsi" w:cstheme="majorBidi" w:eastAsiaTheme="majorEastAsia" w:hAnsiTheme="majorHAnsi"/>
+        <w:rFonts w:asciiTheme="majorHAnsi" w:cstheme="majorBidi" w:hAnsiTheme="majorHAnsi" w:eastAsia="黑体"/>
       </w:rPr>
       <w:tblPr/>
       <w:tcPr>
@@ -8174,6 +8531,7 @@
     </w:tblStylePr>
     <w:tblStylePr w:type="lastRow">
       <w:rPr>
+        <w:rFonts w:eastAsia="黑体"/>
         <w:b/>
         <w:bCs/>
         <w:color w:themeColor="text2" w:val="1F497D"/>
@@ -8188,12 +8546,14 @@
     </w:tblStylePr>
     <w:tblStylePr w:type="firstCol">
       <w:rPr>
+        <w:rFonts w:eastAsia="黑体"/>
         <w:b/>
         <w:bCs/>
       </w:rPr>
     </w:tblStylePr>
     <w:tblStylePr w:type="lastCol">
       <w:rPr>
+        <w:rFonts w:eastAsia="黑体"/>
         <w:b/>
         <w:bCs/>
       </w:rPr>
@@ -8227,6 +8587,7 @@
       <w:spacing w:after="0" w:line="240" w:lineRule="auto"/>
     </w:pPr>
     <w:rPr>
+      <w:rFonts w:eastAsia="黑体"/>
       <w:color w:themeColor="text1" w:val="000000"/>
     </w:rPr>
     <w:tblPr>
@@ -8246,7 +8607,7 @@
     </w:tblPr>
     <w:tblStylePr w:type="firstRow">
       <w:rPr>
-        <w:rFonts w:asciiTheme="majorHAnsi" w:cstheme="majorBidi" w:eastAsiaTheme="majorEastAsia" w:hAnsiTheme="majorHAnsi"/>
+        <w:rFonts w:asciiTheme="majorHAnsi" w:cstheme="majorBidi" w:hAnsiTheme="majorHAnsi" w:eastAsia="黑体"/>
       </w:rPr>
       <w:tblPr/>
       <w:tcPr>
@@ -8258,6 +8619,7 @@
     </w:tblStylePr>
     <w:tblStylePr w:type="lastRow">
       <w:rPr>
+        <w:rFonts w:eastAsia="黑体"/>
         <w:b/>
         <w:bCs/>
         <w:color w:themeColor="text2" w:val="1F497D"/>
@@ -8272,12 +8634,14 @@
     </w:tblStylePr>
     <w:tblStylePr w:type="firstCol">
       <w:rPr>
+        <w:rFonts w:eastAsia="黑体"/>
         <w:b/>
         <w:bCs/>
       </w:rPr>
     </w:tblStylePr>
     <w:tblStylePr w:type="lastCol">
       <w:rPr>
+        <w:rFonts w:eastAsia="黑体"/>
         <w:b/>
         <w:bCs/>
       </w:rPr>
@@ -8311,6 +8675,7 @@
       <w:spacing w:after="0" w:line="240" w:lineRule="auto"/>
     </w:pPr>
     <w:rPr>
+      <w:rFonts w:eastAsia="黑体"/>
       <w:color w:themeColor="text1" w:val="000000"/>
     </w:rPr>
     <w:tblPr>
@@ -8330,7 +8695,7 @@
     </w:tblPr>
     <w:tblStylePr w:type="firstRow">
       <w:rPr>
-        <w:rFonts w:asciiTheme="majorHAnsi" w:cstheme="majorBidi" w:eastAsiaTheme="majorEastAsia" w:hAnsiTheme="majorHAnsi"/>
+        <w:rFonts w:asciiTheme="majorHAnsi" w:cstheme="majorBidi" w:hAnsiTheme="majorHAnsi" w:eastAsia="黑体"/>
       </w:rPr>
       <w:tblPr/>
       <w:tcPr>
@@ -8342,6 +8707,7 @@
     </w:tblStylePr>
     <w:tblStylePr w:type="lastRow">
       <w:rPr>
+        <w:rFonts w:eastAsia="黑体"/>
         <w:b/>
         <w:bCs/>
         <w:color w:themeColor="text2" w:val="1F497D"/>
@@ -8356,12 +8722,14 @@
     </w:tblStylePr>
     <w:tblStylePr w:type="firstCol">
       <w:rPr>
+        <w:rFonts w:eastAsia="黑体"/>
         <w:b/>
         <w:bCs/>
       </w:rPr>
     </w:tblStylePr>
     <w:tblStylePr w:type="lastCol">
       <w:rPr>
+        <w:rFonts w:eastAsia="黑体"/>
         <w:b/>
         <w:bCs/>
       </w:rPr>
@@ -8395,7 +8763,7 @@
       <w:spacing w:after="0" w:line="240" w:lineRule="auto"/>
     </w:pPr>
     <w:rPr>
-      <w:rFonts w:asciiTheme="majorHAnsi" w:cstheme="majorBidi" w:eastAsiaTheme="majorEastAsia" w:hAnsiTheme="majorHAnsi"/>
+      <w:rFonts w:asciiTheme="majorHAnsi" w:cstheme="majorBidi" w:hAnsiTheme="majorHAnsi" w:eastAsia="黑体"/>
       <w:color w:themeColor="text1" w:val="000000"/>
     </w:rPr>
     <w:tblPr>
@@ -8417,6 +8785,7 @@
     </w:tblPr>
     <w:tblStylePr w:type="firstRow">
       <w:rPr>
+        <w:rFonts w:eastAsia="黑体"/>
         <w:sz w:val="24"/>
         <w:szCs w:val="24"/>
       </w:rPr>
@@ -8523,7 +8892,7 @@
       <w:spacing w:after="0" w:line="240" w:lineRule="auto"/>
     </w:pPr>
     <w:rPr>
-      <w:rFonts w:asciiTheme="majorHAnsi" w:cstheme="majorBidi" w:eastAsiaTheme="majorEastAsia" w:hAnsiTheme="majorHAnsi"/>
+      <w:rFonts w:asciiTheme="majorHAnsi" w:cstheme="majorBidi" w:hAnsiTheme="majorHAnsi" w:eastAsia="黑体"/>
       <w:color w:themeColor="text1" w:val="000000"/>
     </w:rPr>
     <w:tblPr>
@@ -8545,6 +8914,7 @@
     </w:tblPr>
     <w:tblStylePr w:type="firstRow">
       <w:rPr>
+        <w:rFonts w:eastAsia="黑体"/>
         <w:sz w:val="24"/>
         <w:szCs w:val="24"/>
       </w:rPr>
@@ -8651,7 +9021,7 @@
       <w:spacing w:after="0" w:line="240" w:lineRule="auto"/>
     </w:pPr>
     <w:rPr>
-      <w:rFonts w:asciiTheme="majorHAnsi" w:cstheme="majorBidi" w:eastAsiaTheme="majorEastAsia" w:hAnsiTheme="majorHAnsi"/>
+      <w:rFonts w:asciiTheme="majorHAnsi" w:cstheme="majorBidi" w:hAnsiTheme="majorHAnsi" w:eastAsia="黑体"/>
       <w:color w:themeColor="text1" w:val="000000"/>
     </w:rPr>
     <w:tblPr>
@@ -8673,6 +9043,7 @@
     </w:tblPr>
     <w:tblStylePr w:type="firstRow">
       <w:rPr>
+        <w:rFonts w:eastAsia="黑体"/>
         <w:sz w:val="24"/>
         <w:szCs w:val="24"/>
       </w:rPr>
@@ -8779,7 +9150,7 @@
       <w:spacing w:after="0" w:line="240" w:lineRule="auto"/>
     </w:pPr>
     <w:rPr>
-      <w:rFonts w:asciiTheme="majorHAnsi" w:cstheme="majorBidi" w:eastAsiaTheme="majorEastAsia" w:hAnsiTheme="majorHAnsi"/>
+      <w:rFonts w:asciiTheme="majorHAnsi" w:cstheme="majorBidi" w:hAnsiTheme="majorHAnsi" w:eastAsia="黑体"/>
       <w:color w:themeColor="text1" w:val="000000"/>
     </w:rPr>
     <w:tblPr>
@@ -8801,6 +9172,7 @@
     </w:tblPr>
     <w:tblStylePr w:type="firstRow">
       <w:rPr>
+        <w:rFonts w:eastAsia="黑体"/>
         <w:sz w:val="24"/>
         <w:szCs w:val="24"/>
       </w:rPr>
@@ -8907,7 +9279,7 @@
       <w:spacing w:after="0" w:line="240" w:lineRule="auto"/>
     </w:pPr>
     <w:rPr>
-      <w:rFonts w:asciiTheme="majorHAnsi" w:cstheme="majorBidi" w:eastAsiaTheme="majorEastAsia" w:hAnsiTheme="majorHAnsi"/>
+      <w:rFonts w:asciiTheme="majorHAnsi" w:cstheme="majorBidi" w:hAnsiTheme="majorHAnsi" w:eastAsia="黑体"/>
       <w:color w:themeColor="text1" w:val="000000"/>
     </w:rPr>
     <w:tblPr>
@@ -8929,6 +9301,7 @@
     </w:tblPr>
     <w:tblStylePr w:type="firstRow">
       <w:rPr>
+        <w:rFonts w:eastAsia="黑体"/>
         <w:sz w:val="24"/>
         <w:szCs w:val="24"/>
       </w:rPr>
@@ -9035,7 +9408,7 @@
       <w:spacing w:after="0" w:line="240" w:lineRule="auto"/>
     </w:pPr>
     <w:rPr>
-      <w:rFonts w:asciiTheme="majorHAnsi" w:cstheme="majorBidi" w:eastAsiaTheme="majorEastAsia" w:hAnsiTheme="majorHAnsi"/>
+      <w:rFonts w:asciiTheme="majorHAnsi" w:cstheme="majorBidi" w:hAnsiTheme="majorHAnsi" w:eastAsia="黑体"/>
       <w:color w:themeColor="text1" w:val="000000"/>
     </w:rPr>
     <w:tblPr>
@@ -9057,6 +9430,7 @@
     </w:tblPr>
     <w:tblStylePr w:type="firstRow">
       <w:rPr>
+        <w:rFonts w:eastAsia="黑体"/>
         <w:sz w:val="24"/>
         <w:szCs w:val="24"/>
       </w:rPr>
@@ -9163,7 +9537,7 @@
       <w:spacing w:after="0" w:line="240" w:lineRule="auto"/>
     </w:pPr>
     <w:rPr>
-      <w:rFonts w:asciiTheme="majorHAnsi" w:cstheme="majorBidi" w:eastAsiaTheme="majorEastAsia" w:hAnsiTheme="majorHAnsi"/>
+      <w:rFonts w:asciiTheme="majorHAnsi" w:cstheme="majorBidi" w:hAnsiTheme="majorHAnsi" w:eastAsia="黑体"/>
       <w:color w:themeColor="text1" w:val="000000"/>
     </w:rPr>
     <w:tblPr>
@@ -9185,6 +9559,7 @@
     </w:tblPr>
     <w:tblStylePr w:type="firstRow">
       <w:rPr>
+        <w:rFonts w:eastAsia="黑体"/>
         <w:sz w:val="24"/>
         <w:szCs w:val="24"/>
       </w:rPr>
@@ -9314,12 +9689,14 @@
     </w:tcPr>
     <w:tblStylePr w:type="firstRow">
       <w:rPr>
+        <w:rFonts w:eastAsia="黑体"/>
         <w:b/>
         <w:bCs/>
       </w:rPr>
     </w:tblStylePr>
     <w:tblStylePr w:type="lastRow">
       <w:rPr>
+        <w:rFonts w:eastAsia="黑体"/>
         <w:b/>
         <w:bCs/>
       </w:rPr>
@@ -9332,12 +9709,14 @@
     </w:tblStylePr>
     <w:tblStylePr w:type="firstCol">
       <w:rPr>
+        <w:rFonts w:eastAsia="黑体"/>
         <w:b/>
         <w:bCs/>
       </w:rPr>
     </w:tblStylePr>
     <w:tblStylePr w:type="lastCol">
       <w:rPr>
+        <w:rFonts w:eastAsia="黑体"/>
         <w:b/>
         <w:bCs/>
       </w:rPr>
@@ -9387,12 +9766,14 @@
     </w:tcPr>
     <w:tblStylePr w:type="firstRow">
       <w:rPr>
+        <w:rFonts w:eastAsia="黑体"/>
         <w:b/>
         <w:bCs/>
       </w:rPr>
     </w:tblStylePr>
     <w:tblStylePr w:type="lastRow">
       <w:rPr>
+        <w:rFonts w:eastAsia="黑体"/>
         <w:b/>
         <w:bCs/>
       </w:rPr>
@@ -9405,12 +9786,14 @@
     </w:tblStylePr>
     <w:tblStylePr w:type="firstCol">
       <w:rPr>
+        <w:rFonts w:eastAsia="黑体"/>
         <w:b/>
         <w:bCs/>
       </w:rPr>
     </w:tblStylePr>
     <w:tblStylePr w:type="lastCol">
       <w:rPr>
+        <w:rFonts w:eastAsia="黑体"/>
         <w:b/>
         <w:bCs/>
       </w:rPr>
@@ -9460,12 +9843,14 @@
     </w:tcPr>
     <w:tblStylePr w:type="firstRow">
       <w:rPr>
+        <w:rFonts w:eastAsia="黑体"/>
         <w:b/>
         <w:bCs/>
       </w:rPr>
     </w:tblStylePr>
     <w:tblStylePr w:type="lastRow">
       <w:rPr>
+        <w:rFonts w:eastAsia="黑体"/>
         <w:b/>
         <w:bCs/>
       </w:rPr>
@@ -9478,12 +9863,14 @@
     </w:tblStylePr>
     <w:tblStylePr w:type="firstCol">
       <w:rPr>
+        <w:rFonts w:eastAsia="黑体"/>
         <w:b/>
         <w:bCs/>
       </w:rPr>
     </w:tblStylePr>
     <w:tblStylePr w:type="lastCol">
       <w:rPr>
+        <w:rFonts w:eastAsia="黑体"/>
         <w:b/>
         <w:bCs/>
       </w:rPr>
@@ -9533,12 +9920,14 @@
     </w:tcPr>
     <w:tblStylePr w:type="firstRow">
       <w:rPr>
+        <w:rFonts w:eastAsia="黑体"/>
         <w:b/>
         <w:bCs/>
       </w:rPr>
     </w:tblStylePr>
     <w:tblStylePr w:type="lastRow">
       <w:rPr>
+        <w:rFonts w:eastAsia="黑体"/>
         <w:b/>
         <w:bCs/>
       </w:rPr>
@@ -9551,12 +9940,14 @@
     </w:tblStylePr>
     <w:tblStylePr w:type="firstCol">
       <w:rPr>
+        <w:rFonts w:eastAsia="黑体"/>
         <w:b/>
         <w:bCs/>
       </w:rPr>
     </w:tblStylePr>
     <w:tblStylePr w:type="lastCol">
       <w:rPr>
+        <w:rFonts w:eastAsia="黑体"/>
         <w:b/>
         <w:bCs/>
       </w:rPr>
@@ -9606,12 +9997,14 @@
     </w:tcPr>
     <w:tblStylePr w:type="firstRow">
       <w:rPr>
+        <w:rFonts w:eastAsia="黑体"/>
         <w:b/>
         <w:bCs/>
       </w:rPr>
     </w:tblStylePr>
     <w:tblStylePr w:type="lastRow">
       <w:rPr>
+        <w:rFonts w:eastAsia="黑体"/>
         <w:b/>
         <w:bCs/>
       </w:rPr>
@@ -9624,12 +10017,14 @@
     </w:tblStylePr>
     <w:tblStylePr w:type="firstCol">
       <w:rPr>
+        <w:rFonts w:eastAsia="黑体"/>
         <w:b/>
         <w:bCs/>
       </w:rPr>
     </w:tblStylePr>
     <w:tblStylePr w:type="lastCol">
       <w:rPr>
+        <w:rFonts w:eastAsia="黑体"/>
         <w:b/>
         <w:bCs/>
       </w:rPr>
@@ -9679,12 +10074,14 @@
     </w:tcPr>
     <w:tblStylePr w:type="firstRow">
       <w:rPr>
+        <w:rFonts w:eastAsia="黑体"/>
         <w:b/>
         <w:bCs/>
       </w:rPr>
     </w:tblStylePr>
     <w:tblStylePr w:type="lastRow">
       <w:rPr>
+        <w:rFonts w:eastAsia="黑体"/>
         <w:b/>
         <w:bCs/>
       </w:rPr>
@@ -9697,12 +10094,14 @@
     </w:tblStylePr>
     <w:tblStylePr w:type="firstCol">
       <w:rPr>
+        <w:rFonts w:eastAsia="黑体"/>
         <w:b/>
         <w:bCs/>
       </w:rPr>
     </w:tblStylePr>
     <w:tblStylePr w:type="lastCol">
       <w:rPr>
+        <w:rFonts w:eastAsia="黑体"/>
         <w:b/>
         <w:bCs/>
       </w:rPr>
@@ -9752,12 +10151,14 @@
     </w:tcPr>
     <w:tblStylePr w:type="firstRow">
       <w:rPr>
+        <w:rFonts w:eastAsia="黑体"/>
         <w:b/>
         <w:bCs/>
       </w:rPr>
     </w:tblStylePr>
     <w:tblStylePr w:type="lastRow">
       <w:rPr>
+        <w:rFonts w:eastAsia="黑体"/>
         <w:b/>
         <w:bCs/>
       </w:rPr>
@@ -9770,12 +10171,14 @@
     </w:tblStylePr>
     <w:tblStylePr w:type="firstCol">
       <w:rPr>
+        <w:rFonts w:eastAsia="黑体"/>
         <w:b/>
         <w:bCs/>
       </w:rPr>
     </w:tblStylePr>
     <w:tblStylePr w:type="lastCol">
       <w:rPr>
+        <w:rFonts w:eastAsia="黑体"/>
         <w:b/>
         <w:bCs/>
       </w:rPr>
@@ -9802,7 +10205,7 @@
       <w:spacing w:after="0" w:line="240" w:lineRule="auto"/>
     </w:pPr>
     <w:rPr>
-      <w:rFonts w:asciiTheme="majorHAnsi" w:cstheme="majorBidi" w:eastAsiaTheme="majorEastAsia" w:hAnsiTheme="majorHAnsi"/>
+      <w:rFonts w:asciiTheme="majorHAnsi" w:cstheme="majorBidi" w:hAnsiTheme="majorHAnsi" w:eastAsia="黑体"/>
       <w:color w:themeColor="text1" w:val="000000"/>
     </w:rPr>
     <w:tblPr>
@@ -9829,6 +10232,7 @@
     </w:tcPr>
     <w:tblStylePr w:type="firstRow">
       <w:rPr>
+        <w:rFonts w:eastAsia="黑体"/>
         <w:b/>
         <w:bCs/>
         <w:color w:themeColor="text1" w:val="000000"/>
@@ -9840,6 +10244,7 @@
     </w:tblStylePr>
     <w:tblStylePr w:type="lastRow">
       <w:rPr>
+        <w:rFonts w:eastAsia="黑体"/>
         <w:b/>
         <w:bCs/>
         <w:color w:themeColor="text1" w:val="000000"/>
@@ -9859,6 +10264,7 @@
     </w:tblStylePr>
     <w:tblStylePr w:type="firstCol">
       <w:rPr>
+        <w:rFonts w:eastAsia="黑体"/>
         <w:b/>
         <w:bCs/>
         <w:color w:themeColor="text1" w:val="000000"/>
@@ -9878,6 +10284,7 @@
     </w:tblStylePr>
     <w:tblStylePr w:type="lastCol">
       <w:rPr>
+        <w:rFonts w:eastAsia="黑体"/>
         <w:b w:val="0"/>
         <w:bCs w:val="0"/>
         <w:color w:themeColor="text1" w:val="000000"/>
@@ -9927,7 +10334,7 @@
       <w:spacing w:after="0" w:line="240" w:lineRule="auto"/>
     </w:pPr>
     <w:rPr>
-      <w:rFonts w:asciiTheme="majorHAnsi" w:cstheme="majorBidi" w:eastAsiaTheme="majorEastAsia" w:hAnsiTheme="majorHAnsi"/>
+      <w:rFonts w:asciiTheme="majorHAnsi" w:cstheme="majorBidi" w:hAnsiTheme="majorHAnsi" w:eastAsia="黑体"/>
       <w:color w:themeColor="text1" w:val="000000"/>
     </w:rPr>
     <w:tblPr>
@@ -9954,6 +10361,7 @@
     </w:tcPr>
     <w:tblStylePr w:type="firstRow">
       <w:rPr>
+        <w:rFonts w:eastAsia="黑体"/>
         <w:b/>
         <w:bCs/>
         <w:color w:themeColor="text1" w:val="000000"/>
@@ -9965,6 +10373,7 @@
     </w:tblStylePr>
     <w:tblStylePr w:type="lastRow">
       <w:rPr>
+        <w:rFonts w:eastAsia="黑体"/>
         <w:b/>
         <w:bCs/>
         <w:color w:themeColor="text1" w:val="000000"/>
@@ -9984,6 +10393,7 @@
     </w:tblStylePr>
     <w:tblStylePr w:type="firstCol">
       <w:rPr>
+        <w:rFonts w:eastAsia="黑体"/>
         <w:b/>
         <w:bCs/>
         <w:color w:themeColor="text1" w:val="000000"/>
@@ -10003,6 +10413,7 @@
     </w:tblStylePr>
     <w:tblStylePr w:type="lastCol">
       <w:rPr>
+        <w:rFonts w:eastAsia="黑体"/>
         <w:b w:val="0"/>
         <w:bCs w:val="0"/>
         <w:color w:themeColor="text1" w:val="000000"/>
@@ -10052,7 +10463,7 @@
       <w:spacing w:after="0" w:line="240" w:lineRule="auto"/>
     </w:pPr>
     <w:rPr>
-      <w:rFonts w:asciiTheme="majorHAnsi" w:cstheme="majorBidi" w:eastAsiaTheme="majorEastAsia" w:hAnsiTheme="majorHAnsi"/>
+      <w:rFonts w:asciiTheme="majorHAnsi" w:cstheme="majorBidi" w:hAnsiTheme="majorHAnsi" w:eastAsia="黑体"/>
       <w:color w:themeColor="text1" w:val="000000"/>
     </w:rPr>
     <w:tblPr>
@@ -10079,6 +10490,7 @@
     </w:tcPr>
     <w:tblStylePr w:type="firstRow">
       <w:rPr>
+        <w:rFonts w:eastAsia="黑体"/>
         <w:b/>
         <w:bCs/>
         <w:color w:themeColor="text1" w:val="000000"/>
@@ -10090,6 +10502,7 @@
     </w:tblStylePr>
     <w:tblStylePr w:type="lastRow">
       <w:rPr>
+        <w:rFonts w:eastAsia="黑体"/>
         <w:b/>
         <w:bCs/>
         <w:color w:themeColor="text1" w:val="000000"/>
@@ -10109,6 +10522,7 @@
     </w:tblStylePr>
     <w:tblStylePr w:type="firstCol">
       <w:rPr>
+        <w:rFonts w:eastAsia="黑体"/>
         <w:b/>
         <w:bCs/>
         <w:color w:themeColor="text1" w:val="000000"/>
@@ -10128,6 +10542,7 @@
     </w:tblStylePr>
     <w:tblStylePr w:type="lastCol">
       <w:rPr>
+        <w:rFonts w:eastAsia="黑体"/>
         <w:b w:val="0"/>
         <w:bCs w:val="0"/>
         <w:color w:themeColor="text1" w:val="000000"/>
@@ -10177,7 +10592,7 @@
       <w:spacing w:after="0" w:line="240" w:lineRule="auto"/>
     </w:pPr>
     <w:rPr>
-      <w:rFonts w:asciiTheme="majorHAnsi" w:cstheme="majorBidi" w:eastAsiaTheme="majorEastAsia" w:hAnsiTheme="majorHAnsi"/>
+      <w:rFonts w:asciiTheme="majorHAnsi" w:cstheme="majorBidi" w:hAnsiTheme="majorHAnsi" w:eastAsia="黑体"/>
       <w:color w:themeColor="text1" w:val="000000"/>
     </w:rPr>
     <w:tblPr>
@@ -10204,6 +10619,7 @@
     </w:tcPr>
     <w:tblStylePr w:type="firstRow">
       <w:rPr>
+        <w:rFonts w:eastAsia="黑体"/>
         <w:b/>
         <w:bCs/>
         <w:color w:themeColor="text1" w:val="000000"/>
@@ -10215,6 +10631,7 @@
     </w:tblStylePr>
     <w:tblStylePr w:type="lastRow">
       <w:rPr>
+        <w:rFonts w:eastAsia="黑体"/>
         <w:b/>
         <w:bCs/>
         <w:color w:themeColor="text1" w:val="000000"/>
@@ -10234,6 +10651,7 @@
     </w:tblStylePr>
     <w:tblStylePr w:type="firstCol">
       <w:rPr>
+        <w:rFonts w:eastAsia="黑体"/>
         <w:b/>
         <w:bCs/>
         <w:color w:themeColor="text1" w:val="000000"/>
@@ -10253,6 +10671,7 @@
     </w:tblStylePr>
     <w:tblStylePr w:type="lastCol">
       <w:rPr>
+        <w:rFonts w:eastAsia="黑体"/>
         <w:b w:val="0"/>
         <w:bCs w:val="0"/>
         <w:color w:themeColor="text1" w:val="000000"/>
@@ -10302,7 +10721,7 @@
       <w:spacing w:after="0" w:line="240" w:lineRule="auto"/>
     </w:pPr>
     <w:rPr>
-      <w:rFonts w:asciiTheme="majorHAnsi" w:cstheme="majorBidi" w:eastAsiaTheme="majorEastAsia" w:hAnsiTheme="majorHAnsi"/>
+      <w:rFonts w:asciiTheme="majorHAnsi" w:cstheme="majorBidi" w:hAnsiTheme="majorHAnsi" w:eastAsia="黑体"/>
       <w:color w:themeColor="text1" w:val="000000"/>
     </w:rPr>
     <w:tblPr>
@@ -10329,6 +10748,7 @@
     </w:tcPr>
     <w:tblStylePr w:type="firstRow">
       <w:rPr>
+        <w:rFonts w:eastAsia="黑体"/>
         <w:b/>
         <w:bCs/>
         <w:color w:themeColor="text1" w:val="000000"/>
@@ -10340,6 +10760,7 @@
     </w:tblStylePr>
     <w:tblStylePr w:type="lastRow">
       <w:rPr>
+        <w:rFonts w:eastAsia="黑体"/>
         <w:b/>
         <w:bCs/>
         <w:color w:themeColor="text1" w:val="000000"/>
@@ -10359,6 +10780,7 @@
     </w:tblStylePr>
     <w:tblStylePr w:type="firstCol">
       <w:rPr>
+        <w:rFonts w:eastAsia="黑体"/>
         <w:b/>
         <w:bCs/>
         <w:color w:themeColor="text1" w:val="000000"/>
@@ -10378,6 +10800,7 @@
     </w:tblStylePr>
     <w:tblStylePr w:type="lastCol">
       <w:rPr>
+        <w:rFonts w:eastAsia="黑体"/>
         <w:b w:val="0"/>
         <w:bCs w:val="0"/>
         <w:color w:themeColor="text1" w:val="000000"/>
@@ -10427,7 +10850,7 @@
       <w:spacing w:after="0" w:line="240" w:lineRule="auto"/>
     </w:pPr>
     <w:rPr>
-      <w:rFonts w:asciiTheme="majorHAnsi" w:cstheme="majorBidi" w:eastAsiaTheme="majorEastAsia" w:hAnsiTheme="majorHAnsi"/>
+      <w:rFonts w:asciiTheme="majorHAnsi" w:cstheme="majorBidi" w:hAnsiTheme="majorHAnsi" w:eastAsia="黑体"/>
       <w:color w:themeColor="text1" w:val="000000"/>
     </w:rPr>
     <w:tblPr>
@@ -10454,6 +10877,7 @@
     </w:tcPr>
     <w:tblStylePr w:type="firstRow">
       <w:rPr>
+        <w:rFonts w:eastAsia="黑体"/>
         <w:b/>
         <w:bCs/>
         <w:color w:themeColor="text1" w:val="000000"/>
@@ -10465,6 +10889,7 @@
     </w:tblStylePr>
     <w:tblStylePr w:type="lastRow">
       <w:rPr>
+        <w:rFonts w:eastAsia="黑体"/>
         <w:b/>
         <w:bCs/>
         <w:color w:themeColor="text1" w:val="000000"/>
@@ -10484,6 +10909,7 @@
     </w:tblStylePr>
     <w:tblStylePr w:type="firstCol">
       <w:rPr>
+        <w:rFonts w:eastAsia="黑体"/>
         <w:b/>
         <w:bCs/>
         <w:color w:themeColor="text1" w:val="000000"/>
@@ -10503,6 +10929,7 @@
     </w:tblStylePr>
     <w:tblStylePr w:type="lastCol">
       <w:rPr>
+        <w:rFonts w:eastAsia="黑体"/>
         <w:b w:val="0"/>
         <w:bCs w:val="0"/>
         <w:color w:themeColor="text1" w:val="000000"/>
@@ -10552,7 +10979,7 @@
       <w:spacing w:after="0" w:line="240" w:lineRule="auto"/>
     </w:pPr>
     <w:rPr>
-      <w:rFonts w:asciiTheme="majorHAnsi" w:cstheme="majorBidi" w:eastAsiaTheme="majorEastAsia" w:hAnsiTheme="majorHAnsi"/>
+      <w:rFonts w:asciiTheme="majorHAnsi" w:cstheme="majorBidi" w:hAnsiTheme="majorHAnsi" w:eastAsia="黑体"/>
       <w:color w:themeColor="text1" w:val="000000"/>
     </w:rPr>
     <w:tblPr>
@@ -10579,6 +11006,7 @@
     </w:tcPr>
     <w:tblStylePr w:type="firstRow">
       <w:rPr>
+        <w:rFonts w:eastAsia="黑体"/>
         <w:b/>
         <w:bCs/>
         <w:color w:themeColor="text1" w:val="000000"/>
@@ -10590,6 +11018,7 @@
     </w:tblStylePr>
     <w:tblStylePr w:type="lastRow">
       <w:rPr>
+        <w:rFonts w:eastAsia="黑体"/>
         <w:b/>
         <w:bCs/>
         <w:color w:themeColor="text1" w:val="000000"/>
@@ -10609,6 +11038,7 @@
     </w:tblStylePr>
     <w:tblStylePr w:type="firstCol">
       <w:rPr>
+        <w:rFonts w:eastAsia="黑体"/>
         <w:b/>
         <w:bCs/>
         <w:color w:themeColor="text1" w:val="000000"/>
@@ -10628,6 +11058,7 @@
     </w:tblStylePr>
     <w:tblStylePr w:type="lastCol">
       <w:rPr>
+        <w:rFonts w:eastAsia="黑体"/>
         <w:b w:val="0"/>
         <w:bCs w:val="0"/>
         <w:color w:themeColor="text1" w:val="000000"/>
@@ -10700,6 +11131,7 @@
     </w:tcPr>
     <w:tblStylePr w:type="firstRow">
       <w:rPr>
+        <w:rFonts w:eastAsia="黑体"/>
         <w:b/>
         <w:bCs/>
         <w:i w:val="0"/>
@@ -10721,6 +11153,7 @@
     </w:tblStylePr>
     <w:tblStylePr w:type="lastRow">
       <w:rPr>
+        <w:rFonts w:eastAsia="黑体"/>
         <w:b/>
         <w:bCs/>
         <w:i w:val="0"/>
@@ -10742,6 +11175,7 @@
     </w:tblStylePr>
     <w:tblStylePr w:type="firstCol">
       <w:rPr>
+        <w:rFonts w:eastAsia="黑体"/>
         <w:b/>
         <w:bCs/>
         <w:i w:val="0"/>
@@ -10761,6 +11195,7 @@
     </w:tblStylePr>
     <w:tblStylePr w:type="lastCol">
       <w:rPr>
+        <w:rFonts w:eastAsia="黑体"/>
         <w:b/>
         <w:bCs/>
         <w:i w:val="0"/>
@@ -10841,6 +11276,7 @@
     </w:tcPr>
     <w:tblStylePr w:type="firstRow">
       <w:rPr>
+        <w:rFonts w:eastAsia="黑体"/>
         <w:b/>
         <w:bCs/>
         <w:i w:val="0"/>
@@ -10862,6 +11298,7 @@
     </w:tblStylePr>
     <w:tblStylePr w:type="lastRow">
       <w:rPr>
+        <w:rFonts w:eastAsia="黑体"/>
         <w:b/>
         <w:bCs/>
         <w:i w:val="0"/>
@@ -10883,6 +11320,7 @@
     </w:tblStylePr>
     <w:tblStylePr w:type="firstCol">
       <w:rPr>
+        <w:rFonts w:eastAsia="黑体"/>
         <w:b/>
         <w:bCs/>
         <w:i w:val="0"/>
@@ -10902,6 +11340,7 @@
     </w:tblStylePr>
     <w:tblStylePr w:type="lastCol">
       <w:rPr>
+        <w:rFonts w:eastAsia="黑体"/>
         <w:b/>
         <w:bCs/>
         <w:i w:val="0"/>
@@ -10982,6 +11421,7 @@
     </w:tcPr>
     <w:tblStylePr w:type="firstRow">
       <w:rPr>
+        <w:rFonts w:eastAsia="黑体"/>
         <w:b/>
         <w:bCs/>
         <w:i w:val="0"/>
@@ -11003,6 +11443,7 @@
     </w:tblStylePr>
     <w:tblStylePr w:type="lastRow">
       <w:rPr>
+        <w:rFonts w:eastAsia="黑体"/>
         <w:b/>
         <w:bCs/>
         <w:i w:val="0"/>
@@ -11024,6 +11465,7 @@
     </w:tblStylePr>
     <w:tblStylePr w:type="firstCol">
       <w:rPr>
+        <w:rFonts w:eastAsia="黑体"/>
         <w:b/>
         <w:bCs/>
         <w:i w:val="0"/>
@@ -11043,6 +11485,7 @@
     </w:tblStylePr>
     <w:tblStylePr w:type="lastCol">
       <w:rPr>
+        <w:rFonts w:eastAsia="黑体"/>
         <w:b/>
         <w:bCs/>
         <w:i w:val="0"/>
@@ -11123,6 +11566,7 @@
     </w:tcPr>
     <w:tblStylePr w:type="firstRow">
       <w:rPr>
+        <w:rFonts w:eastAsia="黑体"/>
         <w:b/>
         <w:bCs/>
         <w:i w:val="0"/>
@@ -11144,6 +11588,7 @@
     </w:tblStylePr>
     <w:tblStylePr w:type="lastRow">
       <w:rPr>
+        <w:rFonts w:eastAsia="黑体"/>
         <w:b/>
         <w:bCs/>
         <w:i w:val="0"/>
@@ -11165,6 +11610,7 @@
     </w:tblStylePr>
     <w:tblStylePr w:type="firstCol">
       <w:rPr>
+        <w:rFonts w:eastAsia="黑体"/>
         <w:b/>
         <w:bCs/>
         <w:i w:val="0"/>
@@ -11184,6 +11630,7 @@
     </w:tblStylePr>
     <w:tblStylePr w:type="lastCol">
       <w:rPr>
+        <w:rFonts w:eastAsia="黑体"/>
         <w:b/>
         <w:bCs/>
         <w:i w:val="0"/>
@@ -11264,6 +11711,7 @@
     </w:tcPr>
     <w:tblStylePr w:type="firstRow">
       <w:rPr>
+        <w:rFonts w:eastAsia="黑体"/>
         <w:b/>
         <w:bCs/>
         <w:i w:val="0"/>
@@ -11285,6 +11733,7 @@
     </w:tblStylePr>
     <w:tblStylePr w:type="lastRow">
       <w:rPr>
+        <w:rFonts w:eastAsia="黑体"/>
         <w:b/>
         <w:bCs/>
         <w:i w:val="0"/>
@@ -11306,6 +11755,7 @@
     </w:tblStylePr>
     <w:tblStylePr w:type="firstCol">
       <w:rPr>
+        <w:rFonts w:eastAsia="黑体"/>
         <w:b/>
         <w:bCs/>
         <w:i w:val="0"/>
@@ -11325,6 +11775,7 @@
     </w:tblStylePr>
     <w:tblStylePr w:type="lastCol">
       <w:rPr>
+        <w:rFonts w:eastAsia="黑体"/>
         <w:b/>
         <w:bCs/>
         <w:i w:val="0"/>
@@ -11405,6 +11856,7 @@
     </w:tcPr>
     <w:tblStylePr w:type="firstRow">
       <w:rPr>
+        <w:rFonts w:eastAsia="黑体"/>
         <w:b/>
         <w:bCs/>
         <w:i w:val="0"/>
@@ -11426,6 +11878,7 @@
     </w:tblStylePr>
     <w:tblStylePr w:type="lastRow">
       <w:rPr>
+        <w:rFonts w:eastAsia="黑体"/>
         <w:b/>
         <w:bCs/>
         <w:i w:val="0"/>
@@ -11447,6 +11900,7 @@
     </w:tblStylePr>
     <w:tblStylePr w:type="firstCol">
       <w:rPr>
+        <w:rFonts w:eastAsia="黑体"/>
         <w:b/>
         <w:bCs/>
         <w:i w:val="0"/>
@@ -11466,6 +11920,7 @@
     </w:tblStylePr>
     <w:tblStylePr w:type="lastCol">
       <w:rPr>
+        <w:rFonts w:eastAsia="黑体"/>
         <w:b/>
         <w:bCs/>
         <w:i w:val="0"/>
@@ -11546,6 +12001,7 @@
     </w:tcPr>
     <w:tblStylePr w:type="firstRow">
       <w:rPr>
+        <w:rFonts w:eastAsia="黑体"/>
         <w:b/>
         <w:bCs/>
         <w:i w:val="0"/>
@@ -11567,6 +12023,7 @@
     </w:tblStylePr>
     <w:tblStylePr w:type="lastRow">
       <w:rPr>
+        <w:rFonts w:eastAsia="黑体"/>
         <w:b/>
         <w:bCs/>
         <w:i w:val="0"/>
@@ -11588,6 +12045,7 @@
     </w:tblStylePr>
     <w:tblStylePr w:type="firstCol">
       <w:rPr>
+        <w:rFonts w:eastAsia="黑体"/>
         <w:b/>
         <w:bCs/>
         <w:i w:val="0"/>
@@ -11607,6 +12065,7 @@
     </w:tblStylePr>
     <w:tblStylePr w:type="lastCol">
       <w:rPr>
+        <w:rFonts w:eastAsia="黑体"/>
         <w:b/>
         <w:bCs/>
         <w:i w:val="0"/>
@@ -11664,6 +12123,7 @@
       <w:spacing w:after="0" w:line="240" w:lineRule="auto"/>
     </w:pPr>
     <w:rPr>
+      <w:rFonts w:eastAsia="黑体"/>
       <w:color w:themeColor="background1" w:val="FFFFFF"/>
     </w:rPr>
     <w:tblPr>
@@ -11682,6 +12142,7 @@
     </w:tcPr>
     <w:tblStylePr w:type="firstRow">
       <w:rPr>
+        <w:rFonts w:eastAsia="黑体"/>
         <w:b/>
         <w:bCs/>
       </w:rPr>
@@ -11778,6 +12239,7 @@
       <w:spacing w:after="0" w:line="240" w:lineRule="auto"/>
     </w:pPr>
     <w:rPr>
+      <w:rFonts w:eastAsia="黑体"/>
       <w:color w:themeColor="background1" w:val="FFFFFF"/>
     </w:rPr>
     <w:tblPr>
@@ -11796,6 +12258,7 @@
     </w:tcPr>
     <w:tblStylePr w:type="firstRow">
       <w:rPr>
+        <w:rFonts w:eastAsia="黑体"/>
         <w:b/>
         <w:bCs/>
       </w:rPr>
@@ -11892,6 +12355,7 @@
       <w:spacing w:after="0" w:line="240" w:lineRule="auto"/>
     </w:pPr>
     <w:rPr>
+      <w:rFonts w:eastAsia="黑体"/>
       <w:color w:themeColor="background1" w:val="FFFFFF"/>
     </w:rPr>
     <w:tblPr>
@@ -11910,6 +12374,7 @@
     </w:tcPr>
     <w:tblStylePr w:type="firstRow">
       <w:rPr>
+        <w:rFonts w:eastAsia="黑体"/>
         <w:b/>
         <w:bCs/>
       </w:rPr>
@@ -12006,6 +12471,7 @@
       <w:spacing w:after="0" w:line="240" w:lineRule="auto"/>
     </w:pPr>
     <w:rPr>
+      <w:rFonts w:eastAsia="黑体"/>
       <w:color w:themeColor="background1" w:val="FFFFFF"/>
     </w:rPr>
     <w:tblPr>
@@ -12024,6 +12490,7 @@
     </w:tcPr>
     <w:tblStylePr w:type="firstRow">
       <w:rPr>
+        <w:rFonts w:eastAsia="黑体"/>
         <w:b/>
         <w:bCs/>
       </w:rPr>
@@ -12120,6 +12587,7 @@
       <w:spacing w:after="0" w:line="240" w:lineRule="auto"/>
     </w:pPr>
     <w:rPr>
+      <w:rFonts w:eastAsia="黑体"/>
       <w:color w:themeColor="background1" w:val="FFFFFF"/>
     </w:rPr>
     <w:tblPr>
@@ -12138,6 +12606,7 @@
     </w:tcPr>
     <w:tblStylePr w:type="firstRow">
       <w:rPr>
+        <w:rFonts w:eastAsia="黑体"/>
         <w:b/>
         <w:bCs/>
       </w:rPr>
@@ -12234,6 +12703,7 @@
       <w:spacing w:after="0" w:line="240" w:lineRule="auto"/>
     </w:pPr>
     <w:rPr>
+      <w:rFonts w:eastAsia="黑体"/>
       <w:color w:themeColor="background1" w:val="FFFFFF"/>
     </w:rPr>
     <w:tblPr>
@@ -12252,6 +12722,7 @@
     </w:tcPr>
     <w:tblStylePr w:type="firstRow">
       <w:rPr>
+        <w:rFonts w:eastAsia="黑体"/>
         <w:b/>
         <w:bCs/>
       </w:rPr>
@@ -12348,6 +12819,7 @@
       <w:spacing w:after="0" w:line="240" w:lineRule="auto"/>
     </w:pPr>
     <w:rPr>
+      <w:rFonts w:eastAsia="黑体"/>
       <w:color w:themeColor="background1" w:val="FFFFFF"/>
     </w:rPr>
     <w:tblPr>
@@ -12366,6 +12838,7 @@
     </w:tcPr>
     <w:tblStylePr w:type="firstRow">
       <w:rPr>
+        <w:rFonts w:eastAsia="黑体"/>
         <w:b/>
         <w:bCs/>
       </w:rPr>
@@ -12462,6 +12935,7 @@
       <w:spacing w:after="0" w:line="240" w:lineRule="auto"/>
     </w:pPr>
     <w:rPr>
+      <w:rFonts w:eastAsia="黑体"/>
       <w:color w:themeColor="text1" w:val="000000"/>
     </w:rPr>
     <w:tblPr>
@@ -12488,6 +12962,7 @@
     </w:tcPr>
     <w:tblStylePr w:type="firstRow">
       <w:rPr>
+        <w:rFonts w:eastAsia="黑体"/>
         <w:b/>
         <w:bCs/>
       </w:rPr>
@@ -12506,6 +12981,7 @@
     </w:tblStylePr>
     <w:tblStylePr w:type="lastRow">
       <w:rPr>
+        <w:rFonts w:eastAsia="黑体"/>
         <w:b/>
         <w:bCs/>
         <w:color w:themeColor="background1" w:val="FFFFFF"/>
@@ -12520,6 +12996,7 @@
     </w:tblStylePr>
     <w:tblStylePr w:type="firstCol">
       <w:rPr>
+        <w:rFonts w:eastAsia="黑体"/>
         <w:color w:themeColor="background1" w:val="FFFFFF"/>
       </w:rPr>
       <w:tblPr/>
@@ -12537,6 +13014,7 @@
     </w:tblStylePr>
     <w:tblStylePr w:type="lastCol">
       <w:rPr>
+        <w:rFonts w:eastAsia="黑体"/>
         <w:color w:themeColor="background1" w:val="FFFFFF"/>
       </w:rPr>
       <w:tblPr/>
@@ -12566,11 +13044,13 @@
     </w:tblStylePr>
     <w:tblStylePr w:type="neCell">
       <w:rPr>
+        <w:rFonts w:eastAsia="黑体"/>
         <w:color w:themeColor="text1" w:val="000000"/>
       </w:rPr>
     </w:tblStylePr>
     <w:tblStylePr w:type="nwCell">
       <w:rPr>
+        <w:rFonts w:eastAsia="黑体"/>
         <w:color w:themeColor="text1" w:val="000000"/>
       </w:rPr>
     </w:tblStylePr>
@@ -12584,6 +13064,7 @@
       <w:spacing w:after="0" w:line="240" w:lineRule="auto"/>
     </w:pPr>
     <w:rPr>
+      <w:rFonts w:eastAsia="黑体"/>
       <w:color w:themeColor="text1" w:val="000000"/>
     </w:rPr>
     <w:tblPr>
@@ -12610,6 +13091,7 @@
     </w:tcPr>
     <w:tblStylePr w:type="firstRow">
       <w:rPr>
+        <w:rFonts w:eastAsia="黑体"/>
         <w:b/>
         <w:bCs/>
       </w:rPr>
@@ -12628,6 +13110,7 @@
     </w:tblStylePr>
     <w:tblStylePr w:type="lastRow">
       <w:rPr>
+        <w:rFonts w:eastAsia="黑体"/>
         <w:b/>
         <w:bCs/>
         <w:color w:themeColor="background1" w:val="FFFFFF"/>
@@ -12642,6 +13125,7 @@
     </w:tblStylePr>
     <w:tblStylePr w:type="firstCol">
       <w:rPr>
+        <w:rFonts w:eastAsia="黑体"/>
         <w:color w:themeColor="background1" w:val="FFFFFF"/>
       </w:rPr>
       <w:tblPr/>
@@ -12659,6 +13143,7 @@
     </w:tblStylePr>
     <w:tblStylePr w:type="lastCol">
       <w:rPr>
+        <w:rFonts w:eastAsia="黑体"/>
         <w:color w:themeColor="background1" w:val="FFFFFF"/>
       </w:rPr>
       <w:tblPr/>
@@ -12688,11 +13173,13 @@
     </w:tblStylePr>
     <w:tblStylePr w:type="neCell">
       <w:rPr>
+        <w:rFonts w:eastAsia="黑体"/>
         <w:color w:themeColor="text1" w:val="000000"/>
       </w:rPr>
     </w:tblStylePr>
     <w:tblStylePr w:type="nwCell">
       <w:rPr>
+        <w:rFonts w:eastAsia="黑体"/>
         <w:color w:themeColor="text1" w:val="000000"/>
       </w:rPr>
     </w:tblStylePr>
@@ -12706,6 +13193,7 @@
       <w:spacing w:after="0" w:line="240" w:lineRule="auto"/>
     </w:pPr>
     <w:rPr>
+      <w:rFonts w:eastAsia="黑体"/>
       <w:color w:themeColor="text1" w:val="000000"/>
     </w:rPr>
     <w:tblPr>
@@ -12732,6 +13220,7 @@
     </w:tcPr>
     <w:tblStylePr w:type="firstRow">
       <w:rPr>
+        <w:rFonts w:eastAsia="黑体"/>
         <w:b/>
         <w:bCs/>
       </w:rPr>
@@ -12750,6 +13239,7 @@
     </w:tblStylePr>
     <w:tblStylePr w:type="lastRow">
       <w:rPr>
+        <w:rFonts w:eastAsia="黑体"/>
         <w:b/>
         <w:bCs/>
         <w:color w:themeColor="background1" w:val="FFFFFF"/>
@@ -12764,6 +13254,7 @@
     </w:tblStylePr>
     <w:tblStylePr w:type="firstCol">
       <w:rPr>
+        <w:rFonts w:eastAsia="黑体"/>
         <w:color w:themeColor="background1" w:val="FFFFFF"/>
       </w:rPr>
       <w:tblPr/>
@@ -12781,6 +13272,7 @@
     </w:tblStylePr>
     <w:tblStylePr w:type="lastCol">
       <w:rPr>
+        <w:rFonts w:eastAsia="黑体"/>
         <w:color w:themeColor="background1" w:val="FFFFFF"/>
       </w:rPr>
       <w:tblPr/>
@@ -12810,11 +13302,13 @@
     </w:tblStylePr>
     <w:tblStylePr w:type="neCell">
       <w:rPr>
+        <w:rFonts w:eastAsia="黑体"/>
         <w:color w:themeColor="text1" w:val="000000"/>
       </w:rPr>
     </w:tblStylePr>
     <w:tblStylePr w:type="nwCell">
       <w:rPr>
+        <w:rFonts w:eastAsia="黑体"/>
         <w:color w:themeColor="text1" w:val="000000"/>
       </w:rPr>
     </w:tblStylePr>
@@ -12828,6 +13322,7 @@
       <w:spacing w:after="0" w:line="240" w:lineRule="auto"/>
     </w:pPr>
     <w:rPr>
+      <w:rFonts w:eastAsia="黑体"/>
       <w:color w:themeColor="text1" w:val="000000"/>
     </w:rPr>
     <w:tblPr>
@@ -12854,6 +13349,7 @@
     </w:tcPr>
     <w:tblStylePr w:type="firstRow">
       <w:rPr>
+        <w:rFonts w:eastAsia="黑体"/>
         <w:b/>
         <w:bCs/>
       </w:rPr>
@@ -12872,6 +13368,7 @@
     </w:tblStylePr>
     <w:tblStylePr w:type="lastRow">
       <w:rPr>
+        <w:rFonts w:eastAsia="黑体"/>
         <w:b/>
         <w:bCs/>
         <w:color w:themeColor="background1" w:val="FFFFFF"/>
@@ -12886,6 +13383,7 @@
     </w:tblStylePr>
     <w:tblStylePr w:type="firstCol">
       <w:rPr>
+        <w:rFonts w:eastAsia="黑体"/>
         <w:color w:themeColor="background1" w:val="FFFFFF"/>
       </w:rPr>
       <w:tblPr/>
@@ -12903,6 +13401,7 @@
     </w:tblStylePr>
     <w:tblStylePr w:type="lastCol">
       <w:rPr>
+        <w:rFonts w:eastAsia="黑体"/>
         <w:color w:themeColor="background1" w:val="FFFFFF"/>
       </w:rPr>
       <w:tblPr/>
@@ -12940,6 +13439,7 @@
       <w:spacing w:after="0" w:line="240" w:lineRule="auto"/>
     </w:pPr>
     <w:rPr>
+      <w:rFonts w:eastAsia="黑体"/>
       <w:color w:themeColor="text1" w:val="000000"/>
     </w:rPr>
     <w:tblPr>
@@ -12966,6 +13466,7 @@
     </w:tcPr>
     <w:tblStylePr w:type="firstRow">
       <w:rPr>
+        <w:rFonts w:eastAsia="黑体"/>
         <w:b/>
         <w:bCs/>
       </w:rPr>
@@ -12984,6 +13485,7 @@
     </w:tblStylePr>
     <w:tblStylePr w:type="lastRow">
       <w:rPr>
+        <w:rFonts w:eastAsia="黑体"/>
         <w:b/>
         <w:bCs/>
         <w:color w:themeColor="background1" w:val="FFFFFF"/>
@@ -12998,6 +13500,7 @@
     </w:tblStylePr>
     <w:tblStylePr w:type="firstCol">
       <w:rPr>
+        <w:rFonts w:eastAsia="黑体"/>
         <w:color w:themeColor="background1" w:val="FFFFFF"/>
       </w:rPr>
       <w:tblPr/>
@@ -13015,6 +13518,7 @@
     </w:tblStylePr>
     <w:tblStylePr w:type="lastCol">
       <w:rPr>
+        <w:rFonts w:eastAsia="黑体"/>
         <w:color w:themeColor="background1" w:val="FFFFFF"/>
       </w:rPr>
       <w:tblPr/>
@@ -13044,11 +13548,13 @@
     </w:tblStylePr>
     <w:tblStylePr w:type="neCell">
       <w:rPr>
+        <w:rFonts w:eastAsia="黑体"/>
         <w:color w:themeColor="text1" w:val="000000"/>
       </w:rPr>
     </w:tblStylePr>
     <w:tblStylePr w:type="nwCell">
       <w:rPr>
+        <w:rFonts w:eastAsia="黑体"/>
         <w:color w:themeColor="text1" w:val="000000"/>
       </w:rPr>
     </w:tblStylePr>
@@ -13062,6 +13568,7 @@
       <w:spacing w:after="0" w:line="240" w:lineRule="auto"/>
     </w:pPr>
     <w:rPr>
+      <w:rFonts w:eastAsia="黑体"/>
       <w:color w:themeColor="text1" w:val="000000"/>
     </w:rPr>
     <w:tblPr>
@@ -13088,6 +13595,7 @@
     </w:tcPr>
     <w:tblStylePr w:type="firstRow">
       <w:rPr>
+        <w:rFonts w:eastAsia="黑体"/>
         <w:b/>
         <w:bCs/>
       </w:rPr>
@@ -13106,6 +13614,7 @@
     </w:tblStylePr>
     <w:tblStylePr w:type="lastRow">
       <w:rPr>
+        <w:rFonts w:eastAsia="黑体"/>
         <w:b/>
         <w:bCs/>
         <w:color w:themeColor="background1" w:val="FFFFFF"/>
@@ -13120,6 +13629,7 @@
     </w:tblStylePr>
     <w:tblStylePr w:type="firstCol">
       <w:rPr>
+        <w:rFonts w:eastAsia="黑体"/>
         <w:color w:themeColor="background1" w:val="FFFFFF"/>
       </w:rPr>
       <w:tblPr/>
@@ -13137,6 +13647,7 @@
     </w:tblStylePr>
     <w:tblStylePr w:type="lastCol">
       <w:rPr>
+        <w:rFonts w:eastAsia="黑体"/>
         <w:color w:themeColor="background1" w:val="FFFFFF"/>
       </w:rPr>
       <w:tblPr/>
@@ -13166,11 +13677,13 @@
     </w:tblStylePr>
     <w:tblStylePr w:type="neCell">
       <w:rPr>
+        <w:rFonts w:eastAsia="黑体"/>
         <w:color w:themeColor="text1" w:val="000000"/>
       </w:rPr>
     </w:tblStylePr>
     <w:tblStylePr w:type="nwCell">
       <w:rPr>
+        <w:rFonts w:eastAsia="黑体"/>
         <w:color w:themeColor="text1" w:val="000000"/>
       </w:rPr>
     </w:tblStylePr>
@@ -13184,6 +13697,7 @@
       <w:spacing w:after="0" w:line="240" w:lineRule="auto"/>
     </w:pPr>
     <w:rPr>
+      <w:rFonts w:eastAsia="黑体"/>
       <w:color w:themeColor="text1" w:val="000000"/>
     </w:rPr>
     <w:tblPr>
@@ -13210,6 +13724,7 @@
     </w:tcPr>
     <w:tblStylePr w:type="firstRow">
       <w:rPr>
+        <w:rFonts w:eastAsia="黑体"/>
         <w:b/>
         <w:bCs/>
       </w:rPr>
@@ -13228,6 +13743,7 @@
     </w:tblStylePr>
     <w:tblStylePr w:type="lastRow">
       <w:rPr>
+        <w:rFonts w:eastAsia="黑体"/>
         <w:b/>
         <w:bCs/>
         <w:color w:themeColor="background1" w:val="FFFFFF"/>
@@ -13242,6 +13758,7 @@
     </w:tblStylePr>
     <w:tblStylePr w:type="firstCol">
       <w:rPr>
+        <w:rFonts w:eastAsia="黑体"/>
         <w:color w:themeColor="background1" w:val="FFFFFF"/>
       </w:rPr>
       <w:tblPr/>
@@ -13259,6 +13776,7 @@
     </w:tblStylePr>
     <w:tblStylePr w:type="lastCol">
       <w:rPr>
+        <w:rFonts w:eastAsia="黑体"/>
         <w:color w:themeColor="background1" w:val="FFFFFF"/>
       </w:rPr>
       <w:tblPr/>
@@ -13288,11 +13806,13 @@
     </w:tblStylePr>
     <w:tblStylePr w:type="neCell">
       <w:rPr>
+        <w:rFonts w:eastAsia="黑体"/>
         <w:color w:themeColor="text1" w:val="000000"/>
       </w:rPr>
     </w:tblStylePr>
     <w:tblStylePr w:type="nwCell">
       <w:rPr>
+        <w:rFonts w:eastAsia="黑体"/>
         <w:color w:themeColor="text1" w:val="000000"/>
       </w:rPr>
     </w:tblStylePr>
@@ -13306,6 +13826,7 @@
       <w:spacing w:after="0" w:line="240" w:lineRule="auto"/>
     </w:pPr>
     <w:rPr>
+      <w:rFonts w:eastAsia="黑体"/>
       <w:color w:themeColor="text1" w:val="000000"/>
     </w:rPr>
     <w:tblPr>
@@ -13324,6 +13845,7 @@
     </w:tcPr>
     <w:tblStylePr w:type="firstRow">
       <w:rPr>
+        <w:rFonts w:eastAsia="黑体"/>
         <w:b/>
         <w:bCs/>
         <w:color w:themeColor="background1" w:val="FFFFFF"/>
@@ -13338,6 +13860,7 @@
     </w:tblStylePr>
     <w:tblStylePr w:type="lastRow">
       <w:rPr>
+        <w:rFonts w:eastAsia="黑体"/>
         <w:b/>
         <w:bCs/>
         <w:color w:themeColor="accent2" w:themeShade="CC" w:val="9E3A38"/>
@@ -13352,12 +13875,14 @@
     </w:tblStylePr>
     <w:tblStylePr w:type="firstCol">
       <w:rPr>
+        <w:rFonts w:eastAsia="黑体"/>
         <w:b/>
         <w:bCs/>
       </w:rPr>
     </w:tblStylePr>
     <w:tblStylePr w:type="lastCol">
       <w:rPr>
+        <w:rFonts w:eastAsia="黑体"/>
         <w:b/>
         <w:bCs/>
       </w:rPr>
@@ -13392,6 +13917,7 @@
       <w:spacing w:after="0" w:line="240" w:lineRule="auto"/>
     </w:pPr>
     <w:rPr>
+      <w:rFonts w:eastAsia="黑体"/>
       <w:color w:themeColor="text1" w:val="000000"/>
     </w:rPr>
     <w:tblPr>
@@ -13410,6 +13936,7 @@
     </w:tcPr>
     <w:tblStylePr w:type="firstRow">
       <w:rPr>
+        <w:rFonts w:eastAsia="黑体"/>
         <w:b/>
         <w:bCs/>
         <w:color w:themeColor="background1" w:val="FFFFFF"/>
@@ -13424,6 +13951,7 @@
     </w:tblStylePr>
     <w:tblStylePr w:type="lastRow">
       <w:rPr>
+        <w:rFonts w:eastAsia="黑体"/>
         <w:b/>
         <w:bCs/>
         <w:color w:themeColor="accent2" w:themeShade="CC" w:val="9E3A38"/>
@@ -13438,12 +13966,14 @@
     </w:tblStylePr>
     <w:tblStylePr w:type="firstCol">
       <w:rPr>
+        <w:rFonts w:eastAsia="黑体"/>
         <w:b/>
         <w:bCs/>
       </w:rPr>
     </w:tblStylePr>
     <w:tblStylePr w:type="lastCol">
       <w:rPr>
+        <w:rFonts w:eastAsia="黑体"/>
         <w:b/>
         <w:bCs/>
       </w:rPr>
@@ -13478,6 +14008,7 @@
       <w:spacing w:after="0" w:line="240" w:lineRule="auto"/>
     </w:pPr>
     <w:rPr>
+      <w:rFonts w:eastAsia="黑体"/>
       <w:color w:themeColor="text1" w:val="000000"/>
     </w:rPr>
     <w:tblPr>
@@ -13496,6 +14027,7 @@
     </w:tcPr>
     <w:tblStylePr w:type="firstRow">
       <w:rPr>
+        <w:rFonts w:eastAsia="黑体"/>
         <w:b/>
         <w:bCs/>
         <w:color w:themeColor="background1" w:val="FFFFFF"/>
@@ -13510,6 +14042,7 @@
     </w:tblStylePr>
     <w:tblStylePr w:type="lastRow">
       <w:rPr>
+        <w:rFonts w:eastAsia="黑体"/>
         <w:b/>
         <w:bCs/>
         <w:color w:themeColor="accent2" w:themeShade="CC" w:val="9E3A38"/>
@@ -13524,12 +14057,14 @@
     </w:tblStylePr>
     <w:tblStylePr w:type="firstCol">
       <w:rPr>
+        <w:rFonts w:eastAsia="黑体"/>
         <w:b/>
         <w:bCs/>
       </w:rPr>
     </w:tblStylePr>
     <w:tblStylePr w:type="lastCol">
       <w:rPr>
+        <w:rFonts w:eastAsia="黑体"/>
         <w:b/>
         <w:bCs/>
       </w:rPr>
@@ -13564,6 +14099,7 @@
       <w:spacing w:after="0" w:line="240" w:lineRule="auto"/>
     </w:pPr>
     <w:rPr>
+      <w:rFonts w:eastAsia="黑体"/>
       <w:color w:themeColor="text1" w:val="000000"/>
     </w:rPr>
     <w:tblPr>
@@ -13582,6 +14118,7 @@
     </w:tcPr>
     <w:tblStylePr w:type="firstRow">
       <w:rPr>
+        <w:rFonts w:eastAsia="黑体"/>
         <w:b/>
         <w:bCs/>
         <w:color w:themeColor="background1" w:val="FFFFFF"/>
@@ -13596,6 +14133,7 @@
     </w:tblStylePr>
     <w:tblStylePr w:type="lastRow">
       <w:rPr>
+        <w:rFonts w:eastAsia="黑体"/>
         <w:b/>
         <w:bCs/>
         <w:color w:themeColor="accent4" w:themeShade="CC" w:val="664E82"/>
@@ -13610,12 +14148,14 @@
     </w:tblStylePr>
     <w:tblStylePr w:type="firstCol">
       <w:rPr>
+        <w:rFonts w:eastAsia="黑体"/>
         <w:b/>
         <w:bCs/>
       </w:rPr>
     </w:tblStylePr>
     <w:tblStylePr w:type="lastCol">
       <w:rPr>
+        <w:rFonts w:eastAsia="黑体"/>
         <w:b/>
         <w:bCs/>
       </w:rPr>
@@ -13650,6 +14190,7 @@
       <w:spacing w:after="0" w:line="240" w:lineRule="auto"/>
     </w:pPr>
     <w:rPr>
+      <w:rFonts w:eastAsia="黑体"/>
       <w:color w:themeColor="text1" w:val="000000"/>
     </w:rPr>
     <w:tblPr>
@@ -13668,6 +14209,7 @@
     </w:tcPr>
     <w:tblStylePr w:type="firstRow">
       <w:rPr>
+        <w:rFonts w:eastAsia="黑体"/>
         <w:b/>
         <w:bCs/>
         <w:color w:themeColor="background1" w:val="FFFFFF"/>
@@ -13682,6 +14224,7 @@
     </w:tblStylePr>
     <w:tblStylePr w:type="lastRow">
       <w:rPr>
+        <w:rFonts w:eastAsia="黑体"/>
         <w:b/>
         <w:bCs/>
         <w:color w:themeColor="accent3" w:themeShade="CC" w:val="7E9C40"/>
@@ -13696,12 +14239,14 @@
     </w:tblStylePr>
     <w:tblStylePr w:type="firstCol">
       <w:rPr>
+        <w:rFonts w:eastAsia="黑体"/>
         <w:b/>
         <w:bCs/>
       </w:rPr>
     </w:tblStylePr>
     <w:tblStylePr w:type="lastCol">
       <w:rPr>
+        <w:rFonts w:eastAsia="黑体"/>
         <w:b/>
         <w:bCs/>
       </w:rPr>
@@ -13736,6 +14281,7 @@
       <w:spacing w:after="0" w:line="240" w:lineRule="auto"/>
     </w:pPr>
     <w:rPr>
+      <w:rFonts w:eastAsia="黑体"/>
       <w:color w:themeColor="text1" w:val="000000"/>
     </w:rPr>
     <w:tblPr>
@@ -13754,6 +14300,7 @@
     </w:tcPr>
     <w:tblStylePr w:type="firstRow">
       <w:rPr>
+        <w:rFonts w:eastAsia="黑体"/>
         <w:b/>
         <w:bCs/>
         <w:color w:themeColor="background1" w:val="FFFFFF"/>
@@ -13768,6 +14315,7 @@
     </w:tblStylePr>
     <w:tblStylePr w:type="lastRow">
       <w:rPr>
+        <w:rFonts w:eastAsia="黑体"/>
         <w:b/>
         <w:bCs/>
         <w:color w:themeColor="accent6" w:themeShade="CC" w:val="F2730A"/>
@@ -13782,12 +14330,14 @@
     </w:tblStylePr>
     <w:tblStylePr w:type="firstCol">
       <w:rPr>
+        <w:rFonts w:eastAsia="黑体"/>
         <w:b/>
         <w:bCs/>
       </w:rPr>
     </w:tblStylePr>
     <w:tblStylePr w:type="lastCol">
       <w:rPr>
+        <w:rFonts w:eastAsia="黑体"/>
         <w:b/>
         <w:bCs/>
       </w:rPr>
@@ -13822,6 +14372,7 @@
       <w:spacing w:after="0" w:line="240" w:lineRule="auto"/>
     </w:pPr>
     <w:rPr>
+      <w:rFonts w:eastAsia="黑体"/>
       <w:color w:themeColor="text1" w:val="000000"/>
     </w:rPr>
     <w:tblPr>
@@ -13840,6 +14391,7 @@
     </w:tcPr>
     <w:tblStylePr w:type="firstRow">
       <w:rPr>
+        <w:rFonts w:eastAsia="黑体"/>
         <w:b/>
         <w:bCs/>
         <w:color w:themeColor="background1" w:val="FFFFFF"/>
@@ -13854,6 +14406,7 @@
     </w:tblStylePr>
     <w:tblStylePr w:type="lastRow">
       <w:rPr>
+        <w:rFonts w:eastAsia="黑体"/>
         <w:b/>
         <w:bCs/>
         <w:color w:themeColor="accent5" w:themeShade="CC" w:val="348DA5"/>
@@ -13868,12 +14421,14 @@
     </w:tblStylePr>
     <w:tblStylePr w:type="firstCol">
       <w:rPr>
+        <w:rFonts w:eastAsia="黑体"/>
         <w:b/>
         <w:bCs/>
       </w:rPr>
     </w:tblStylePr>
     <w:tblStylePr w:type="lastCol">
       <w:rPr>
+        <w:rFonts w:eastAsia="黑体"/>
         <w:b/>
         <w:bCs/>
       </w:rPr>
@@ -13908,6 +14463,7 @@
       <w:spacing w:after="0" w:line="240" w:lineRule="auto"/>
     </w:pPr>
     <w:rPr>
+      <w:rFonts w:eastAsia="黑体"/>
       <w:color w:themeColor="text1" w:val="000000"/>
     </w:rPr>
     <w:tblPr>
@@ -13929,6 +14485,7 @@
     </w:tcPr>
     <w:tblStylePr w:type="firstRow">
       <w:rPr>
+        <w:rFonts w:eastAsia="黑体"/>
         <w:b/>
         <w:bCs/>
       </w:rPr>
@@ -13939,6 +14496,7 @@
     </w:tblStylePr>
     <w:tblStylePr w:type="lastRow">
       <w:rPr>
+        <w:rFonts w:eastAsia="黑体"/>
         <w:b/>
         <w:bCs/>
         <w:color w:themeColor="text1" w:val="000000"/>
@@ -13950,6 +14508,7 @@
     </w:tblStylePr>
     <w:tblStylePr w:type="firstCol">
       <w:rPr>
+        <w:rFonts w:eastAsia="黑体"/>
         <w:color w:themeColor="background1" w:val="FFFFFF"/>
       </w:rPr>
       <w:tblPr/>
@@ -13959,6 +14518,7 @@
     </w:tblStylePr>
     <w:tblStylePr w:type="lastCol">
       <w:rPr>
+        <w:rFonts w:eastAsia="黑体"/>
         <w:color w:themeColor="background1" w:val="FFFFFF"/>
       </w:rPr>
       <w:tblPr/>
@@ -13988,6 +14548,7 @@
       <w:spacing w:after="0" w:line="240" w:lineRule="auto"/>
     </w:pPr>
     <w:rPr>
+      <w:rFonts w:eastAsia="黑体"/>
       <w:color w:themeColor="text1" w:val="000000"/>
     </w:rPr>
     <w:tblPr>
@@ -14009,6 +14570,7 @@
     </w:tcPr>
     <w:tblStylePr w:type="firstRow">
       <w:rPr>
+        <w:rFonts w:eastAsia="黑体"/>
         <w:b/>
         <w:bCs/>
       </w:rPr>
@@ -14019,6 +14581,7 @@
     </w:tblStylePr>
     <w:tblStylePr w:type="lastRow">
       <w:rPr>
+        <w:rFonts w:eastAsia="黑体"/>
         <w:b/>
         <w:bCs/>
         <w:color w:themeColor="text1" w:val="000000"/>
@@ -14030,6 +14593,7 @@
     </w:tblStylePr>
     <w:tblStylePr w:type="firstCol">
       <w:rPr>
+        <w:rFonts w:eastAsia="黑体"/>
         <w:color w:themeColor="background1" w:val="FFFFFF"/>
       </w:rPr>
       <w:tblPr/>
@@ -14039,6 +14603,7 @@
     </w:tblStylePr>
     <w:tblStylePr w:type="lastCol">
       <w:rPr>
+        <w:rFonts w:eastAsia="黑体"/>
         <w:color w:themeColor="background1" w:val="FFFFFF"/>
       </w:rPr>
       <w:tblPr/>
@@ -14068,6 +14633,7 @@
       <w:spacing w:after="0" w:line="240" w:lineRule="auto"/>
     </w:pPr>
     <w:rPr>
+      <w:rFonts w:eastAsia="黑体"/>
       <w:color w:themeColor="text1" w:val="000000"/>
     </w:rPr>
     <w:tblPr>
@@ -14089,6 +14655,7 @@
     </w:tcPr>
     <w:tblStylePr w:type="firstRow">
       <w:rPr>
+        <w:rFonts w:eastAsia="黑体"/>
         <w:b/>
         <w:bCs/>
       </w:rPr>
@@ -14099,6 +14666,7 @@
     </w:tblStylePr>
     <w:tblStylePr w:type="lastRow">
       <w:rPr>
+        <w:rFonts w:eastAsia="黑体"/>
         <w:b/>
         <w:bCs/>
         <w:color w:themeColor="text1" w:val="000000"/>
@@ -14110,6 +14678,7 @@
     </w:tblStylePr>
     <w:tblStylePr w:type="firstCol">
       <w:rPr>
+        <w:rFonts w:eastAsia="黑体"/>
         <w:color w:themeColor="background1" w:val="FFFFFF"/>
       </w:rPr>
       <w:tblPr/>
@@ -14119,6 +14688,7 @@
     </w:tblStylePr>
     <w:tblStylePr w:type="lastCol">
       <w:rPr>
+        <w:rFonts w:eastAsia="黑体"/>
         <w:color w:themeColor="background1" w:val="FFFFFF"/>
       </w:rPr>
       <w:tblPr/>
@@ -14148,6 +14718,7 @@
       <w:spacing w:after="0" w:line="240" w:lineRule="auto"/>
     </w:pPr>
     <w:rPr>
+      <w:rFonts w:eastAsia="黑体"/>
       <w:color w:themeColor="text1" w:val="000000"/>
     </w:rPr>
     <w:tblPr>
@@ -14169,6 +14740,7 @@
     </w:tcPr>
     <w:tblStylePr w:type="firstRow">
       <w:rPr>
+        <w:rFonts w:eastAsia="黑体"/>
         <w:b/>
         <w:bCs/>
       </w:rPr>
@@ -14179,6 +14751,7 @@
     </w:tblStylePr>
     <w:tblStylePr w:type="lastRow">
       <w:rPr>
+        <w:rFonts w:eastAsia="黑体"/>
         <w:b/>
         <w:bCs/>
         <w:color w:themeColor="text1" w:val="000000"/>
@@ -14190,6 +14763,7 @@
     </w:tblStylePr>
     <w:tblStylePr w:type="firstCol">
       <w:rPr>
+        <w:rFonts w:eastAsia="黑体"/>
         <w:color w:themeColor="background1" w:val="FFFFFF"/>
       </w:rPr>
       <w:tblPr/>
@@ -14199,6 +14773,7 @@
     </w:tblStylePr>
     <w:tblStylePr w:type="lastCol">
       <w:rPr>
+        <w:rFonts w:eastAsia="黑体"/>
         <w:color w:themeColor="background1" w:val="FFFFFF"/>
       </w:rPr>
       <w:tblPr/>
@@ -14228,6 +14803,7 @@
       <w:spacing w:after="0" w:line="240" w:lineRule="auto"/>
     </w:pPr>
     <w:rPr>
+      <w:rFonts w:eastAsia="黑体"/>
       <w:color w:themeColor="text1" w:val="000000"/>
     </w:rPr>
     <w:tblPr>
@@ -14249,6 +14825,7 @@
     </w:tcPr>
     <w:tblStylePr w:type="firstRow">
       <w:rPr>
+        <w:rFonts w:eastAsia="黑体"/>
         <w:b/>
         <w:bCs/>
       </w:rPr>
@@ -14259,6 +14836,7 @@
     </w:tblStylePr>
     <w:tblStylePr w:type="lastRow">
       <w:rPr>
+        <w:rFonts w:eastAsia="黑体"/>
         <w:b/>
         <w:bCs/>
         <w:color w:themeColor="text1" w:val="000000"/>
@@ -14270,6 +14848,7 @@
     </w:tblStylePr>
     <w:tblStylePr w:type="firstCol">
       <w:rPr>
+        <w:rFonts w:eastAsia="黑体"/>
         <w:color w:themeColor="background1" w:val="FFFFFF"/>
       </w:rPr>
       <w:tblPr/>
@@ -14279,6 +14858,7 @@
     </w:tblStylePr>
     <w:tblStylePr w:type="lastCol">
       <w:rPr>
+        <w:rFonts w:eastAsia="黑体"/>
         <w:color w:themeColor="background1" w:val="FFFFFF"/>
       </w:rPr>
       <w:tblPr/>
@@ -14308,6 +14888,7 @@
       <w:spacing w:after="0" w:line="240" w:lineRule="auto"/>
     </w:pPr>
     <w:rPr>
+      <w:rFonts w:eastAsia="黑体"/>
       <w:color w:themeColor="text1" w:val="000000"/>
     </w:rPr>
     <w:tblPr>
@@ -14329,6 +14910,7 @@
     </w:tcPr>
     <w:tblStylePr w:type="firstRow">
       <w:rPr>
+        <w:rFonts w:eastAsia="黑体"/>
         <w:b/>
         <w:bCs/>
       </w:rPr>
@@ -14339,6 +14921,7 @@
     </w:tblStylePr>
     <w:tblStylePr w:type="lastRow">
       <w:rPr>
+        <w:rFonts w:eastAsia="黑体"/>
         <w:b/>
         <w:bCs/>
         <w:color w:themeColor="text1" w:val="000000"/>
@@ -14350,6 +14933,7 @@
     </w:tblStylePr>
     <w:tblStylePr w:type="firstCol">
       <w:rPr>
+        <w:rFonts w:eastAsia="黑体"/>
         <w:color w:themeColor="background1" w:val="FFFFFF"/>
       </w:rPr>
       <w:tblPr/>
@@ -14359,6 +14943,7 @@
     </w:tblStylePr>
     <w:tblStylePr w:type="lastCol">
       <w:rPr>
+        <w:rFonts w:eastAsia="黑体"/>
         <w:color w:themeColor="background1" w:val="FFFFFF"/>
       </w:rPr>
       <w:tblPr/>
@@ -14388,6 +14973,7 @@
       <w:spacing w:after="0" w:line="240" w:lineRule="auto"/>
     </w:pPr>
     <w:rPr>
+      <w:rFonts w:eastAsia="黑体"/>
       <w:color w:themeColor="text1" w:val="000000"/>
     </w:rPr>
     <w:tblPr>
@@ -14409,6 +14995,7 @@
     </w:tcPr>
     <w:tblStylePr w:type="firstRow">
       <w:rPr>
+        <w:rFonts w:eastAsia="黑体"/>
         <w:b/>
         <w:bCs/>
       </w:rPr>
@@ -14419,6 +15006,7 @@
     </w:tblStylePr>
     <w:tblStylePr w:type="lastRow">
       <w:rPr>
+        <w:rFonts w:eastAsia="黑体"/>
         <w:b/>
         <w:bCs/>
         <w:color w:themeColor="text1" w:val="000000"/>
@@ -14430,6 +15018,7 @@
     </w:tblStylePr>
     <w:tblStylePr w:type="firstCol">
       <w:rPr>
+        <w:rFonts w:eastAsia="黑体"/>
         <w:color w:themeColor="background1" w:val="FFFFFF"/>
       </w:rPr>
       <w:tblPr/>
@@ -14439,6 +15028,7 @@
     </w:tblStylePr>
     <w:tblStylePr w:type="lastCol">
       <w:rPr>
+        <w:rFonts w:eastAsia="黑体"/>
         <w:color w:themeColor="background1" w:val="FFFFFF"/>
       </w:rPr>
       <w:tblPr/>
@@ -14471,6 +15061,7 @@
     <w:name w:val="KeywordTok"/>
     <w:basedOn w:val="VerbatimChar"/>
     <w:rPr>
+      <w:rFonts w:eastAsia="黑体"/>
       <w:b/>
       <w:color w:val="007020"/>
     </w:rPr>
@@ -14479,6 +15070,7 @@
     <w:name w:val="DataTypeTok"/>
     <w:basedOn w:val="VerbatimChar"/>
     <w:rPr>
+      <w:rFonts w:eastAsia="黑体"/>
       <w:color w:val="902000"/>
     </w:rPr>
   </w:style>
@@ -14486,6 +15078,7 @@
     <w:name w:val="DecValTok"/>
     <w:basedOn w:val="VerbatimChar"/>
     <w:rPr>
+      <w:rFonts w:eastAsia="黑体"/>
       <w:color w:val="40a070"/>
     </w:rPr>
   </w:style>
@@ -14493,6 +15086,7 @@
     <w:name w:val="BaseNTok"/>
     <w:basedOn w:val="VerbatimChar"/>
     <w:rPr>
+      <w:rFonts w:eastAsia="黑体"/>
       <w:color w:val="40a070"/>
     </w:rPr>
   </w:style>
@@ -14500,6 +15094,7 @@
     <w:name w:val="FloatTok"/>
     <w:basedOn w:val="VerbatimChar"/>
     <w:rPr>
+      <w:rFonts w:eastAsia="黑体"/>
       <w:color w:val="40a070"/>
     </w:rPr>
   </w:style>
@@ -14507,6 +15102,7 @@
     <w:name w:val="ConstantTok"/>
     <w:basedOn w:val="VerbatimChar"/>
     <w:rPr>
+      <w:rFonts w:eastAsia="黑体"/>
       <w:color w:val="880000"/>
     </w:rPr>
   </w:style>
@@ -14514,6 +15110,7 @@
     <w:name w:val="CharTok"/>
     <w:basedOn w:val="VerbatimChar"/>
     <w:rPr>
+      <w:rFonts w:eastAsia="黑体"/>
       <w:color w:val="4070a0"/>
     </w:rPr>
   </w:style>
@@ -14521,6 +15118,7 @@
     <w:name w:val="SpecialCharTok"/>
     <w:basedOn w:val="VerbatimChar"/>
     <w:rPr>
+      <w:rFonts w:eastAsia="黑体"/>
       <w:color w:val="4070a0"/>
     </w:rPr>
   </w:style>
@@ -14528,6 +15126,7 @@
     <w:name w:val="StringTok"/>
     <w:basedOn w:val="VerbatimChar"/>
     <w:rPr>
+      <w:rFonts w:eastAsia="黑体"/>
       <w:color w:val="4070a0"/>
     </w:rPr>
   </w:style>
@@ -14535,6 +15134,7 @@
     <w:name w:val="VerbatimStringTok"/>
     <w:basedOn w:val="VerbatimChar"/>
     <w:rPr>
+      <w:rFonts w:eastAsia="黑体"/>
       <w:color w:val="4070a0"/>
     </w:rPr>
   </w:style>
@@ -14542,6 +15142,7 @@
     <w:name w:val="SpecialStringTok"/>
     <w:basedOn w:val="VerbatimChar"/>
     <w:rPr>
+      <w:rFonts w:eastAsia="黑体"/>
       <w:color w:val="bb6688"/>
     </w:rPr>
   </w:style>
@@ -14549,6 +15150,7 @@
     <w:name w:val="ImportTok"/>
     <w:basedOn w:val="VerbatimChar"/>
     <w:rPr>
+      <w:rFonts w:eastAsia="黑体"/>
       <w:b/>
       <w:color w:val="008000"/>
     </w:rPr>
@@ -14557,6 +15159,7 @@
     <w:name w:val="CommentTok"/>
     <w:basedOn w:val="VerbatimChar"/>
     <w:rPr>
+      <w:rFonts w:eastAsia="黑体"/>
       <w:i/>
       <w:color w:val="60a0b0"/>
     </w:rPr>
@@ -14565,6 +15168,7 @@
     <w:name w:val="DocumentationTok"/>
     <w:basedOn w:val="VerbatimChar"/>
     <w:rPr>
+      <w:rFonts w:eastAsia="黑体"/>
       <w:i/>
       <w:color w:val="ba2121"/>
     </w:rPr>
@@ -14573,6 +15177,7 @@
     <w:name w:val="AnnotationTok"/>
     <w:basedOn w:val="VerbatimChar"/>
     <w:rPr>
+      <w:rFonts w:eastAsia="黑体"/>
       <w:b/>
       <w:i/>
       <w:color w:val="60a0b0"/>
@@ -14582,6 +15187,7 @@
     <w:name w:val="CommentVarTok"/>
     <w:basedOn w:val="VerbatimChar"/>
     <w:rPr>
+      <w:rFonts w:eastAsia="黑体"/>
       <w:b/>
       <w:i/>
       <w:color w:val="60a0b0"/>
@@ -14591,6 +15197,7 @@
     <w:name w:val="OtherTok"/>
     <w:basedOn w:val="VerbatimChar"/>
     <w:rPr>
+      <w:rFonts w:eastAsia="黑体"/>
       <w:color w:val="007020"/>
     </w:rPr>
   </w:style>
@@ -14598,6 +15205,7 @@
     <w:name w:val="FunctionTok"/>
     <w:basedOn w:val="VerbatimChar"/>
     <w:rPr>
+      <w:rFonts w:eastAsia="黑体"/>
       <w:color w:val="06287e"/>
     </w:rPr>
   </w:style>
@@ -14605,6 +15213,7 @@
     <w:name w:val="VariableTok"/>
     <w:basedOn w:val="VerbatimChar"/>
     <w:rPr>
+      <w:rFonts w:eastAsia="黑体"/>
       <w:color w:val="19177c"/>
     </w:rPr>
   </w:style>
@@ -14612,6 +15221,7 @@
     <w:name w:val="ControlFlowTok"/>
     <w:basedOn w:val="VerbatimChar"/>
     <w:rPr>
+      <w:rFonts w:eastAsia="黑体"/>
       <w:b/>
       <w:color w:val="007020"/>
     </w:rPr>
@@ -14620,6 +15230,7 @@
     <w:name w:val="OperatorTok"/>
     <w:basedOn w:val="VerbatimChar"/>
     <w:rPr>
+      <w:rFonts w:eastAsia="黑体"/>
       <w:color w:val="666666"/>
     </w:rPr>
   </w:style>
@@ -14627,18 +15238,22 @@
     <w:name w:val="BuiltInTok"/>
     <w:basedOn w:val="VerbatimChar"/>
     <w:rPr>
+      <w:rFonts w:eastAsia="黑体"/>
       <w:color w:val="008000"/>
     </w:rPr>
   </w:style>
   <w:style w:type="character" w:customStyle="1" w:styleId="ExtensionTok">
     <w:name w:val="ExtensionTok"/>
     <w:basedOn w:val="VerbatimChar"/>
-    <w:rPr/>
+    <w:rPr>
+      <w:rFonts w:eastAsia="黑体"/>
+    </w:rPr>
   </w:style>
   <w:style w:type="character" w:customStyle="1" w:styleId="PreprocessorTok">
     <w:name w:val="PreprocessorTok"/>
     <w:basedOn w:val="VerbatimChar"/>
     <w:rPr>
+      <w:rFonts w:eastAsia="黑体"/>
       <w:color w:val="bc7a00"/>
     </w:rPr>
   </w:style>
@@ -14646,18 +15261,22 @@
     <w:name w:val="AttributeTok"/>
     <w:basedOn w:val="VerbatimChar"/>
     <w:rPr>
+      <w:rFonts w:eastAsia="黑体"/>
       <w:color w:val="7d9029"/>
     </w:rPr>
   </w:style>
   <w:style w:type="character" w:customStyle="1" w:styleId="RegionMarkerTok">
     <w:name w:val="RegionMarkerTok"/>
     <w:basedOn w:val="VerbatimChar"/>
-    <w:rPr/>
+    <w:rPr>
+      <w:rFonts w:eastAsia="黑体"/>
+    </w:rPr>
   </w:style>
   <w:style w:type="character" w:customStyle="1" w:styleId="InformationTok">
     <w:name w:val="InformationTok"/>
     <w:basedOn w:val="VerbatimChar"/>
     <w:rPr>
+      <w:rFonts w:eastAsia="黑体"/>
       <w:b/>
       <w:i/>
       <w:color w:val="60a0b0"/>
@@ -14667,6 +15286,7 @@
     <w:name w:val="WarningTok"/>
     <w:basedOn w:val="VerbatimChar"/>
     <w:rPr>
+      <w:rFonts w:eastAsia="黑体"/>
       <w:b/>
       <w:i/>
       <w:color w:val="60a0b0"/>
@@ -14676,6 +15296,7 @@
     <w:name w:val="AlertTok"/>
     <w:basedOn w:val="VerbatimChar"/>
     <w:rPr>
+      <w:rFonts w:eastAsia="黑体"/>
       <w:b/>
       <w:color w:val="ff0000"/>
     </w:rPr>
@@ -14684,6 +15305,7 @@
     <w:name w:val="ErrorTok"/>
     <w:basedOn w:val="VerbatimChar"/>
     <w:rPr>
+      <w:rFonts w:eastAsia="黑体"/>
       <w:b/>
       <w:color w:val="ff0000"/>
     </w:rPr>
@@ -14691,7 +15313,9 @@
   <w:style w:type="character" w:customStyle="1" w:styleId="NormalTok">
     <w:name w:val="NormalTok"/>
     <w:basedOn w:val="VerbatimChar"/>
-    <w:rPr/>
+    <w:rPr>
+      <w:rFonts w:eastAsia="黑体"/>
+    </w:rPr>
   </w:style>
 </w:styles>
 </file>
@@ -14740,12 +15364,12 @@
     <a:fontScheme name="Office">
       <a:majorFont>
         <a:latin typeface="Calibri"/>
-        <a:ea typeface=""/>
+        <a:ea typeface="黑体"/>
         <a:cs typeface=""/>
         <a:font script="Jpan" typeface="ＭＳ ゴシック"/>
         <a:font script="Hang" typeface="맑은 고딕"/>
-        <a:font script="Hans" typeface="宋体"/>
-        <a:font script="Hant" typeface="新細明體"/>
+        <a:font script="Hans" typeface="黑体"/>
+        <a:font script="Hant" typeface="黑体"/>
         <a:font script="Arab" typeface="Times New Roman"/>
         <a:font script="Hebr" typeface="Times New Roman"/>
         <a:font script="Thai" typeface="Angsana New"/>
@@ -14775,12 +15399,12 @@
       </a:majorFont>
       <a:minorFont>
         <a:latin typeface="Cambria"/>
-        <a:ea typeface=""/>
+        <a:ea typeface="黑体"/>
         <a:cs typeface=""/>
         <a:font script="Jpan" typeface="ＭＳ 明朝"/>
         <a:font script="Hang" typeface="맑은 고딕"/>
-        <a:font script="Hans" typeface="宋体"/>
-        <a:font script="Hant" typeface="新細明體"/>
+        <a:font script="Hans" typeface="黑体"/>
+        <a:font script="Hant" typeface="黑体"/>
         <a:font script="Arab" typeface="Arial"/>
         <a:font script="Hebr" typeface="Arial"/>
         <a:font script="Thai" typeface="Cordia New"/>

--- a/10-保护电路/04-ESD及浪涌保护/ESD静电保护电路/ESD静电保护电路.docx
+++ b/10-保护电路/04-ESD及浪涌保护/ESD静电保护电路/ESD静电保护电路.docx
@@ -2293,7 +2293,7 @@
           <w:color w:val="555555"/>
           <w:sz w:val="21"/>
         </w:rPr>
-        <w:t>材料收集者：杜文杰，WX手机：19519196569，QQ:3478827729</w:t>
+        <w:t>材料收集者：杜文杰，微信/手机：19519196569，QQ:3478827729</w:t>
       </w:r>
     </w:p>
     <w:sectPr>
